--- a/01-电源电路/04-电池充放电管理/被动均衡电路/被动均衡电路.docx
+++ b/01-电源电路/04-电池充放电管理/被动均衡电路/被动均衡电路.docx
@@ -2318,6 +2318,20 @@
     </w:p>
     <w:bookmarkEnd w:id="26"/>
     <w:bookmarkEnd w:id="27"/>
+    <w:p>
+      <w:pPr>
+        <w:spacing w:before="360"/>
+        <w:jc w:val="center"/>
+      </w:pPr>
+      <w:r>
+        <w:rPr>
+          <w:rFonts w:ascii="Times New Roman" w:hAnsi="Times New Roman"/>
+          <w:color w:val="555555"/>
+          <w:sz w:val="21"/>
+        </w:rPr>
+        <w:t>材料收集者：杜文杰</w:t>
+      </w:r>
+    </w:p>
     <w:sectPr>
       <w:headerReference r:id="rId9" w:type="default"/>
       <w:footerReference r:id="rId10" w:type="default"/>

--- a/01-电源电路/04-电池充放电管理/被动均衡电路/被动均衡电路.docx
+++ b/01-电源电路/04-电池充放电管理/被动均衡电路/被动均衡电路.docx
@@ -1,6 +1,6 @@
 
 <file path=word/document.xml><?xml version="1.0" encoding="utf-8"?>
-<w:document xmlns:w="http://schemas.openxmlformats.org/wordprocessingml/2006/main" xmlns:m="http://schemas.openxmlformats.org/officeDocument/2006/math" xmlns:r="http://schemas.openxmlformats.org/officeDocument/2006/relationships" xmlns:o="urn:schemas-microsoft-com:office:office" xmlns:v="urn:schemas-microsoft-com:vml" xmlns:w10="urn:schemas-microsoft-com:office:word" xmlns:a="http://schemas.openxmlformats.org/drawingml/2006/main" xmlns:pic="http://schemas.openxmlformats.org/drawingml/2006/picture" xmlns:wp="http://schemas.openxmlformats.org/drawingml/2006/wordprocessingDrawing">
+<w:document xmlns:m="http://schemas.openxmlformats.org/officeDocument/2006/math" xmlns:r="http://schemas.openxmlformats.org/officeDocument/2006/relationships" xmlns:w="http://schemas.openxmlformats.org/wordprocessingml/2006/main" xmlns:o="urn:schemas-microsoft-com:office:office" xmlns:v="urn:schemas-microsoft-com:vml" xmlns:w10="urn:schemas-microsoft-com:office:word" xmlns:a="http://schemas.openxmlformats.org/drawingml/2006/main" xmlns:pic="http://schemas.openxmlformats.org/drawingml/2006/picture" xmlns:wp="http://schemas.openxmlformats.org/drawingml/2006/wordprocessingDrawing">
   <w:body>
     <w:bookmarkStart w:id="27" w:name="被动均衡电路"/>
     <w:p>
@@ -9,7 +9,7 @@
       </w:pPr>
       <w:r>
         <w:rPr>
-          <w:rFonts w:hint="eastAsia"/>
+          <w:rFonts w:hint="eastAsia" w:eastAsia="黑体"/>
         </w:rPr>
         <w:t xml:space="preserve">被动均衡电路</w:t>
       </w:r>
@@ -21,7 +21,7 @@
       </w:pPr>
       <w:r>
         <w:rPr>
-          <w:rFonts w:hint="eastAsia"/>
+          <w:rFonts w:hint="eastAsia" w:eastAsia="黑体"/>
         </w:rPr>
         <w:t xml:space="preserve">拓扑描述</w:t>
       </w:r>
@@ -32,11 +32,14 @@
       </w:pPr>
       <w:r>
         <w:rPr>
-          <w:rFonts w:hint="eastAsia"/>
+          <w:rFonts w:hint="eastAsia" w:eastAsia="黑体"/>
         </w:rPr>
         <w:t xml:space="preserve">本电路在串联电池组的每个（或若干）单体两端并联一个均衡电阻</w:t>
       </w:r>
       <w:r>
+        <w:rPr>
+          <w:rFonts w:eastAsia="黑体"/>
+        </w:rPr>
         <w:t xml:space="preserve"> </w:t>
       </w:r>
       <m:oMath>
@@ -61,65 +64,86 @@
       </m:oMath>
       <w:r>
         <w:rPr>
-          <w:rFonts w:hint="eastAsia"/>
+          <w:rFonts w:hint="eastAsia" w:eastAsia="黑体"/>
         </w:rPr>
         <w:t xml:space="preserve">（编号</w:t>
       </w:r>
       <w:r>
+        <w:rPr>
+          <w:rFonts w:eastAsia="黑体"/>
+        </w:rPr>
         <w:t xml:space="preserve"> </w:t>
       </w:r>
       <w:r>
         <w:rPr>
-          <w:rFonts w:hint="eastAsia"/>
+          <w:rFonts w:hint="eastAsia" w:eastAsia="黑体"/>
         </w:rPr>
         <w:t xml:space="preserve">R1～Rn），并串以均衡开关（MOSFET</w:t>
       </w:r>
       <w:r>
+        <w:rPr>
+          <w:rFonts w:eastAsia="黑体"/>
+        </w:rPr>
         <w:t xml:space="preserve"> </w:t>
       </w:r>
       <w:r>
         <w:rPr>
-          <w:rFonts w:hint="eastAsia"/>
+          <w:rFonts w:hint="eastAsia" w:eastAsia="黑体"/>
         </w:rPr>
         <w:t xml:space="preserve">或三极管，编号</w:t>
       </w:r>
       <w:r>
+        <w:rPr>
+          <w:rFonts w:eastAsia="黑体"/>
+        </w:rPr>
         <w:t xml:space="preserve"> </w:t>
       </w:r>
       <w:r>
         <w:rPr>
-          <w:rFonts w:hint="eastAsia"/>
+          <w:rFonts w:hint="eastAsia" w:eastAsia="黑体"/>
         </w:rPr>
         <w:t xml:space="preserve">Q1～Qn，或由管理</w:t>
       </w:r>
       <w:r>
+        <w:rPr>
+          <w:rFonts w:eastAsia="黑体"/>
+        </w:rPr>
         <w:t xml:space="preserve"> IC </w:t>
       </w:r>
       <w:r>
         <w:rPr>
-          <w:rFonts w:hint="eastAsia"/>
+          <w:rFonts w:hint="eastAsia" w:eastAsia="黑体"/>
         </w:rPr>
         <w:t xml:space="preserve">内部开关实现），由电池管理监控</w:t>
       </w:r>
       <w:r>
+        <w:rPr>
+          <w:rFonts w:eastAsia="黑体"/>
+        </w:rPr>
         <w:t xml:space="preserve"> </w:t>
       </w:r>
       <w:r>
         <w:rPr>
-          <w:rFonts w:hint="eastAsia"/>
+          <w:rFonts w:hint="eastAsia" w:eastAsia="黑体"/>
         </w:rPr>
         <w:t xml:space="preserve">IC（编号</w:t>
       </w:r>
       <w:r>
+        <w:rPr>
+          <w:rFonts w:eastAsia="黑体"/>
+        </w:rPr>
         <w:t xml:space="preserve"> </w:t>
       </w:r>
       <w:r>
         <w:rPr>
-          <w:rFonts w:hint="eastAsia"/>
+          <w:rFonts w:hint="eastAsia" w:eastAsia="黑体"/>
         </w:rPr>
         <w:t xml:space="preserve">IC1）统一控制。关键节点有：各单体正端抽头节点</w:t>
       </w:r>
       <w:r>
+        <w:rPr>
+          <w:rFonts w:eastAsia="黑体"/>
+        </w:rPr>
         <w:t xml:space="preserve"> </w:t>
       </w:r>
       <m:oMath>
@@ -186,7 +210,7 @@
       </m:oMath>
       <w:r>
         <w:rPr>
-          <w:rFonts w:hint="eastAsia"/>
+          <w:rFonts w:hint="eastAsia" w:eastAsia="黑体"/>
         </w:rPr>
         <w:t xml:space="preserve">（</w:t>
       </w:r>
@@ -205,11 +229,14 @@
         </m:sSub>
       </m:oMath>
       <w:r>
+        <w:rPr>
+          <w:rFonts w:eastAsia="黑体"/>
+        </w:rPr>
         <w:t xml:space="preserve"> </w:t>
       </w:r>
       <w:r>
         <w:rPr>
-          <w:rFonts w:hint="eastAsia"/>
+          <w:rFonts w:hint="eastAsia" w:eastAsia="黑体"/>
         </w:rPr>
         <w:t xml:space="preserve">为最低端、</w:t>
       </w:r>
@@ -228,11 +255,14 @@
         </m:sSub>
       </m:oMath>
       <w:r>
+        <w:rPr>
+          <w:rFonts w:eastAsia="黑体"/>
+        </w:rPr>
         <w:t xml:space="preserve"> </w:t>
       </w:r>
       <w:r>
         <w:rPr>
-          <w:rFonts w:hint="eastAsia"/>
+          <w:rFonts w:hint="eastAsia" w:eastAsia="黑体"/>
         </w:rPr>
         <w:t xml:space="preserve">为最高端，相邻抽头间为一个单体），每个单体对应的旁路支路则跨接在其相邻两个抽头之间。</w:t>
       </w:r>
@@ -241,20 +271,26 @@
       <w:pPr/>
       <w:r>
         <w:rPr>
-          <w:rFonts w:hint="eastAsia"/>
+          <w:rFonts w:hint="eastAsia" w:eastAsia="黑体"/>
         </w:rPr>
         <w:t xml:space="preserve">各元件管脚连接：以第</w:t>
       </w:r>
       <w:r>
+        <w:rPr>
+          <w:rFonts w:eastAsia="黑体"/>
+        </w:rPr>
         <w:t xml:space="preserve"> k </w:t>
       </w:r>
       <w:r>
         <w:rPr>
-          <w:rFonts w:hint="eastAsia"/>
+          <w:rFonts w:hint="eastAsia" w:eastAsia="黑体"/>
         </w:rPr>
         <w:t xml:space="preserve">个单体为例，均衡电阻</w:t>
       </w:r>
       <w:r>
+        <w:rPr>
+          <w:rFonts w:eastAsia="黑体"/>
+        </w:rPr>
         <w:t xml:space="preserve"> </w:t>
       </w:r>
       <m:oMath>
@@ -272,15 +308,21 @@
         </m:sSub>
       </m:oMath>
       <w:r>
+        <w:rPr>
+          <w:rFonts w:eastAsia="黑体"/>
+        </w:rPr>
         <w:t xml:space="preserve"> </w:t>
       </w:r>
       <w:r>
         <w:rPr>
-          <w:rFonts w:hint="eastAsia"/>
+          <w:rFonts w:hint="eastAsia" w:eastAsia="黑体"/>
         </w:rPr>
         <w:t xml:space="preserve">的一端接高电位抽头节点</w:t>
       </w:r>
       <w:r>
+        <w:rPr>
+          <w:rFonts w:eastAsia="黑体"/>
+        </w:rPr>
         <w:t xml:space="preserve"> </w:t>
       </w:r>
       <m:oMath>
@@ -299,56 +341,74 @@
       </m:oMath>
       <w:r>
         <w:rPr>
-          <w:rFonts w:hint="eastAsia"/>
+          <w:rFonts w:hint="eastAsia" w:eastAsia="黑体"/>
         </w:rPr>
         <w:t xml:space="preserve">，另一端接均衡开关</w:t>
       </w:r>
       <w:r>
+        <w:rPr>
+          <w:rFonts w:eastAsia="黑体"/>
+        </w:rPr>
         <w:t xml:space="preserve"> Qk </w:t>
       </w:r>
       <w:r>
         <w:rPr>
-          <w:rFonts w:hint="eastAsia"/>
+          <w:rFonts w:hint="eastAsia" w:eastAsia="黑体"/>
         </w:rPr>
         <w:t xml:space="preserve">的一极（如</w:t>
       </w:r>
       <w:r>
+        <w:rPr>
+          <w:rFonts w:eastAsia="黑体"/>
+        </w:rPr>
         <w:t xml:space="preserve"> MOSFET </w:t>
       </w:r>
       <w:r>
         <w:rPr>
-          <w:rFonts w:hint="eastAsia"/>
+          <w:rFonts w:hint="eastAsia" w:eastAsia="黑体"/>
         </w:rPr>
         <w:t xml:space="preserve">漏极</w:t>
       </w:r>
       <w:r>
+        <w:rPr>
+          <w:rFonts w:eastAsia="黑体"/>
+        </w:rPr>
         <w:t xml:space="preserve"> </w:t>
       </w:r>
       <w:r>
         <w:rPr>
-          <w:rFonts w:hint="eastAsia"/>
+          <w:rFonts w:hint="eastAsia" w:eastAsia="黑体"/>
         </w:rPr>
         <w:t xml:space="preserve">D），Qk</w:t>
       </w:r>
       <w:r>
+        <w:rPr>
+          <w:rFonts w:eastAsia="黑体"/>
+        </w:rPr>
         <w:t xml:space="preserve"> </w:t>
       </w:r>
       <w:r>
         <w:rPr>
-          <w:rFonts w:hint="eastAsia"/>
+          <w:rFonts w:hint="eastAsia" w:eastAsia="黑体"/>
         </w:rPr>
         <w:t xml:space="preserve">的另一极（源极</w:t>
       </w:r>
       <w:r>
+        <w:rPr>
+          <w:rFonts w:eastAsia="黑体"/>
+        </w:rPr>
         <w:t xml:space="preserve"> </w:t>
       </w:r>
       <w:r>
         <w:rPr>
-          <w:rFonts w:hint="eastAsia"/>
+          <w:rFonts w:hint="eastAsia" w:eastAsia="黑体"/>
         </w:rPr>
         <w:t xml:space="preserve">S）接低电位抽头节点</w:t>
       </w:r>
       <w:r>
+        <w:rPr>
+          <w:rFonts w:eastAsia="黑体"/>
+        </w:rPr>
         <w:t xml:space="preserve"> </w:t>
       </w:r>
       <m:oMath>
@@ -376,47 +436,62 @@
       </m:oMath>
       <w:r>
         <w:rPr>
-          <w:rFonts w:hint="eastAsia"/>
+          <w:rFonts w:hint="eastAsia" w:eastAsia="黑体"/>
         </w:rPr>
         <w:t xml:space="preserve">，栅极</w:t>
       </w:r>
       <w:r>
+        <w:rPr>
+          <w:rFonts w:eastAsia="黑体"/>
+        </w:rPr>
         <w:t xml:space="preserve"> G </w:t>
       </w:r>
       <w:r>
         <w:rPr>
-          <w:rFonts w:hint="eastAsia"/>
+          <w:rFonts w:hint="eastAsia" w:eastAsia="黑体"/>
         </w:rPr>
         <w:t xml:space="preserve">接控制</w:t>
       </w:r>
       <w:r>
+        <w:rPr>
+          <w:rFonts w:eastAsia="黑体"/>
+        </w:rPr>
         <w:t xml:space="preserve"> IC </w:t>
       </w:r>
       <w:r>
         <w:rPr>
-          <w:rFonts w:hint="eastAsia"/>
+          <w:rFonts w:hint="eastAsia" w:eastAsia="黑体"/>
         </w:rPr>
         <w:t xml:space="preserve">的均衡控制引脚；当</w:t>
       </w:r>
       <w:r>
+        <w:rPr>
+          <w:rFonts w:eastAsia="黑体"/>
+        </w:rPr>
         <w:t xml:space="preserve"> IC1 </w:t>
       </w:r>
       <w:r>
         <w:rPr>
-          <w:rFonts w:hint="eastAsia"/>
+          <w:rFonts w:hint="eastAsia" w:eastAsia="黑体"/>
         </w:rPr>
         <w:t xml:space="preserve">检测到该单体电压高于均衡阈值时，置</w:t>
       </w:r>
       <w:r>
+        <w:rPr>
+          <w:rFonts w:eastAsia="黑体"/>
+        </w:rPr>
         <w:t xml:space="preserve"> Qk </w:t>
       </w:r>
       <w:r>
         <w:rPr>
-          <w:rFonts w:hint="eastAsia"/>
+          <w:rFonts w:hint="eastAsia" w:eastAsia="黑体"/>
         </w:rPr>
         <w:t xml:space="preserve">导通，使该单体经</w:t>
       </w:r>
       <w:r>
+        <w:rPr>
+          <w:rFonts w:eastAsia="黑体"/>
+        </w:rPr>
         <w:t xml:space="preserve"> </w:t>
       </w:r>
       <m:oMath>
@@ -434,24 +509,33 @@
         </m:sSub>
       </m:oMath>
       <w:r>
+        <w:rPr>
+          <w:rFonts w:eastAsia="黑体"/>
+        </w:rPr>
         <w:t xml:space="preserve"> </w:t>
       </w:r>
       <w:r>
         <w:rPr>
-          <w:rFonts w:hint="eastAsia"/>
+          <w:rFonts w:hint="eastAsia" w:eastAsia="黑体"/>
         </w:rPr>
         <w:t xml:space="preserve">放电，多余能量以热形式耗散。IC1</w:t>
       </w:r>
       <w:r>
+        <w:rPr>
+          <w:rFonts w:eastAsia="黑体"/>
+        </w:rPr>
         <w:t xml:space="preserve"> </w:t>
       </w:r>
       <w:r>
         <w:rPr>
-          <w:rFonts w:hint="eastAsia"/>
+          <w:rFonts w:hint="eastAsia" w:eastAsia="黑体"/>
         </w:rPr>
         <w:t xml:space="preserve">的逐节电压采样端分别接到</w:t>
       </w:r>
       <w:r>
+        <w:rPr>
+          <w:rFonts w:eastAsia="黑体"/>
+        </w:rPr>
         <w:t xml:space="preserve"> </w:t>
       </w:r>
       <m:oMath>
@@ -470,7 +554,7 @@
       </m:oMath>
       <w:r>
         <w:rPr>
-          <w:rFonts w:hint="eastAsia"/>
+          <w:rFonts w:hint="eastAsia" w:eastAsia="黑体"/>
         </w:rPr>
         <w:t xml:space="preserve">～</w:t>
       </w:r>
@@ -490,11 +574,14 @@
       </m:oMath>
       <w:r>
         <w:rPr>
-          <w:rFonts w:hint="eastAsia"/>
+          <w:rFonts w:hint="eastAsia" w:eastAsia="黑体"/>
         </w:rPr>
         <w:t xml:space="preserve">，地端接最低抽头</w:t>
       </w:r>
       <w:r>
+        <w:rPr>
+          <w:rFonts w:eastAsia="黑体"/>
+        </w:rPr>
         <w:t xml:space="preserve"> </w:t>
       </w:r>
       <m:oMath>
@@ -512,6 +599,9 @@
         </m:sSub>
       </m:oMath>
       <w:r>
+        <w:rPr>
+          <w:rFonts w:eastAsia="黑体"/>
+        </w:rPr>
         <w:t xml:space="preserve">。</w:t>
       </w:r>
     </w:p>
@@ -519,16 +609,19 @@
       <w:pPr/>
       <w:r>
         <w:rPr>
-          <w:rFonts w:hint="eastAsia"/>
+          <w:rFonts w:hint="eastAsia" w:eastAsia="黑体"/>
         </w:rPr>
         <w:t xml:space="preserve">组态上这是一个”单体旁路电阻</w:t>
       </w:r>
       <w:r>
+        <w:rPr>
+          <w:rFonts w:eastAsia="黑体"/>
+        </w:rPr>
         <w:t xml:space="preserve"> + </w:t>
       </w:r>
       <w:r>
         <w:rPr>
-          <w:rFonts w:hint="eastAsia"/>
+          <w:rFonts w:hint="eastAsia" w:eastAsia="黑体"/>
         </w:rPr>
         <w:t xml:space="preserve">受控开关”的被动均衡组态，仅对电压偏高的单体分流放电、把多余能量转为热量，结构简单、成本低，是最常用的电池组均衡方式。</w:t>
       </w:r>
@@ -541,7 +634,7 @@
       </w:pPr>
       <w:r>
         <w:rPr>
-          <w:rFonts w:hint="eastAsia"/>
+          <w:rFonts w:hint="eastAsia" w:eastAsia="黑体"/>
         </w:rPr>
         <w:t xml:space="preserve">工作原理</w:t>
       </w:r>
@@ -552,7 +645,7 @@
       </w:pPr>
       <w:r>
         <w:rPr>
-          <w:rFonts w:hint="eastAsia"/>
+          <w:rFonts w:hint="eastAsia" w:eastAsia="黑体"/>
         </w:rPr>
         <w:t xml:space="preserve">监测各单体电压，对电压偏高的单体闭合其旁路开关，让放电电阻分走一部分充电电流或直接放电，使该单体电压升速放慢、逐渐与其他单体趋于一致。</w:t>
       </w:r>
@@ -565,7 +658,7 @@
       </w:pPr>
       <w:r>
         <w:rPr>
-          <w:rFonts w:hint="eastAsia"/>
+          <w:rFonts w:hint="eastAsia" w:eastAsia="黑体"/>
         </w:rPr>
         <w:t xml:space="preserve">关键计算公式</w:t>
       </w:r>
@@ -579,7 +672,7 @@
       </w:pPr>
       <w:r>
         <w:rPr>
-          <w:rFonts w:hint="eastAsia"/>
+          <w:rFonts w:hint="eastAsia" w:eastAsia="黑体"/>
         </w:rPr>
         <w:t xml:space="preserve">均衡放电电流：</w:t>
       </w:r>
@@ -678,7 +771,7 @@
       </w:pPr>
       <w:r>
         <w:rPr>
-          <w:rFonts w:hint="eastAsia"/>
+          <w:rFonts w:hint="eastAsia" w:eastAsia="黑体"/>
         </w:rPr>
         <w:t xml:space="preserve">单体放电功率（发热）：</w:t>
       </w:r>
@@ -782,11 +875,14 @@
       </w:pPr>
       <w:r>
         <w:rPr>
-          <w:rFonts w:hint="eastAsia"/>
+          <w:rFonts w:hint="eastAsia" w:eastAsia="黑体"/>
         </w:rPr>
         <w:t xml:space="preserve">均衡电阻取值（目标均衡电流</w:t>
       </w:r>
       <w:r>
+        <w:rPr>
+          <w:rFonts w:eastAsia="黑体"/>
+        </w:rPr>
         <w:t xml:space="preserve"> </w:t>
       </w:r>
       <m:oMath>
@@ -811,7 +907,7 @@
       </m:oMath>
       <w:r>
         <w:rPr>
-          <w:rFonts w:hint="eastAsia"/>
+          <w:rFonts w:hint="eastAsia" w:eastAsia="黑体"/>
         </w:rPr>
         <w:t xml:space="preserve">）：</w:t>
       </w:r>
@@ -910,11 +1006,14 @@
       </w:pPr>
       <w:r>
         <w:rPr>
-          <w:rFonts w:hint="eastAsia"/>
+          <w:rFonts w:hint="eastAsia" w:eastAsia="黑体"/>
         </w:rPr>
         <w:t xml:space="preserve">均衡所需时间（对容量差异</w:t>
       </w:r>
       <w:r>
+        <w:rPr>
+          <w:rFonts w:eastAsia="黑体"/>
+        </w:rPr>
         <w:t xml:space="preserve"> </w:t>
       </w:r>
       <m:oMath>
@@ -929,11 +1028,14 @@
         </m:r>
       </m:oMath>
       <w:r>
+        <w:rPr>
+          <w:rFonts w:eastAsia="黑体"/>
+        </w:rPr>
         <w:t xml:space="preserve"> </w:t>
       </w:r>
       <w:r>
         <w:rPr>
-          <w:rFonts w:hint="eastAsia"/>
+          <w:rFonts w:hint="eastAsia" w:eastAsia="黑体"/>
         </w:rPr>
         <w:t xml:space="preserve">的粗略估计）：</w:t>
       </w:r>
@@ -1042,7 +1144,7 @@
             </w:pPr>
             <w:r>
               <w:rPr>
-                <w:rFonts w:hint="eastAsia"/>
+                <w:rFonts w:hint="eastAsia" w:eastAsia="黑体"/>
               </w:rPr>
               <w:t xml:space="preserve">符号</w:t>
             </w:r>
@@ -1056,7 +1158,7 @@
             </w:pPr>
             <w:r>
               <w:rPr>
-                <w:rFonts w:hint="eastAsia"/>
+                <w:rFonts w:hint="eastAsia" w:eastAsia="黑体"/>
               </w:rPr>
               <w:t xml:space="preserve">含义</w:t>
             </w:r>
@@ -1070,7 +1172,7 @@
             </w:pPr>
             <w:r>
               <w:rPr>
-                <w:rFonts w:hint="eastAsia"/>
+                <w:rFonts w:hint="eastAsia" w:eastAsia="黑体"/>
               </w:rPr>
               <w:t xml:space="preserve">单位</w:t>
             </w:r>
@@ -1108,6 +1210,9 @@
               </m:sSub>
             </m:oMath>
             <w:r>
+              <w:rPr>
+                <w:rFonts w:eastAsia="黑体"/>
+              </w:rPr>
               <w:t xml:space="preserve">​</w:t>
             </w:r>
           </w:p>
@@ -1120,7 +1225,7 @@
             </w:pPr>
             <w:r>
               <w:rPr>
-                <w:rFonts w:hint="eastAsia"/>
+                <w:rFonts w:hint="eastAsia" w:eastAsia="黑体"/>
               </w:rPr>
               <w:t xml:space="preserve">单体电压</w:t>
             </w:r>
@@ -1133,6 +1238,9 @@
               <w:pStyle w:val="Compact"/>
             </w:pPr>
             <w:r>
+              <w:rPr>
+                <w:rFonts w:eastAsia="黑体"/>
+              </w:rPr>
               <w:t xml:space="preserve">V</w:t>
             </w:r>
           </w:p>
@@ -1166,6 +1274,9 @@
               </m:sSub>
             </m:oMath>
             <w:r>
+              <w:rPr>
+                <w:rFonts w:eastAsia="黑体"/>
+              </w:rPr>
               <w:t xml:space="preserve">​</w:t>
             </w:r>
           </w:p>
@@ -1178,7 +1289,7 @@
             </w:pPr>
             <w:r>
               <w:rPr>
-                <w:rFonts w:hint="eastAsia"/>
+                <w:rFonts w:hint="eastAsia" w:eastAsia="黑体"/>
               </w:rPr>
               <w:t xml:space="preserve">均衡电阻</w:t>
             </w:r>
@@ -1191,6 +1302,9 @@
               <w:pStyle w:val="Compact"/>
             </w:pPr>
             <w:r>
+              <w:rPr>
+                <w:rFonts w:eastAsia="黑体"/>
+              </w:rPr>
               <w:t xml:space="preserve">Ω</w:t>
             </w:r>
           </w:p>
@@ -1224,6 +1338,9 @@
               </m:sSub>
             </m:oMath>
             <w:r>
+              <w:rPr>
+                <w:rFonts w:eastAsia="黑体"/>
+              </w:rPr>
               <w:t xml:space="preserve">​</w:t>
             </w:r>
           </w:p>
@@ -1236,7 +1353,7 @@
             </w:pPr>
             <w:r>
               <w:rPr>
-                <w:rFonts w:hint="eastAsia"/>
+                <w:rFonts w:hint="eastAsia" w:eastAsia="黑体"/>
               </w:rPr>
               <w:t xml:space="preserve">均衡电流</w:t>
             </w:r>
@@ -1249,6 +1366,9 @@
               <w:pStyle w:val="Compact"/>
             </w:pPr>
             <w:r>
+              <w:rPr>
+                <w:rFonts w:eastAsia="黑体"/>
+              </w:rPr>
               <w:t xml:space="preserve">A</w:t>
             </w:r>
           </w:p>
@@ -1282,6 +1402,9 @@
               </m:sSub>
             </m:oMath>
             <w:r>
+              <w:rPr>
+                <w:rFonts w:eastAsia="黑体"/>
+              </w:rPr>
               <w:t xml:space="preserve">​</w:t>
             </w:r>
           </w:p>
@@ -1294,7 +1417,7 @@
             </w:pPr>
             <w:r>
               <w:rPr>
-                <w:rFonts w:hint="eastAsia"/>
+                <w:rFonts w:hint="eastAsia" w:eastAsia="黑体"/>
               </w:rPr>
               <w:t xml:space="preserve">均衡耗散功率</w:t>
             </w:r>
@@ -1307,6 +1430,9 @@
               <w:pStyle w:val="Compact"/>
             </w:pPr>
             <w:r>
+              <w:rPr>
+                <w:rFonts w:eastAsia="黑体"/>
+              </w:rPr>
               <w:t xml:space="preserve">W</w:t>
             </w:r>
           </w:p>
@@ -1331,6 +1457,9 @@
               </m:r>
             </m:oMath>
             <w:r>
+              <w:rPr>
+                <w:rFonts w:eastAsia="黑体"/>
+              </w:rPr>
               <w:t xml:space="preserve">​</w:t>
             </w:r>
           </w:p>
@@ -1343,7 +1472,7 @@
             </w:pPr>
             <w:r>
               <w:rPr>
-                <w:rFonts w:hint="eastAsia"/>
+                <w:rFonts w:hint="eastAsia" w:eastAsia="黑体"/>
               </w:rPr>
               <w:t xml:space="preserve">待均衡容量差异</w:t>
             </w:r>
@@ -1357,16 +1486,19 @@
             </w:pPr>
             <w:r>
               <w:rPr>
-                <w:rFonts w:hint="eastAsia"/>
+                <w:rFonts w:hint="eastAsia" w:eastAsia="黑体"/>
               </w:rPr>
               <w:t xml:space="preserve">A·s（或</w:t>
             </w:r>
             <w:r>
+              <w:rPr>
+                <w:rFonts w:eastAsia="黑体"/>
+              </w:rPr>
               <w:t xml:space="preserve"> </w:t>
             </w:r>
             <w:r>
               <w:rPr>
-                <w:rFonts w:hint="eastAsia"/>
+                <w:rFonts w:hint="eastAsia" w:eastAsia="黑体"/>
               </w:rPr>
               <w:t xml:space="preserve">mAh）</w:t>
             </w:r>
@@ -1401,6 +1533,9 @@
               </m:sSub>
             </m:oMath>
             <w:r>
+              <w:rPr>
+                <w:rFonts w:eastAsia="黑体"/>
+              </w:rPr>
               <w:t xml:space="preserve">​</w:t>
             </w:r>
           </w:p>
@@ -1413,7 +1548,7 @@
             </w:pPr>
             <w:r>
               <w:rPr>
-                <w:rFonts w:hint="eastAsia"/>
+                <w:rFonts w:hint="eastAsia" w:eastAsia="黑体"/>
               </w:rPr>
               <w:t xml:space="preserve">均衡时间</w:t>
             </w:r>
@@ -1426,6 +1561,9 @@
               <w:pStyle w:val="Compact"/>
             </w:pPr>
             <w:r>
+              <w:rPr>
+                <w:rFonts w:eastAsia="黑体"/>
+              </w:rPr>
               <w:t xml:space="preserve">s</w:t>
             </w:r>
           </w:p>
@@ -1440,7 +1578,7 @@
       </w:pPr>
       <w:r>
         <w:rPr>
-          <w:rFonts w:hint="eastAsia"/>
+          <w:rFonts w:hint="eastAsia" w:eastAsia="黑体"/>
         </w:rPr>
         <w:t xml:space="preserve">元件调整影响</w:t>
       </w:r>
@@ -1474,20 +1612,26 @@
         </m:sSub>
       </m:oMath>
       <w:r>
+        <w:rPr>
+          <w:rFonts w:eastAsia="黑体"/>
+        </w:rPr>
         <w:t xml:space="preserve"> </w:t>
       </w:r>
       <w:r>
         <w:rPr>
-          <w:rFonts w:hint="eastAsia"/>
+          <w:rFonts w:hint="eastAsia" w:eastAsia="黑体"/>
         </w:rPr>
         <w:t xml:space="preserve">减小</w:t>
       </w:r>
       <w:r>
+        <w:rPr>
+          <w:rFonts w:eastAsia="黑体"/>
+        </w:rPr>
         <w:t xml:space="preserve"> → </w:t>
       </w:r>
       <w:r>
         <w:rPr>
-          <w:rFonts w:hint="eastAsia"/>
+          <w:rFonts w:hint="eastAsia" w:eastAsia="黑体"/>
         </w:rPr>
         <w:t xml:space="preserve">均衡电流增大、均衡更快，但发热增大、功耗升高。</w:t>
       </w:r>
@@ -1521,20 +1665,26 @@
         </m:sSub>
       </m:oMath>
       <w:r>
+        <w:rPr>
+          <w:rFonts w:eastAsia="黑体"/>
+        </w:rPr>
         <w:t xml:space="preserve"> </w:t>
       </w:r>
       <w:r>
         <w:rPr>
-          <w:rFonts w:hint="eastAsia"/>
+          <w:rFonts w:hint="eastAsia" w:eastAsia="黑体"/>
         </w:rPr>
         <w:t xml:space="preserve">增大</w:t>
       </w:r>
       <w:r>
+        <w:rPr>
+          <w:rFonts w:eastAsia="黑体"/>
+        </w:rPr>
         <w:t xml:space="preserve"> → </w:t>
       </w:r>
       <w:r>
         <w:rPr>
-          <w:rFonts w:hint="eastAsia"/>
+          <w:rFonts w:hint="eastAsia" w:eastAsia="黑体"/>
         </w:rPr>
         <w:t xml:space="preserve">发热减小，但均衡速度变慢。</w:t>
       </w:r>
@@ -1549,11 +1699,14 @@
       </w:pPr>
       <w:r>
         <w:rPr>
-          <w:rFonts w:hint="eastAsia"/>
+          <w:rFonts w:hint="eastAsia" w:eastAsia="黑体"/>
         </w:rPr>
         <w:t xml:space="preserve">开关导通电阻过大会分流误差，应选远小于</w:t>
       </w:r>
       <w:r>
+        <w:rPr>
+          <w:rFonts w:eastAsia="黑体"/>
+        </w:rPr>
         <w:t xml:space="preserve"> </w:t>
       </w:r>
       <m:oMath>
@@ -1577,11 +1730,14 @@
         </m:sSub>
       </m:oMath>
       <w:r>
+        <w:rPr>
+          <w:rFonts w:eastAsia="黑体"/>
+        </w:rPr>
         <w:t xml:space="preserve"> </w:t>
       </w:r>
       <w:r>
         <w:rPr>
-          <w:rFonts w:hint="eastAsia"/>
+          <w:rFonts w:hint="eastAsia" w:eastAsia="黑体"/>
         </w:rPr>
         <w:t xml:space="preserve">的开关。</w:t>
       </w:r>
@@ -1596,16 +1752,19 @@
       </w:pPr>
       <w:r>
         <w:rPr>
-          <w:rFonts w:hint="eastAsia"/>
+          <w:rFonts w:hint="eastAsia" w:eastAsia="黑体"/>
         </w:rPr>
         <w:t xml:space="preserve">均衡电流受</w:t>
       </w:r>
       <w:r>
+        <w:rPr>
+          <w:rFonts w:eastAsia="黑体"/>
+        </w:rPr>
         <w:t xml:space="preserve"> IC </w:t>
       </w:r>
       <w:r>
         <w:rPr>
-          <w:rFonts w:hint="eastAsia"/>
+          <w:rFonts w:hint="eastAsia" w:eastAsia="黑体"/>
         </w:rPr>
         <w:t xml:space="preserve">内部限流和散热能力限制，需核算电阻功率余量。</w:t>
       </w:r>
@@ -1618,7 +1777,7 @@
       </w:pPr>
       <w:r>
         <w:rPr>
-          <w:rFonts w:hint="eastAsia"/>
+          <w:rFonts w:hint="eastAsia" w:eastAsia="黑体"/>
         </w:rPr>
         <w:t xml:space="preserve">典型参数示例</w:t>
       </w:r>
@@ -1633,11 +1792,14 @@
       </w:pPr>
       <w:r>
         <w:rPr>
-          <w:rFonts w:hint="eastAsia"/>
+          <w:rFonts w:hint="eastAsia" w:eastAsia="黑体"/>
         </w:rPr>
         <w:t xml:space="preserve">单体</w:t>
       </w:r>
       <w:r>
+        <w:rPr>
+          <w:rFonts w:eastAsia="黑体"/>
+        </w:rPr>
         <w:t xml:space="preserve"> </w:t>
       </w:r>
       <m:oMath>
@@ -1684,11 +1846,14 @@
       </m:oMath>
       <w:r>
         <w:rPr>
-          <w:rFonts w:hint="eastAsia"/>
+          <w:rFonts w:hint="eastAsia" w:eastAsia="黑体"/>
         </w:rPr>
         <w:t xml:space="preserve">、取</w:t>
       </w:r>
       <w:r>
+        <w:rPr>
+          <w:rFonts w:eastAsia="黑体"/>
+        </w:rPr>
         <w:t xml:space="preserve"> </w:t>
       </w:r>
       <m:oMath>
@@ -1731,7 +1896,7 @@
       </m:oMath>
       <w:r>
         <w:rPr>
-          <w:rFonts w:hint="eastAsia"/>
+          <w:rFonts w:hint="eastAsia" w:eastAsia="黑体"/>
         </w:rPr>
         <w:t xml:space="preserve">：</w:t>
       </w:r>
@@ -1797,7 +1962,7 @@
       </m:oMath>
       <w:r>
         <w:rPr>
-          <w:rFonts w:hint="eastAsia"/>
+          <w:rFonts w:hint="eastAsia" w:eastAsia="黑体"/>
         </w:rPr>
         <w:t xml:space="preserve">，</w:t>
       </w:r>
@@ -1872,16 +2037,19 @@
       </m:oMath>
       <w:r>
         <w:rPr>
-          <w:rFonts w:hint="eastAsia"/>
+          <w:rFonts w:hint="eastAsia" w:eastAsia="黑体"/>
         </w:rPr>
         <w:t xml:space="preserve">，应选用</w:t>
       </w:r>
       <w:r>
+        <w:rPr>
+          <w:rFonts w:eastAsia="黑体"/>
+        </w:rPr>
         <w:t xml:space="preserve"> 0.5 W </w:t>
       </w:r>
       <w:r>
         <w:rPr>
-          <w:rFonts w:hint="eastAsia"/>
+          <w:rFonts w:hint="eastAsia" w:eastAsia="黑体"/>
         </w:rPr>
         <w:t xml:space="preserve">及以上电阻。</w:t>
       </w:r>
@@ -1896,11 +2064,14 @@
       </w:pPr>
       <w:r>
         <w:rPr>
-          <w:rFonts w:hint="eastAsia"/>
+          <w:rFonts w:hint="eastAsia" w:eastAsia="黑体"/>
         </w:rPr>
         <w:t xml:space="preserve">需均衡容量差</w:t>
       </w:r>
       <w:r>
+        <w:rPr>
+          <w:rFonts w:eastAsia="黑体"/>
+        </w:rPr>
         <w:t xml:space="preserve"> </w:t>
       </w:r>
       <m:oMath>
@@ -1953,6 +2124,9 @@
         </m:r>
       </m:oMath>
       <w:r>
+        <w:rPr>
+          <w:rFonts w:eastAsia="黑体"/>
+        </w:rPr>
         <w:t xml:space="preserve">、</w:t>
       </w:r>
       <m:oMath>
@@ -1996,7 +2170,7 @@
       </m:oMath>
       <w:r>
         <w:rPr>
-          <w:rFonts w:hint="eastAsia"/>
+          <w:rFonts w:hint="eastAsia" w:eastAsia="黑体"/>
         </w:rPr>
         <w:t xml:space="preserve">：</w:t>
       </w:r>
@@ -2061,6 +2235,9 @@
         </m:r>
       </m:oMath>
       <w:r>
+        <w:rPr>
+          <w:rFonts w:eastAsia="黑体"/>
+        </w:rPr>
         <w:t xml:space="preserve">。</w:t>
       </w:r>
     </w:p>
@@ -2072,7 +2249,7 @@
       </w:pPr>
       <w:r>
         <w:rPr>
-          <w:rFonts w:hint="eastAsia"/>
+          <w:rFonts w:hint="eastAsia" w:eastAsia="黑体"/>
         </w:rPr>
         <w:t xml:space="preserve">常见器件型号</w:t>
       </w:r>
@@ -2087,16 +2264,19 @@
       </w:pPr>
       <w:r>
         <w:rPr>
-          <w:rFonts w:hint="eastAsia"/>
+          <w:rFonts w:hint="eastAsia" w:eastAsia="黑体"/>
         </w:rPr>
         <w:t xml:space="preserve">均衡电阻：2512</w:t>
       </w:r>
       <w:r>
+        <w:rPr>
+          <w:rFonts w:eastAsia="黑体"/>
+        </w:rPr>
         <w:t xml:space="preserve"> </w:t>
       </w:r>
       <w:r>
         <w:rPr>
-          <w:rFonts w:hint="eastAsia"/>
+          <w:rFonts w:hint="eastAsia" w:eastAsia="黑体"/>
         </w:rPr>
         <w:t xml:space="preserve">贴片电阻、水泥电阻。</w:t>
       </w:r>
@@ -2111,25 +2291,31 @@
       </w:pPr>
       <w:r>
         <w:rPr>
-          <w:rFonts w:hint="eastAsia"/>
+          <w:rFonts w:hint="eastAsia" w:eastAsia="黑体"/>
         </w:rPr>
         <w:t xml:space="preserve">开关：AO3400（N</w:t>
       </w:r>
       <w:r>
+        <w:rPr>
+          <w:rFonts w:eastAsia="黑体"/>
+        </w:rPr>
         <w:t xml:space="preserve"> </w:t>
       </w:r>
       <w:r>
         <w:rPr>
-          <w:rFonts w:hint="eastAsia"/>
+          <w:rFonts w:hint="eastAsia" w:eastAsia="黑体"/>
         </w:rPr>
         <w:t xml:space="preserve">沟道</w:t>
       </w:r>
       <w:r>
+        <w:rPr>
+          <w:rFonts w:eastAsia="黑体"/>
+        </w:rPr>
         <w:t xml:space="preserve"> </w:t>
       </w:r>
       <w:r>
         <w:rPr>
-          <w:rFonts w:hint="eastAsia"/>
+          <w:rFonts w:hint="eastAsia" w:eastAsia="黑体"/>
         </w:rPr>
         <w:t xml:space="preserve">MOSFET）。</w:t>
       </w:r>
@@ -2144,16 +2330,19 @@
       </w:pPr>
       <w:r>
         <w:rPr>
-          <w:rFonts w:hint="eastAsia"/>
+          <w:rFonts w:hint="eastAsia" w:eastAsia="黑体"/>
         </w:rPr>
         <w:t xml:space="preserve">电池管理</w:t>
       </w:r>
       <w:r>
+        <w:rPr>
+          <w:rFonts w:eastAsia="黑体"/>
+        </w:rPr>
         <w:t xml:space="preserve"> </w:t>
       </w:r>
       <w:r>
         <w:rPr>
-          <w:rFonts w:hint="eastAsia"/>
+          <w:rFonts w:hint="eastAsia" w:eastAsia="黑体"/>
         </w:rPr>
         <w:t xml:space="preserve">AFE：BQ76920、LTC6804（集成被动均衡）。</w:t>
       </w:r>
@@ -2166,7 +2355,7 @@
       </w:pPr>
       <w:r>
         <w:rPr>
-          <w:rFonts w:hint="eastAsia"/>
+          <w:rFonts w:hint="eastAsia" w:eastAsia="黑体"/>
         </w:rPr>
         <w:t xml:space="preserve">注意事项</w:t>
       </w:r>
@@ -2181,16 +2370,19 @@
       </w:pPr>
       <w:r>
         <w:rPr>
-          <w:rFonts w:hint="eastAsia"/>
+          <w:rFonts w:hint="eastAsia" w:eastAsia="黑体"/>
         </w:rPr>
         <w:t xml:space="preserve">均衡能量以热形式耗散，需保证</w:t>
       </w:r>
       <w:r>
+        <w:rPr>
+          <w:rFonts w:eastAsia="黑体"/>
+        </w:rPr>
         <w:t xml:space="preserve"> PCB </w:t>
       </w:r>
       <w:r>
         <w:rPr>
-          <w:rFonts w:hint="eastAsia"/>
+          <w:rFonts w:hint="eastAsia" w:eastAsia="黑体"/>
         </w:rPr>
         <w:t xml:space="preserve">散热与电阻功率裕量。</w:t>
       </w:r>
@@ -2205,7 +2397,7 @@
       </w:pPr>
       <w:r>
         <w:rPr>
-          <w:rFonts w:hint="eastAsia"/>
+          <w:rFonts w:hint="eastAsia" w:eastAsia="黑体"/>
         </w:rPr>
         <w:t xml:space="preserve">均衡电流过大会造成局部发热集中，必要时采取分时轮询均衡。</w:t>
       </w:r>
@@ -2220,7 +2412,7 @@
       </w:pPr>
       <w:r>
         <w:rPr>
-          <w:rFonts w:hint="eastAsia"/>
+          <w:rFonts w:hint="eastAsia" w:eastAsia="黑体"/>
         </w:rPr>
         <w:t xml:space="preserve">仅能「削峰」，不能把能量回补给电压低的单体，效率较低。</w:t>
       </w:r>
@@ -2235,7 +2427,7 @@
       </w:pPr>
       <w:r>
         <w:rPr>
-          <w:rFonts w:hint="eastAsia"/>
+          <w:rFonts w:hint="eastAsia" w:eastAsia="黑体"/>
         </w:rPr>
         <w:t xml:space="preserve">均衡门槛与回差设置不当会引起频繁通断，影响寿命与精度。</w:t>
       </w:r>
@@ -2248,7 +2440,7 @@
       </w:pPr>
       <w:r>
         <w:rPr>
-          <w:rFonts w:hint="eastAsia"/>
+          <w:rFonts w:hint="eastAsia" w:eastAsia="黑体"/>
         </w:rPr>
         <w:t xml:space="preserve">参考资料</w:t>
       </w:r>
@@ -2262,6 +2454,9 @@
         </w:numPr>
       </w:pPr>
       <w:r>
+        <w:rPr>
+          <w:rFonts w:eastAsia="黑体"/>
+        </w:rPr>
         <w:t xml:space="preserve">Wikipedia: Battery balancing。</w:t>
       </w:r>
     </w:p>
@@ -2274,20 +2469,26 @@
         </w:numPr>
       </w:pPr>
       <w:r>
+        <w:rPr>
+          <w:rFonts w:eastAsia="黑体"/>
+        </w:rPr>
         <w:t xml:space="preserve">TI </w:t>
       </w:r>
       <w:r>
         <w:rPr>
-          <w:rFonts w:hint="eastAsia"/>
+          <w:rFonts w:hint="eastAsia" w:eastAsia="黑体"/>
         </w:rPr>
         <w:t xml:space="preserve">产品页</w:t>
       </w:r>
       <w:r>
+        <w:rPr>
+          <w:rFonts w:eastAsia="黑体"/>
+        </w:rPr>
         <w:t xml:space="preserve"> </w:t>
       </w:r>
       <w:r>
         <w:rPr>
-          <w:rFonts w:hint="eastAsia"/>
+          <w:rFonts w:hint="eastAsia" w:eastAsia="黑体"/>
         </w:rPr>
         <w:t xml:space="preserve">BQ76920（含被动均衡）。</w:t>
       </w:r>
@@ -2302,16 +2503,19 @@
       </w:pPr>
       <w:r>
         <w:rPr>
-          <w:rFonts w:hint="eastAsia"/>
+          <w:rFonts w:hint="eastAsia" w:eastAsia="黑体"/>
         </w:rPr>
         <w:t xml:space="preserve">《锂电池均衡技术》（相关中文教材</w:t>
       </w:r>
       <w:r>
+        <w:rPr>
+          <w:rFonts w:eastAsia="黑体"/>
+        </w:rPr>
         <w:t xml:space="preserve"> / </w:t>
       </w:r>
       <w:r>
         <w:rPr>
-          <w:rFonts w:hint="eastAsia"/>
+          <w:rFonts w:hint="eastAsia" w:eastAsia="黑体"/>
         </w:rPr>
         <w:t xml:space="preserve">综述）。</w:t>
       </w:r>
@@ -2325,11 +2529,11 @@
       </w:pPr>
       <w:r>
         <w:rPr>
-          <w:rFonts w:ascii="Times New Roman" w:hAnsi="Times New Roman"/>
+          <w:rFonts w:ascii="Times New Roman" w:hAnsi="Times New Roman" w:eastAsia="黑体"/>
           <w:color w:val="555555"/>
           <w:sz w:val="21"/>
         </w:rPr>
-        <w:t>材料收集者：杜文杰</w:t>
+        <w:t>材料收集者：杜文杰，WX手机：19519196569，QQ:3478827729</w:t>
       </w:r>
     </w:p>
     <w:sectPr>
@@ -2349,7 +2553,7 @@
 </file>
 
 <file path=word/footer1.xml><?xml version="1.0" encoding="utf-8"?>
-<w:ftr xmlns:m="http://schemas.openxmlformats.org/officeDocument/2006/math" xmlns:mc="http://schemas.openxmlformats.org/markup-compatibility/2006" xmlns:mo="http://schemas.microsoft.com/office/mac/office/2008/main" xmlns:mv="urn:schemas-microsoft-com:mac:vml" xmlns:o="urn:schemas-microsoft-com:office:office" xmlns:r="http://schemas.openxmlformats.org/officeDocument/2006/relationships" xmlns:v="urn:schemas-microsoft-com:vml" xmlns:w10="urn:schemas-microsoft-com:office:word" xmlns:w14="http://schemas.microsoft.com/office/word/2010/wordml" xmlns:w="http://schemas.openxmlformats.org/wordprocessingml/2006/main" xmlns:wne="http://schemas.microsoft.com/office/word/2006/wordml" xmlns:wp14="http://schemas.microsoft.com/office/word/2010/wordprocessingDrawing" xmlns:wp="http://schemas.openxmlformats.org/drawingml/2006/wordprocessingDrawing" xmlns:wpc="http://schemas.microsoft.com/office/word/2010/wordprocessingCanvas" xmlns:wpg="http://schemas.microsoft.com/office/word/2010/wordprocessingGroup" xmlns:wpi="http://schemas.microsoft.com/office/word/2010/wordprocessingInk" xmlns:wps="http://schemas.microsoft.com/office/word/2010/wordprocessingShape" mc:Ignorable="w14 wp14">
+<w:ftr xmlns:mc="http://schemas.openxmlformats.org/markup-compatibility/2006" xmlns:w="http://schemas.openxmlformats.org/wordprocessingml/2006/main" xmlns:m="http://schemas.openxmlformats.org/officeDocument/2006/math" xmlns:mo="http://schemas.microsoft.com/office/mac/office/2008/main" xmlns:mv="urn:schemas-microsoft-com:mac:vml" xmlns:o="urn:schemas-microsoft-com:office:office" xmlns:r="http://schemas.openxmlformats.org/officeDocument/2006/relationships" xmlns:v="urn:schemas-microsoft-com:vml" xmlns:w10="urn:schemas-microsoft-com:office:word" xmlns:w14="http://schemas.microsoft.com/office/word/2010/wordml" xmlns:wne="http://schemas.microsoft.com/office/word/2006/wordml" xmlns:wp14="http://schemas.microsoft.com/office/word/2010/wordprocessingDrawing" xmlns:wp="http://schemas.openxmlformats.org/drawingml/2006/wordprocessingDrawing" xmlns:wpc="http://schemas.microsoft.com/office/word/2010/wordprocessingCanvas" xmlns:wpg="http://schemas.microsoft.com/office/word/2010/wordprocessingGroup" xmlns:wpi="http://schemas.microsoft.com/office/word/2010/wordprocessingInk" xmlns:wps="http://schemas.microsoft.com/office/word/2010/wordprocessingShape" mc:Ignorable="w14 wp14">
   <w:p>
     <w:pPr>
       <w:pStyle w:val="Footer"/>
@@ -2357,12 +2561,14 @@
     </w:pPr>
     <w:r>
       <w:rPr>
+        <w:rFonts w:eastAsia="黑体"/>
         <w:sz w:val="18"/>
       </w:rPr>
       <w:t xml:space="preserve">第 </w:t>
     </w:r>
     <w:r>
       <w:rPr>
+        <w:rFonts w:eastAsia="黑体"/>
         <w:sz w:val="18"/>
       </w:rPr>
       <w:fldChar w:fldCharType="begin"/>
@@ -2371,6 +2577,7 @@
     </w:r>
     <w:r>
       <w:rPr>
+        <w:rFonts w:eastAsia="黑体"/>
         <w:sz w:val="18"/>
       </w:rPr>
       <w:t xml:space="preserve"> 页</w:t>
@@ -2384,6 +2591,9 @@
   <w:footnote w:type="continuationSeparator" w:id="0">
     <w:p>
       <w:r>
+        <w:rPr>
+          <w:rFonts w:eastAsia="黑体"/>
+        </w:rPr>
         <w:continuationSeparator/>
       </w:r>
     </w:p>
@@ -2391,6 +2601,9 @@
   <w:footnote w:type="separator" w:id="-1">
     <w:p>
       <w:r>
+        <w:rPr>
+          <w:rFonts w:eastAsia="黑体"/>
+        </w:rPr>
         <w:separator/>
       </w:r>
     </w:p>
@@ -2399,7 +2612,7 @@
 </file>
 
 <file path=word/header1.xml><?xml version="1.0" encoding="utf-8"?>
-<w:hdr xmlns:m="http://schemas.openxmlformats.org/officeDocument/2006/math" xmlns:mc="http://schemas.openxmlformats.org/markup-compatibility/2006" xmlns:mo="http://schemas.microsoft.com/office/mac/office/2008/main" xmlns:mv="urn:schemas-microsoft-com:mac:vml" xmlns:o="urn:schemas-microsoft-com:office:office" xmlns:r="http://schemas.openxmlformats.org/officeDocument/2006/relationships" xmlns:v="urn:schemas-microsoft-com:vml" xmlns:w10="urn:schemas-microsoft-com:office:word" xmlns:w14="http://schemas.microsoft.com/office/word/2010/wordml" xmlns:w="http://schemas.openxmlformats.org/wordprocessingml/2006/main" xmlns:wne="http://schemas.microsoft.com/office/word/2006/wordml" xmlns:wp14="http://schemas.microsoft.com/office/word/2010/wordprocessingDrawing" xmlns:wp="http://schemas.openxmlformats.org/drawingml/2006/wordprocessingDrawing" xmlns:wpc="http://schemas.microsoft.com/office/word/2010/wordprocessingCanvas" xmlns:wpg="http://schemas.microsoft.com/office/word/2010/wordprocessingGroup" xmlns:wpi="http://schemas.microsoft.com/office/word/2010/wordprocessingInk" xmlns:wps="http://schemas.microsoft.com/office/word/2010/wordprocessingShape" mc:Ignorable="w14 wp14">
+<w:hdr xmlns:mc="http://schemas.openxmlformats.org/markup-compatibility/2006" xmlns:w="http://schemas.openxmlformats.org/wordprocessingml/2006/main" xmlns:m="http://schemas.openxmlformats.org/officeDocument/2006/math" xmlns:mo="http://schemas.microsoft.com/office/mac/office/2008/main" xmlns:mv="urn:schemas-microsoft-com:mac:vml" xmlns:o="urn:schemas-microsoft-com:office:office" xmlns:r="http://schemas.openxmlformats.org/officeDocument/2006/relationships" xmlns:v="urn:schemas-microsoft-com:vml" xmlns:w10="urn:schemas-microsoft-com:office:word" xmlns:w14="http://schemas.microsoft.com/office/word/2010/wordml" xmlns:wne="http://schemas.microsoft.com/office/word/2006/wordml" xmlns:wp14="http://schemas.microsoft.com/office/word/2010/wordprocessingDrawing" xmlns:wp="http://schemas.openxmlformats.org/drawingml/2006/wordprocessingDrawing" xmlns:wpc="http://schemas.microsoft.com/office/word/2010/wordprocessingCanvas" xmlns:wpg="http://schemas.microsoft.com/office/word/2010/wordprocessingGroup" xmlns:wpi="http://schemas.microsoft.com/office/word/2010/wordprocessingInk" xmlns:wps="http://schemas.microsoft.com/office/word/2010/wordprocessingShape" mc:Ignorable="w14 wp14">
   <w:p>
     <w:pPr>
       <w:pStyle w:val="Header"/>
@@ -2407,7 +2620,7 @@
     </w:pPr>
     <w:r>
       <w:rPr>
-        <w:rFonts w:ascii="Times New Roman" w:hAnsi="Times New Roman"/>
+        <w:rFonts w:ascii="Times New Roman" w:hAnsi="Times New Roman" w:eastAsia="黑体"/>
         <w:sz w:val="18"/>
         <w:rFonts w:eastAsia="黑体"/>
         <w:rFonts w:eastAsia="黑体"/>
@@ -2419,7 +2632,7 @@
 </file>
 
 <file path=word/numbering.xml><?xml version="1.0" encoding="utf-8"?>
-<w:numbering xmlns:m="http://schemas.openxmlformats.org/officeDocument/2006/math" xmlns:mc="http://schemas.openxmlformats.org/markup-compatibility/2006" xmlns:mo="http://schemas.microsoft.com/office/mac/office/2008/main" xmlns:mv="urn:schemas-microsoft-com:mac:vml" xmlns:o="urn:schemas-microsoft-com:office:office" xmlns:r="http://schemas.openxmlformats.org/officeDocument/2006/relationships" xmlns:v="urn:schemas-microsoft-com:vml" xmlns:w="http://schemas.openxmlformats.org/wordprocessingml/2006/main" xmlns:w10="urn:schemas-microsoft-com:office:word" xmlns:w14="http://schemas.microsoft.com/office/word/2010/wordml" xmlns:wne="http://schemas.microsoft.com/office/word/2006/wordml" xmlns:wp="http://schemas.openxmlformats.org/drawingml/2006/wordprocessingDrawing" xmlns:wp14="http://schemas.microsoft.com/office/word/2010/wordprocessingDrawing" xmlns:wpc="http://schemas.microsoft.com/office/word/2010/wordprocessingCanvas" xmlns:wpg="http://schemas.microsoft.com/office/word/2010/wordprocessingGroup" xmlns:wpi="http://schemas.microsoft.com/office/word/2010/wordprocessingInk" xmlns:wps="http://schemas.microsoft.com/office/word/2010/wordprocessingShape" mc:Ignorable="w14 wp14">
+<w:numbering xmlns:mc="http://schemas.openxmlformats.org/markup-compatibility/2006" xmlns:w="http://schemas.openxmlformats.org/wordprocessingml/2006/main" xmlns:m="http://schemas.openxmlformats.org/officeDocument/2006/math" xmlns:mo="http://schemas.microsoft.com/office/mac/office/2008/main" xmlns:mv="urn:schemas-microsoft-com:mac:vml" xmlns:o="urn:schemas-microsoft-com:office:office" xmlns:r="http://schemas.openxmlformats.org/officeDocument/2006/relationships" xmlns:v="urn:schemas-microsoft-com:vml" xmlns:w10="urn:schemas-microsoft-com:office:word" xmlns:w14="http://schemas.microsoft.com/office/word/2010/wordml" xmlns:wne="http://schemas.microsoft.com/office/word/2006/wordml" xmlns:wp="http://schemas.openxmlformats.org/drawingml/2006/wordprocessingDrawing" xmlns:wp14="http://schemas.microsoft.com/office/word/2010/wordprocessingDrawing" xmlns:wpc="http://schemas.microsoft.com/office/word/2010/wordprocessingCanvas" xmlns:wpg="http://schemas.microsoft.com/office/word/2010/wordprocessingGroup" xmlns:wpi="http://schemas.microsoft.com/office/word/2010/wordprocessingInk" xmlns:wps="http://schemas.microsoft.com/office/word/2010/wordprocessingShape" mc:Ignorable="w14 wp14">
   <w:abstractNum w:abstractNumId="0">
     <w:nsid w:val="FFFFFF7C"/>
     <w:multiLevelType w:val="singleLevel"/>
@@ -2506,7 +2719,7 @@
         <w:ind w:hanging="360" w:left="1440"/>
       </w:pPr>
       <w:rPr>
-        <w:rFonts w:ascii="Symbol" w:hAnsi="Symbol" w:hint="default"/>
+        <w:rFonts w:ascii="Symbol" w:hAnsi="Symbol" w:hint="default" w:eastAsia="黑体"/>
       </w:rPr>
     </w:lvl>
   </w:abstractNum>
@@ -2527,7 +2740,7 @@
         <w:ind w:hanging="360" w:left="1080"/>
       </w:pPr>
       <w:rPr>
-        <w:rFonts w:ascii="Symbol" w:hAnsi="Symbol" w:hint="default"/>
+        <w:rFonts w:ascii="Symbol" w:hAnsi="Symbol" w:hint="default" w:eastAsia="黑体"/>
       </w:rPr>
     </w:lvl>
   </w:abstractNum>
@@ -2548,7 +2761,7 @@
         <w:ind w:hanging="360" w:left="720"/>
       </w:pPr>
       <w:rPr>
-        <w:rFonts w:ascii="Symbol" w:hAnsi="Symbol" w:hint="default"/>
+        <w:rFonts w:ascii="Symbol" w:hAnsi="Symbol" w:hint="default" w:eastAsia="黑体"/>
       </w:rPr>
     </w:lvl>
   </w:abstractNum>
@@ -2587,7 +2800,7 @@
         <w:ind w:hanging="360" w:left="360"/>
       </w:pPr>
       <w:rPr>
-        <w:rFonts w:ascii="Symbol" w:hAnsi="Symbol" w:hint="default"/>
+        <w:rFonts w:ascii="Symbol" w:hAnsi="Symbol" w:hint="default" w:eastAsia="黑体"/>
       </w:rPr>
     </w:lvl>
   </w:abstractNum>
@@ -2678,7 +2891,7 @@
         <w:ind w:left="720" w:hanging="360"/>
       </w:pPr>
       <w:rPr>
-        <w:rFonts w:ascii="Symbol" w:hAnsi="Symbol" w:cs="Symbol" w:hint="default"/>
+        <w:rFonts w:ascii="Symbol" w:hAnsi="Symbol" w:cs="Symbol" w:hint="default" w:eastAsia="黑体"/>
       </w:rPr>
     </w:lvl>
     <w:lvl w:ilvl="1">
@@ -2689,7 +2902,7 @@
         <w:ind w:left="1440" w:hanging="360"/>
       </w:pPr>
       <w:rPr>
-        <w:rFonts w:ascii="Courier New" w:hAnsi="Courier New" w:cs="Courier New" w:hint="default"/>
+        <w:rFonts w:ascii="Courier New" w:hAnsi="Courier New" w:cs="Courier New" w:hint="default" w:eastAsia="黑体"/>
       </w:rPr>
     </w:lvl>
     <w:lvl w:ilvl="2">
@@ -2700,7 +2913,7 @@
         <w:ind w:left="2160" w:hanging="360"/>
       </w:pPr>
       <w:rPr>
-        <w:rFonts w:ascii="Wingdings" w:hAnsi="Wingdings" w:cs="Wingdings" w:hint="default"/>
+        <w:rFonts w:ascii="Wingdings" w:hAnsi="Wingdings" w:cs="Wingdings" w:hint="default" w:eastAsia="黑体"/>
       </w:rPr>
     </w:lvl>
     <w:lvl w:ilvl="3">
@@ -2711,7 +2924,7 @@
         <w:ind w:left="2880" w:hanging="360"/>
       </w:pPr>
       <w:rPr>
-        <w:rFonts w:ascii="Symbol" w:hAnsi="Symbol" w:cs="Symbol" w:hint="default"/>
+        <w:rFonts w:ascii="Symbol" w:hAnsi="Symbol" w:cs="Symbol" w:hint="default" w:eastAsia="黑体"/>
       </w:rPr>
     </w:lvl>
     <w:lvl w:ilvl="4">
@@ -2722,7 +2935,7 @@
         <w:ind w:left="3600" w:hanging="360"/>
       </w:pPr>
       <w:rPr>
-        <w:rFonts w:ascii="Courier New" w:hAnsi="Courier New" w:cs="Courier New" w:hint="default"/>
+        <w:rFonts w:ascii="Courier New" w:hAnsi="Courier New" w:cs="Courier New" w:hint="default" w:eastAsia="黑体"/>
       </w:rPr>
     </w:lvl>
     <w:lvl w:ilvl="5">
@@ -2733,7 +2946,7 @@
         <w:ind w:left="4320" w:hanging="360"/>
       </w:pPr>
       <w:rPr>
-        <w:rFonts w:ascii="Wingdings" w:hAnsi="Wingdings" w:cs="Wingdings" w:hint="default"/>
+        <w:rFonts w:ascii="Wingdings" w:hAnsi="Wingdings" w:cs="Wingdings" w:hint="default" w:eastAsia="黑体"/>
       </w:rPr>
     </w:lvl>
     <w:lvl w:ilvl="6">
@@ -2744,7 +2957,7 @@
         <w:ind w:left="5040" w:hanging="360"/>
       </w:pPr>
       <w:rPr>
-        <w:rFonts w:ascii="Symbol" w:hAnsi="Symbol" w:cs="Symbol" w:hint="default"/>
+        <w:rFonts w:ascii="Symbol" w:hAnsi="Symbol" w:cs="Symbol" w:hint="default" w:eastAsia="黑体"/>
       </w:rPr>
     </w:lvl>
     <w:lvl w:ilvl="7">
@@ -2755,7 +2968,7 @@
         <w:ind w:left="5760" w:hanging="360"/>
       </w:pPr>
       <w:rPr>
-        <w:rFonts w:ascii="Courier New" w:hAnsi="Courier New" w:cs="Courier New" w:hint="default"/>
+        <w:rFonts w:ascii="Courier New" w:hAnsi="Courier New" w:cs="Courier New" w:hint="default" w:eastAsia="黑体"/>
       </w:rPr>
     </w:lvl>
     <w:lvl w:ilvl="8">
@@ -2766,7 +2979,7 @@
         <w:ind w:left="6480" w:hanging="360"/>
       </w:pPr>
       <w:rPr>
-        <w:rFonts w:ascii="Wingdings" w:hAnsi="Wingdings" w:cs="Wingdings" w:hint="default"/>
+        <w:rFonts w:ascii="Wingdings" w:hAnsi="Wingdings" w:cs="Wingdings" w:hint="default" w:eastAsia="黑体"/>
       </w:rPr>
     </w:lvl>
   </w:abstractNum>
@@ -2822,11 +3035,11 @@
 </file>
 
 <file path=word/styles.xml><?xml version="1.0" encoding="utf-8"?>
-<w:styles xmlns:mc="http://schemas.openxmlformats.org/markup-compatibility/2006" xmlns:r="http://schemas.openxmlformats.org/officeDocument/2006/relationships" xmlns:w="http://schemas.openxmlformats.org/wordprocessingml/2006/main" xmlns:w14="http://schemas.microsoft.com/office/word/2010/wordml" mc:Ignorable="w14">
+<w:styles xmlns:mc="http://schemas.openxmlformats.org/markup-compatibility/2006" xmlns:w="http://schemas.openxmlformats.org/wordprocessingml/2006/main" xmlns:r="http://schemas.openxmlformats.org/officeDocument/2006/relationships" xmlns:w14="http://schemas.microsoft.com/office/word/2010/wordml" mc:Ignorable="w14">
   <w:docDefaults>
     <w:rPrDefault>
       <w:rPr>
-        <w:rFonts w:asciiTheme="minorHAnsi" w:cstheme="minorBidi" w:eastAsiaTheme="minorEastAsia" w:hAnsiTheme="minorHAnsi"/>
+        <w:rFonts w:asciiTheme="minorHAnsi" w:cstheme="minorBidi" w:hAnsiTheme="minorHAnsi" w:eastAsia="黑体"/>
         <w:sz w:val="22"/>
         <w:szCs w:val="22"/>
         <w:lang w:bidi="ar-SA" w:eastAsia="en-US" w:val="en-US"/>
@@ -3048,7 +3261,7 @@
       <w:outlineLvl w:val="0"/>
     </w:pPr>
     <w:rPr>
-      <w:rFonts w:ascii="Times New Roman" w:asciiTheme="majorHAnsi" w:cstheme="majorBidi" w:eastAsia="黑体" w:eastAsiaTheme="majorEastAsia" w:hAnsi="Times New Roman" w:hAnsiTheme="majorHAnsi"/>
+      <w:rFonts w:ascii="Times New Roman" w:asciiTheme="majorHAnsi" w:cstheme="majorBidi" w:eastAsia="黑体" w:hAnsi="Times New Roman" w:hAnsiTheme="majorHAnsi"/>
       <w:b/>
       <w:bCs/>
       <w:color w:val="1F3864"/>
@@ -3072,7 +3285,7 @@
       <w:outlineLvl w:val="1"/>
     </w:pPr>
     <w:rPr>
-      <w:rFonts w:ascii="Times New Roman" w:asciiTheme="majorHAnsi" w:cstheme="majorBidi" w:eastAsia="黑体" w:eastAsiaTheme="majorEastAsia" w:hAnsi="Times New Roman" w:hAnsiTheme="majorHAnsi"/>
+      <w:rFonts w:ascii="Times New Roman" w:asciiTheme="majorHAnsi" w:cstheme="majorBidi" w:eastAsia="黑体" w:hAnsi="Times New Roman" w:hAnsiTheme="majorHAnsi"/>
       <w:b/>
       <w:bCs/>
       <w:color w:val="2E4E7E"/>
@@ -3096,7 +3309,7 @@
       <w:outlineLvl w:val="2"/>
     </w:pPr>
     <w:rPr>
-      <w:rFonts w:ascii="Times New Roman" w:asciiTheme="majorHAnsi" w:cstheme="majorBidi" w:eastAsia="黑体" w:eastAsiaTheme="majorEastAsia" w:hAnsi="Times New Roman" w:hAnsiTheme="majorHAnsi"/>
+      <w:rFonts w:ascii="Times New Roman" w:asciiTheme="majorHAnsi" w:cstheme="majorBidi" w:eastAsia="黑体" w:hAnsi="Times New Roman" w:hAnsiTheme="majorHAnsi"/>
       <w:b/>
       <w:bCs/>
       <w:color w:val="2E4E7E"/>
@@ -3120,7 +3333,7 @@
       <w:outlineLvl w:val="3"/>
     </w:pPr>
     <w:rPr>
-      <w:rFonts w:ascii="Times New Roman" w:asciiTheme="majorHAnsi" w:cstheme="majorBidi" w:eastAsia="黑体" w:eastAsiaTheme="majorEastAsia" w:hAnsi="Times New Roman" w:hAnsiTheme="majorHAnsi"/>
+      <w:rFonts w:ascii="Times New Roman" w:asciiTheme="majorHAnsi" w:cstheme="majorBidi" w:eastAsia="黑体" w:hAnsi="Times New Roman" w:hAnsiTheme="majorHAnsi"/>
       <w:b/>
       <w:bCs/>
       <w:i/>
@@ -3146,7 +3359,7 @@
       <w:outlineLvl w:val="4"/>
     </w:pPr>
     <w:rPr>
-      <w:rFonts w:ascii="Times New Roman" w:asciiTheme="majorHAnsi" w:cstheme="majorBidi" w:eastAsia="黑体" w:eastAsiaTheme="majorEastAsia" w:hAnsi="Times New Roman" w:hAnsiTheme="majorHAnsi"/>
+      <w:rFonts w:ascii="Times New Roman" w:asciiTheme="majorHAnsi" w:cstheme="majorBidi" w:eastAsia="黑体" w:hAnsi="Times New Roman" w:hAnsiTheme="majorHAnsi"/>
       <w:b/>
       <w:color w:val="333333"/>
       <w:sz w:val="22"/>
@@ -3169,7 +3382,7 @@
       <w:outlineLvl w:val="5"/>
     </w:pPr>
     <w:rPr>
-      <w:rFonts w:asciiTheme="majorHAnsi" w:cstheme="majorBidi" w:eastAsiaTheme="majorEastAsia" w:hAnsiTheme="majorHAnsi"/>
+      <w:rFonts w:asciiTheme="majorHAnsi" w:cstheme="majorBidi" w:hAnsiTheme="majorHAnsi" w:eastAsia="黑体"/>
       <w:i/>
       <w:iCs/>
       <w:color w:themeColor="accent1" w:themeShade="7F" w:val="243F60"/>
@@ -3192,7 +3405,7 @@
       <w:outlineLvl w:val="6"/>
     </w:pPr>
     <w:rPr>
-      <w:rFonts w:asciiTheme="majorHAnsi" w:cstheme="majorBidi" w:eastAsiaTheme="majorEastAsia" w:hAnsiTheme="majorHAnsi"/>
+      <w:rFonts w:asciiTheme="majorHAnsi" w:cstheme="majorBidi" w:hAnsiTheme="majorHAnsi" w:eastAsia="黑体"/>
       <w:i/>
       <w:iCs/>
       <w:color w:themeColor="text1" w:themeTint="BF" w:val="404040"/>
@@ -3215,7 +3428,7 @@
       <w:outlineLvl w:val="7"/>
     </w:pPr>
     <w:rPr>
-      <w:rFonts w:asciiTheme="majorHAnsi" w:cstheme="majorBidi" w:eastAsiaTheme="majorEastAsia" w:hAnsiTheme="majorHAnsi"/>
+      <w:rFonts w:asciiTheme="majorHAnsi" w:cstheme="majorBidi" w:hAnsiTheme="majorHAnsi" w:eastAsia="黑体"/>
       <w:color w:themeColor="accent1" w:val="4F81BD"/>
       <w:sz w:val="20"/>
       <w:szCs w:val="20"/>
@@ -3238,7 +3451,7 @@
       <w:outlineLvl w:val="8"/>
     </w:pPr>
     <w:rPr>
-      <w:rFonts w:asciiTheme="majorHAnsi" w:cstheme="majorBidi" w:eastAsiaTheme="majorEastAsia" w:hAnsiTheme="majorHAnsi"/>
+      <w:rFonts w:asciiTheme="majorHAnsi" w:cstheme="majorBidi" w:hAnsiTheme="majorHAnsi" w:eastAsia="黑体"/>
       <w:i/>
       <w:iCs/>
       <w:color w:themeColor="text1" w:themeTint="BF" w:val="404040"/>
@@ -3289,7 +3502,7 @@
     <w:uiPriority w:val="9"/>
     <w:rsid w:val="00FC693F"/>
     <w:rPr>
-      <w:rFonts w:asciiTheme="majorHAnsi" w:cstheme="majorBidi" w:eastAsiaTheme="majorEastAsia" w:hAnsiTheme="majorHAnsi"/>
+      <w:rFonts w:asciiTheme="majorHAnsi" w:cstheme="majorBidi" w:hAnsiTheme="majorHAnsi" w:eastAsia="黑体"/>
       <w:b/>
       <w:bCs/>
       <w:color w:themeColor="accent1" w:themeShade="BF" w:val="365F91"/>
@@ -3304,7 +3517,7 @@
     <w:uiPriority w:val="9"/>
     <w:rsid w:val="00FC693F"/>
     <w:rPr>
-      <w:rFonts w:asciiTheme="majorHAnsi" w:cstheme="majorBidi" w:eastAsiaTheme="majorEastAsia" w:hAnsiTheme="majorHAnsi"/>
+      <w:rFonts w:asciiTheme="majorHAnsi" w:cstheme="majorBidi" w:hAnsiTheme="majorHAnsi" w:eastAsia="黑体"/>
       <w:b/>
       <w:bCs/>
       <w:color w:themeColor="accent1" w:val="4F81BD"/>
@@ -3319,7 +3532,7 @@
     <w:uiPriority w:val="9"/>
     <w:rsid w:val="00FC693F"/>
     <w:rPr>
-      <w:rFonts w:asciiTheme="majorHAnsi" w:cstheme="majorBidi" w:eastAsiaTheme="majorEastAsia" w:hAnsiTheme="majorHAnsi"/>
+      <w:rFonts w:asciiTheme="majorHAnsi" w:cstheme="majorBidi" w:hAnsiTheme="majorHAnsi" w:eastAsia="黑体"/>
       <w:b/>
       <w:bCs/>
       <w:color w:themeColor="accent1" w:val="4F81BD"/>
@@ -3342,7 +3555,7 @@
       <w:contextualSpacing/>
     </w:pPr>
     <w:rPr>
-      <w:rFonts w:ascii="Times New Roman" w:asciiTheme="majorHAnsi" w:cstheme="majorBidi" w:eastAsia="黑体" w:eastAsiaTheme="majorEastAsia" w:hAnsi="Times New Roman" w:hAnsiTheme="majorHAnsi"/>
+      <w:rFonts w:ascii="Times New Roman" w:asciiTheme="majorHAnsi" w:cstheme="majorBidi" w:eastAsia="黑体" w:hAnsi="Times New Roman" w:hAnsiTheme="majorHAnsi"/>
       <w:b/>
       <w:color w:val="1F3864"/>
       <w:spacing w:val="5"/>
@@ -3358,7 +3571,7 @@
     <w:uiPriority w:val="10"/>
     <w:rsid w:val="00FC693F"/>
     <w:rPr>
-      <w:rFonts w:asciiTheme="majorHAnsi" w:cstheme="majorBidi" w:eastAsiaTheme="majorEastAsia" w:hAnsiTheme="majorHAnsi"/>
+      <w:rFonts w:asciiTheme="majorHAnsi" w:cstheme="majorBidi" w:hAnsiTheme="majorHAnsi" w:eastAsia="黑体"/>
       <w:color w:themeColor="text2" w:themeShade="BF" w:val="17365D"/>
       <w:spacing w:val="5"/>
       <w:kern w:val="28"/>
@@ -3380,7 +3593,7 @@
       </w:numPr>
     </w:pPr>
     <w:rPr>
-      <w:rFonts w:asciiTheme="majorHAnsi" w:cstheme="majorBidi" w:eastAsiaTheme="majorEastAsia" w:hAnsiTheme="majorHAnsi"/>
+      <w:rFonts w:asciiTheme="majorHAnsi" w:cstheme="majorBidi" w:hAnsiTheme="majorHAnsi" w:eastAsia="黑体"/>
       <w:i/>
       <w:iCs/>
       <w:color w:themeColor="accent1" w:val="4F81BD"/>
@@ -3396,7 +3609,7 @@
     <w:uiPriority w:val="11"/>
     <w:rsid w:val="00FC693F"/>
     <w:rPr>
-      <w:rFonts w:asciiTheme="majorHAnsi" w:cstheme="majorBidi" w:eastAsiaTheme="majorEastAsia" w:hAnsiTheme="majorHAnsi"/>
+      <w:rFonts w:asciiTheme="majorHAnsi" w:cstheme="majorBidi" w:hAnsiTheme="majorHAnsi" w:eastAsia="黑体"/>
       <w:i/>
       <w:iCs/>
       <w:color w:themeColor="accent1" w:val="4F81BD"/>
@@ -3463,6 +3676,7 @@
       <w:spacing w:after="120"/>
     </w:pPr>
     <w:rPr>
+      <w:rFonts w:eastAsia="黑体"/>
       <w:sz w:val="16"/>
       <w:szCs w:val="16"/>
     </w:rPr>
@@ -3474,6 +3688,7 @@
     <w:uiPriority w:val="99"/>
     <w:rsid w:val="00AA1D8D"/>
     <w:rPr>
+      <w:rFonts w:eastAsia="黑体"/>
       <w:sz w:val="16"/>
       <w:szCs w:val="16"/>
     </w:rPr>
@@ -3643,7 +3858,7 @@
       </w:tabs>
     </w:pPr>
     <w:rPr>
-      <w:rFonts w:ascii="Courier" w:hAnsi="Courier"/>
+      <w:rFonts w:ascii="Courier" w:hAnsi="Courier" w:eastAsia="黑体"/>
       <w:sz w:val="20"/>
       <w:szCs w:val="20"/>
     </w:rPr>
@@ -3655,7 +3870,7 @@
     <w:uiPriority w:val="99"/>
     <w:rsid w:val="0029639D"/>
     <w:rPr>
-      <w:rFonts w:ascii="Courier" w:hAnsi="Courier"/>
+      <w:rFonts w:ascii="Courier" w:hAnsi="Courier" w:eastAsia="黑体"/>
       <w:sz w:val="20"/>
       <w:szCs w:val="20"/>
     </w:rPr>
@@ -3691,6 +3906,7 @@
     <w:uiPriority w:val="29"/>
     <w:rsid w:val="00FC693F"/>
     <w:rPr>
+      <w:rFonts w:eastAsia="黑体"/>
       <w:i/>
       <w:iCs/>
       <w:color w:themeColor="text1" w:val="000000"/>
@@ -3704,7 +3920,7 @@
     <w:semiHidden/>
     <w:rsid w:val="00FC693F"/>
     <w:rPr>
-      <w:rFonts w:asciiTheme="majorHAnsi" w:cstheme="majorBidi" w:eastAsiaTheme="majorEastAsia" w:hAnsiTheme="majorHAnsi"/>
+      <w:rFonts w:asciiTheme="majorHAnsi" w:cstheme="majorBidi" w:hAnsiTheme="majorHAnsi" w:eastAsia="黑体"/>
       <w:b/>
       <w:bCs/>
       <w:i/>
@@ -3720,7 +3936,7 @@
     <w:semiHidden/>
     <w:rsid w:val="00FC693F"/>
     <w:rPr>
-      <w:rFonts w:asciiTheme="majorHAnsi" w:cstheme="majorBidi" w:eastAsiaTheme="majorEastAsia" w:hAnsiTheme="majorHAnsi"/>
+      <w:rFonts w:asciiTheme="majorHAnsi" w:cstheme="majorBidi" w:hAnsiTheme="majorHAnsi" w:eastAsia="黑体"/>
       <w:color w:themeColor="accent1" w:themeShade="7F" w:val="243F60"/>
     </w:rPr>
   </w:style>
@@ -3732,7 +3948,7 @@
     <w:semiHidden/>
     <w:rsid w:val="00FC693F"/>
     <w:rPr>
-      <w:rFonts w:asciiTheme="majorHAnsi" w:cstheme="majorBidi" w:eastAsiaTheme="majorEastAsia" w:hAnsiTheme="majorHAnsi"/>
+      <w:rFonts w:asciiTheme="majorHAnsi" w:cstheme="majorBidi" w:hAnsiTheme="majorHAnsi" w:eastAsia="黑体"/>
       <w:i/>
       <w:iCs/>
       <w:color w:themeColor="accent1" w:themeShade="7F" w:val="243F60"/>
@@ -3746,7 +3962,7 @@
     <w:semiHidden/>
     <w:rsid w:val="00FC693F"/>
     <w:rPr>
-      <w:rFonts w:asciiTheme="majorHAnsi" w:cstheme="majorBidi" w:eastAsiaTheme="majorEastAsia" w:hAnsiTheme="majorHAnsi"/>
+      <w:rFonts w:asciiTheme="majorHAnsi" w:cstheme="majorBidi" w:hAnsiTheme="majorHAnsi" w:eastAsia="黑体"/>
       <w:i/>
       <w:iCs/>
       <w:color w:themeColor="text1" w:themeTint="BF" w:val="404040"/>
@@ -3760,7 +3976,7 @@
     <w:semiHidden/>
     <w:rsid w:val="00FC693F"/>
     <w:rPr>
-      <w:rFonts w:asciiTheme="majorHAnsi" w:cstheme="majorBidi" w:eastAsiaTheme="majorEastAsia" w:hAnsiTheme="majorHAnsi"/>
+      <w:rFonts w:asciiTheme="majorHAnsi" w:cstheme="majorBidi" w:hAnsiTheme="majorHAnsi" w:eastAsia="黑体"/>
       <w:color w:themeColor="accent1" w:val="4F81BD"/>
       <w:sz w:val="20"/>
       <w:szCs w:val="20"/>
@@ -3774,7 +3990,7 @@
     <w:semiHidden/>
     <w:rsid w:val="00FC693F"/>
     <w:rPr>
-      <w:rFonts w:asciiTheme="majorHAnsi" w:cstheme="majorBidi" w:eastAsiaTheme="majorEastAsia" w:hAnsiTheme="majorHAnsi"/>
+      <w:rFonts w:asciiTheme="majorHAnsi" w:cstheme="majorBidi" w:hAnsiTheme="majorHAnsi" w:eastAsia="黑体"/>
       <w:i/>
       <w:iCs/>
       <w:color w:themeColor="text1" w:themeTint="BF" w:val="404040"/>
@@ -3795,6 +4011,7 @@
       <w:spacing w:line="240" w:lineRule="auto"/>
     </w:pPr>
     <w:rPr>
+      <w:rFonts w:eastAsia="黑体"/>
       <w:b/>
       <w:bCs/>
       <w:color w:themeColor="accent1" w:val="4F81BD"/>
@@ -3809,6 +4026,7 @@
     <w:qFormat/>
     <w:rsid w:val="00FC693F"/>
     <w:rPr>
+      <w:rFonts w:eastAsia="黑体"/>
       <w:b/>
       <w:bCs/>
     </w:rPr>
@@ -3820,6 +4038,7 @@
     <w:qFormat/>
     <w:rsid w:val="00FC693F"/>
     <w:rPr>
+      <w:rFonts w:eastAsia="黑体"/>
       <w:i/>
       <w:iCs/>
     </w:rPr>
@@ -3840,6 +4059,7 @@
       <w:ind w:left="936" w:right="936"/>
     </w:pPr>
     <w:rPr>
+      <w:rFonts w:eastAsia="黑体"/>
       <w:b/>
       <w:bCs/>
       <w:i/>
@@ -3854,6 +4074,7 @@
     <w:uiPriority w:val="30"/>
     <w:rsid w:val="00FC693F"/>
     <w:rPr>
+      <w:rFonts w:eastAsia="黑体"/>
       <w:b/>
       <w:bCs/>
       <w:i/>
@@ -3868,6 +4089,7 @@
     <w:qFormat/>
     <w:rsid w:val="00FC693F"/>
     <w:rPr>
+      <w:rFonts w:eastAsia="黑体"/>
       <w:i/>
       <w:iCs/>
       <w:color w:themeColor="text1" w:themeTint="7F" w:val="808080"/>
@@ -3880,6 +4102,7 @@
     <w:qFormat/>
     <w:rsid w:val="00FC693F"/>
     <w:rPr>
+      <w:rFonts w:eastAsia="黑体"/>
       <w:b/>
       <w:bCs/>
       <w:i/>
@@ -3894,6 +4117,7 @@
     <w:qFormat/>
     <w:rsid w:val="00FC693F"/>
     <w:rPr>
+      <w:rFonts w:eastAsia="黑体"/>
       <w:smallCaps/>
       <w:color w:themeColor="accent2" w:val="C0504D"/>
       <w:u w:val="single"/>
@@ -3906,6 +4130,7 @@
     <w:qFormat/>
     <w:rsid w:val="00FC693F"/>
     <w:rPr>
+      <w:rFonts w:eastAsia="黑体"/>
       <w:b/>
       <w:bCs/>
       <w:smallCaps/>
@@ -3921,6 +4146,7 @@
     <w:qFormat/>
     <w:rsid w:val="00FC693F"/>
     <w:rPr>
+      <w:rFonts w:eastAsia="黑体"/>
       <w:b/>
       <w:bCs/>
       <w:smallCaps/>
@@ -3975,6 +4201,7 @@
       <w:spacing w:after="0" w:line="240" w:lineRule="auto"/>
     </w:pPr>
     <w:rPr>
+      <w:rFonts w:eastAsia="黑体"/>
       <w:color w:themeColor="text1" w:themeShade="BF" w:val="000000"/>
     </w:rPr>
     <w:tblPr>
@@ -3997,6 +4224,7 @@
         <w:spacing w:after="0" w:before="0" w:line="240" w:lineRule="auto"/>
       </w:pPr>
       <w:rPr>
+        <w:rFonts w:eastAsia="黑体"/>
         <w:b/>
         <w:bCs/>
       </w:rPr>
@@ -4017,6 +4245,7 @@
         <w:spacing w:after="0" w:before="0" w:line="240" w:lineRule="auto"/>
       </w:pPr>
       <w:rPr>
+        <w:rFonts w:eastAsia="黑体"/>
         <w:b/>
         <w:bCs/>
       </w:rPr>
@@ -4034,12 +4263,14 @@
     </w:tblStylePr>
     <w:tblStylePr w:type="firstCol">
       <w:rPr>
+        <w:rFonts w:eastAsia="黑体"/>
         <w:b/>
         <w:bCs/>
       </w:rPr>
     </w:tblStylePr>
     <w:tblStylePr w:type="lastCol">
       <w:rPr>
+        <w:rFonts w:eastAsia="黑体"/>
         <w:b/>
         <w:bCs/>
       </w:rPr>
@@ -4078,6 +4309,7 @@
       <w:spacing w:after="0" w:line="240" w:lineRule="auto"/>
     </w:pPr>
     <w:rPr>
+      <w:rFonts w:eastAsia="黑体"/>
       <w:color w:themeColor="accent1" w:themeShade="BF" w:val="365F91"/>
     </w:rPr>
     <w:tblPr>
@@ -4100,6 +4332,7 @@
         <w:spacing w:after="0" w:before="0" w:line="240" w:lineRule="auto"/>
       </w:pPr>
       <w:rPr>
+        <w:rFonts w:eastAsia="黑体"/>
         <w:b/>
         <w:bCs/>
       </w:rPr>
@@ -4120,6 +4353,7 @@
         <w:spacing w:after="0" w:before="0" w:line="240" w:lineRule="auto"/>
       </w:pPr>
       <w:rPr>
+        <w:rFonts w:eastAsia="黑体"/>
         <w:b/>
         <w:bCs/>
       </w:rPr>
@@ -4137,12 +4371,14 @@
     </w:tblStylePr>
     <w:tblStylePr w:type="firstCol">
       <w:rPr>
+        <w:rFonts w:eastAsia="黑体"/>
         <w:b/>
         <w:bCs/>
       </w:rPr>
     </w:tblStylePr>
     <w:tblStylePr w:type="lastCol">
       <w:rPr>
+        <w:rFonts w:eastAsia="黑体"/>
         <w:b/>
         <w:bCs/>
       </w:rPr>
@@ -4181,6 +4417,7 @@
       <w:spacing w:after="0" w:line="240" w:lineRule="auto"/>
     </w:pPr>
     <w:rPr>
+      <w:rFonts w:eastAsia="黑体"/>
       <w:color w:themeColor="accent2" w:themeShade="BF" w:val="943634"/>
     </w:rPr>
     <w:tblPr>
@@ -4203,6 +4440,7 @@
         <w:spacing w:after="0" w:before="0" w:line="240" w:lineRule="auto"/>
       </w:pPr>
       <w:rPr>
+        <w:rFonts w:eastAsia="黑体"/>
         <w:b/>
         <w:bCs/>
       </w:rPr>
@@ -4223,6 +4461,7 @@
         <w:spacing w:after="0" w:before="0" w:line="240" w:lineRule="auto"/>
       </w:pPr>
       <w:rPr>
+        <w:rFonts w:eastAsia="黑体"/>
         <w:b/>
         <w:bCs/>
       </w:rPr>
@@ -4240,12 +4479,14 @@
     </w:tblStylePr>
     <w:tblStylePr w:type="firstCol">
       <w:rPr>
+        <w:rFonts w:eastAsia="黑体"/>
         <w:b/>
         <w:bCs/>
       </w:rPr>
     </w:tblStylePr>
     <w:tblStylePr w:type="lastCol">
       <w:rPr>
+        <w:rFonts w:eastAsia="黑体"/>
         <w:b/>
         <w:bCs/>
       </w:rPr>
@@ -4284,6 +4525,7 @@
       <w:spacing w:after="0" w:line="240" w:lineRule="auto"/>
     </w:pPr>
     <w:rPr>
+      <w:rFonts w:eastAsia="黑体"/>
       <w:color w:themeColor="accent3" w:themeShade="BF" w:val="76923C"/>
     </w:rPr>
     <w:tblPr>
@@ -4306,6 +4548,7 @@
         <w:spacing w:after="0" w:before="0" w:line="240" w:lineRule="auto"/>
       </w:pPr>
       <w:rPr>
+        <w:rFonts w:eastAsia="黑体"/>
         <w:b/>
         <w:bCs/>
       </w:rPr>
@@ -4326,6 +4569,7 @@
         <w:spacing w:after="0" w:before="0" w:line="240" w:lineRule="auto"/>
       </w:pPr>
       <w:rPr>
+        <w:rFonts w:eastAsia="黑体"/>
         <w:b/>
         <w:bCs/>
       </w:rPr>
@@ -4343,12 +4587,14 @@
     </w:tblStylePr>
     <w:tblStylePr w:type="firstCol">
       <w:rPr>
+        <w:rFonts w:eastAsia="黑体"/>
         <w:b/>
         <w:bCs/>
       </w:rPr>
     </w:tblStylePr>
     <w:tblStylePr w:type="lastCol">
       <w:rPr>
+        <w:rFonts w:eastAsia="黑体"/>
         <w:b/>
         <w:bCs/>
       </w:rPr>
@@ -4387,6 +4633,7 @@
       <w:spacing w:after="0" w:line="240" w:lineRule="auto"/>
     </w:pPr>
     <w:rPr>
+      <w:rFonts w:eastAsia="黑体"/>
       <w:color w:themeColor="accent4" w:themeShade="BF" w:val="5F497A"/>
     </w:rPr>
     <w:tblPr>
@@ -4409,6 +4656,7 @@
         <w:spacing w:after="0" w:before="0" w:line="240" w:lineRule="auto"/>
       </w:pPr>
       <w:rPr>
+        <w:rFonts w:eastAsia="黑体"/>
         <w:b/>
         <w:bCs/>
       </w:rPr>
@@ -4429,6 +4677,7 @@
         <w:spacing w:after="0" w:before="0" w:line="240" w:lineRule="auto"/>
       </w:pPr>
       <w:rPr>
+        <w:rFonts w:eastAsia="黑体"/>
         <w:b/>
         <w:bCs/>
       </w:rPr>
@@ -4446,12 +4695,14 @@
     </w:tblStylePr>
     <w:tblStylePr w:type="firstCol">
       <w:rPr>
+        <w:rFonts w:eastAsia="黑体"/>
         <w:b/>
         <w:bCs/>
       </w:rPr>
     </w:tblStylePr>
     <w:tblStylePr w:type="lastCol">
       <w:rPr>
+        <w:rFonts w:eastAsia="黑体"/>
         <w:b/>
         <w:bCs/>
       </w:rPr>
@@ -4490,6 +4741,7 @@
       <w:spacing w:after="0" w:line="240" w:lineRule="auto"/>
     </w:pPr>
     <w:rPr>
+      <w:rFonts w:eastAsia="黑体"/>
       <w:color w:themeColor="accent5" w:themeShade="BF" w:val="31849B"/>
     </w:rPr>
     <w:tblPr>
@@ -4512,6 +4764,7 @@
         <w:spacing w:after="0" w:before="0" w:line="240" w:lineRule="auto"/>
       </w:pPr>
       <w:rPr>
+        <w:rFonts w:eastAsia="黑体"/>
         <w:b/>
         <w:bCs/>
       </w:rPr>
@@ -4532,6 +4785,7 @@
         <w:spacing w:after="0" w:before="0" w:line="240" w:lineRule="auto"/>
       </w:pPr>
       <w:rPr>
+        <w:rFonts w:eastAsia="黑体"/>
         <w:b/>
         <w:bCs/>
       </w:rPr>
@@ -4549,12 +4803,14 @@
     </w:tblStylePr>
     <w:tblStylePr w:type="firstCol">
       <w:rPr>
+        <w:rFonts w:eastAsia="黑体"/>
         <w:b/>
         <w:bCs/>
       </w:rPr>
     </w:tblStylePr>
     <w:tblStylePr w:type="lastCol">
       <w:rPr>
+        <w:rFonts w:eastAsia="黑体"/>
         <w:b/>
         <w:bCs/>
       </w:rPr>
@@ -4593,6 +4849,7 @@
       <w:spacing w:after="0" w:line="240" w:lineRule="auto"/>
     </w:pPr>
     <w:rPr>
+      <w:rFonts w:eastAsia="黑体"/>
       <w:color w:themeColor="accent6" w:themeShade="BF" w:val="E36C0A"/>
     </w:rPr>
     <w:tblPr>
@@ -4615,6 +4872,7 @@
         <w:spacing w:after="0" w:before="0" w:line="240" w:lineRule="auto"/>
       </w:pPr>
       <w:rPr>
+        <w:rFonts w:eastAsia="黑体"/>
         <w:b/>
         <w:bCs/>
       </w:rPr>
@@ -4635,6 +4893,7 @@
         <w:spacing w:after="0" w:before="0" w:line="240" w:lineRule="auto"/>
       </w:pPr>
       <w:rPr>
+        <w:rFonts w:eastAsia="黑体"/>
         <w:b/>
         <w:bCs/>
       </w:rPr>
@@ -4652,12 +4911,14 @@
     </w:tblStylePr>
     <w:tblStylePr w:type="firstCol">
       <w:rPr>
+        <w:rFonts w:eastAsia="黑体"/>
         <w:b/>
         <w:bCs/>
       </w:rPr>
     </w:tblStylePr>
     <w:tblStylePr w:type="lastCol">
       <w:rPr>
+        <w:rFonts w:eastAsia="黑体"/>
         <w:b/>
         <w:bCs/>
       </w:rPr>
@@ -4717,6 +4978,7 @@
         <w:spacing w:after="0" w:before="0" w:line="240" w:lineRule="auto"/>
       </w:pPr>
       <w:rPr>
+        <w:rFonts w:eastAsia="黑体"/>
         <w:b/>
         <w:bCs/>
         <w:color w:themeColor="background1" w:val="FFFFFF"/>
@@ -4731,6 +4993,7 @@
         <w:spacing w:after="0" w:before="0" w:line="240" w:lineRule="auto"/>
       </w:pPr>
       <w:rPr>
+        <w:rFonts w:eastAsia="黑体"/>
         <w:b/>
         <w:bCs/>
       </w:rPr>
@@ -4746,12 +5009,14 @@
     </w:tblStylePr>
     <w:tblStylePr w:type="firstCol">
       <w:rPr>
+        <w:rFonts w:eastAsia="黑体"/>
         <w:b/>
         <w:bCs/>
       </w:rPr>
     </w:tblStylePr>
     <w:tblStylePr w:type="lastCol">
       <w:rPr>
+        <w:rFonts w:eastAsia="黑体"/>
         <w:b/>
         <w:bCs/>
       </w:rPr>
@@ -4809,6 +5074,7 @@
         <w:spacing w:after="0" w:before="0" w:line="240" w:lineRule="auto"/>
       </w:pPr>
       <w:rPr>
+        <w:rFonts w:eastAsia="黑体"/>
         <w:b/>
         <w:bCs/>
         <w:color w:themeColor="background1" w:val="FFFFFF"/>
@@ -4823,6 +5089,7 @@
         <w:spacing w:after="0" w:before="0" w:line="240" w:lineRule="auto"/>
       </w:pPr>
       <w:rPr>
+        <w:rFonts w:eastAsia="黑体"/>
         <w:b/>
         <w:bCs/>
       </w:rPr>
@@ -4838,12 +5105,14 @@
     </w:tblStylePr>
     <w:tblStylePr w:type="firstCol">
       <w:rPr>
+        <w:rFonts w:eastAsia="黑体"/>
         <w:b/>
         <w:bCs/>
       </w:rPr>
     </w:tblStylePr>
     <w:tblStylePr w:type="lastCol">
       <w:rPr>
+        <w:rFonts w:eastAsia="黑体"/>
         <w:b/>
         <w:bCs/>
       </w:rPr>
@@ -4901,6 +5170,7 @@
         <w:spacing w:after="0" w:before="0" w:line="240" w:lineRule="auto"/>
       </w:pPr>
       <w:rPr>
+        <w:rFonts w:eastAsia="黑体"/>
         <w:b/>
         <w:bCs/>
         <w:color w:themeColor="background1" w:val="FFFFFF"/>
@@ -4915,6 +5185,7 @@
         <w:spacing w:after="0" w:before="0" w:line="240" w:lineRule="auto"/>
       </w:pPr>
       <w:rPr>
+        <w:rFonts w:eastAsia="黑体"/>
         <w:b/>
         <w:bCs/>
       </w:rPr>
@@ -4930,12 +5201,14 @@
     </w:tblStylePr>
     <w:tblStylePr w:type="firstCol">
       <w:rPr>
+        <w:rFonts w:eastAsia="黑体"/>
         <w:b/>
         <w:bCs/>
       </w:rPr>
     </w:tblStylePr>
     <w:tblStylePr w:type="lastCol">
       <w:rPr>
+        <w:rFonts w:eastAsia="黑体"/>
         <w:b/>
         <w:bCs/>
       </w:rPr>
@@ -4993,6 +5266,7 @@
         <w:spacing w:after="0" w:before="0" w:line="240" w:lineRule="auto"/>
       </w:pPr>
       <w:rPr>
+        <w:rFonts w:eastAsia="黑体"/>
         <w:b/>
         <w:bCs/>
         <w:color w:themeColor="background1" w:val="FFFFFF"/>
@@ -5007,6 +5281,7 @@
         <w:spacing w:after="0" w:before="0" w:line="240" w:lineRule="auto"/>
       </w:pPr>
       <w:rPr>
+        <w:rFonts w:eastAsia="黑体"/>
         <w:b/>
         <w:bCs/>
       </w:rPr>
@@ -5022,12 +5297,14 @@
     </w:tblStylePr>
     <w:tblStylePr w:type="firstCol">
       <w:rPr>
+        <w:rFonts w:eastAsia="黑体"/>
         <w:b/>
         <w:bCs/>
       </w:rPr>
     </w:tblStylePr>
     <w:tblStylePr w:type="lastCol">
       <w:rPr>
+        <w:rFonts w:eastAsia="黑体"/>
         <w:b/>
         <w:bCs/>
       </w:rPr>
@@ -5085,6 +5362,7 @@
         <w:spacing w:after="0" w:before="0" w:line="240" w:lineRule="auto"/>
       </w:pPr>
       <w:rPr>
+        <w:rFonts w:eastAsia="黑体"/>
         <w:b/>
         <w:bCs/>
         <w:color w:themeColor="background1" w:val="FFFFFF"/>
@@ -5099,6 +5377,7 @@
         <w:spacing w:after="0" w:before="0" w:line="240" w:lineRule="auto"/>
       </w:pPr>
       <w:rPr>
+        <w:rFonts w:eastAsia="黑体"/>
         <w:b/>
         <w:bCs/>
       </w:rPr>
@@ -5114,12 +5393,14 @@
     </w:tblStylePr>
     <w:tblStylePr w:type="firstCol">
       <w:rPr>
+        <w:rFonts w:eastAsia="黑体"/>
         <w:b/>
         <w:bCs/>
       </w:rPr>
     </w:tblStylePr>
     <w:tblStylePr w:type="lastCol">
       <w:rPr>
+        <w:rFonts w:eastAsia="黑体"/>
         <w:b/>
         <w:bCs/>
       </w:rPr>
@@ -5177,6 +5458,7 @@
         <w:spacing w:after="0" w:before="0" w:line="240" w:lineRule="auto"/>
       </w:pPr>
       <w:rPr>
+        <w:rFonts w:eastAsia="黑体"/>
         <w:b/>
         <w:bCs/>
         <w:color w:themeColor="background1" w:val="FFFFFF"/>
@@ -5191,6 +5473,7 @@
         <w:spacing w:after="0" w:before="0" w:line="240" w:lineRule="auto"/>
       </w:pPr>
       <w:rPr>
+        <w:rFonts w:eastAsia="黑体"/>
         <w:b/>
         <w:bCs/>
       </w:rPr>
@@ -5206,12 +5489,14 @@
     </w:tblStylePr>
     <w:tblStylePr w:type="firstCol">
       <w:rPr>
+        <w:rFonts w:eastAsia="黑体"/>
         <w:b/>
         <w:bCs/>
       </w:rPr>
     </w:tblStylePr>
     <w:tblStylePr w:type="lastCol">
       <w:rPr>
+        <w:rFonts w:eastAsia="黑体"/>
         <w:b/>
         <w:bCs/>
       </w:rPr>
@@ -5269,6 +5554,7 @@
         <w:spacing w:after="0" w:before="0" w:line="240" w:lineRule="auto"/>
       </w:pPr>
       <w:rPr>
+        <w:rFonts w:eastAsia="黑体"/>
         <w:b/>
         <w:bCs/>
         <w:color w:themeColor="background1" w:val="FFFFFF"/>
@@ -5283,6 +5569,7 @@
         <w:spacing w:after="0" w:before="0" w:line="240" w:lineRule="auto"/>
       </w:pPr>
       <w:rPr>
+        <w:rFonts w:eastAsia="黑体"/>
         <w:b/>
         <w:bCs/>
       </w:rPr>
@@ -5298,12 +5585,14 @@
     </w:tblStylePr>
     <w:tblStylePr w:type="firstCol">
       <w:rPr>
+        <w:rFonts w:eastAsia="黑体"/>
         <w:b/>
         <w:bCs/>
       </w:rPr>
     </w:tblStylePr>
     <w:tblStylePr w:type="lastCol">
       <w:rPr>
+        <w:rFonts w:eastAsia="黑体"/>
         <w:b/>
         <w:bCs/>
       </w:rPr>
@@ -5363,7 +5652,7 @@
         <w:spacing w:after="0" w:before="0" w:line="240" w:lineRule="auto"/>
       </w:pPr>
       <w:rPr>
-        <w:rFonts w:asciiTheme="majorHAnsi" w:cstheme="majorBidi" w:eastAsiaTheme="majorEastAsia" w:hAnsiTheme="majorHAnsi"/>
+        <w:rFonts w:asciiTheme="majorHAnsi" w:cstheme="majorBidi" w:hAnsiTheme="majorHAnsi" w:eastAsia="黑体"/>
         <w:b/>
         <w:bCs/>
       </w:rPr>
@@ -5384,7 +5673,7 @@
         <w:spacing w:after="0" w:before="0" w:line="240" w:lineRule="auto"/>
       </w:pPr>
       <w:rPr>
-        <w:rFonts w:asciiTheme="majorHAnsi" w:cstheme="majorBidi" w:eastAsiaTheme="majorEastAsia" w:hAnsiTheme="majorHAnsi"/>
+        <w:rFonts w:asciiTheme="majorHAnsi" w:cstheme="majorBidi" w:hAnsiTheme="majorHAnsi" w:eastAsia="黑体"/>
         <w:b/>
         <w:bCs/>
       </w:rPr>
@@ -5402,14 +5691,14 @@
     </w:tblStylePr>
     <w:tblStylePr w:type="firstCol">
       <w:rPr>
-        <w:rFonts w:asciiTheme="majorHAnsi" w:cstheme="majorBidi" w:eastAsiaTheme="majorEastAsia" w:hAnsiTheme="majorHAnsi"/>
+        <w:rFonts w:asciiTheme="majorHAnsi" w:cstheme="majorBidi" w:hAnsiTheme="majorHAnsi" w:eastAsia="黑体"/>
         <w:b/>
         <w:bCs/>
       </w:rPr>
     </w:tblStylePr>
     <w:tblStylePr w:type="lastCol">
       <w:rPr>
-        <w:rFonts w:asciiTheme="majorHAnsi" w:cstheme="majorBidi" w:eastAsiaTheme="majorEastAsia" w:hAnsiTheme="majorHAnsi"/>
+        <w:rFonts w:asciiTheme="majorHAnsi" w:cstheme="majorBidi" w:hAnsiTheme="majorHAnsi" w:eastAsia="黑体"/>
         <w:b/>
         <w:bCs/>
       </w:rPr>
@@ -5493,7 +5782,7 @@
         <w:spacing w:after="0" w:before="0" w:line="240" w:lineRule="auto"/>
       </w:pPr>
       <w:rPr>
-        <w:rFonts w:asciiTheme="majorHAnsi" w:cstheme="majorBidi" w:eastAsiaTheme="majorEastAsia" w:hAnsiTheme="majorHAnsi"/>
+        <w:rFonts w:asciiTheme="majorHAnsi" w:cstheme="majorBidi" w:hAnsiTheme="majorHAnsi" w:eastAsia="黑体"/>
         <w:b/>
         <w:bCs/>
       </w:rPr>
@@ -5514,7 +5803,7 @@
         <w:spacing w:after="0" w:before="0" w:line="240" w:lineRule="auto"/>
       </w:pPr>
       <w:rPr>
-        <w:rFonts w:asciiTheme="majorHAnsi" w:cstheme="majorBidi" w:eastAsiaTheme="majorEastAsia" w:hAnsiTheme="majorHAnsi"/>
+        <w:rFonts w:asciiTheme="majorHAnsi" w:cstheme="majorBidi" w:hAnsiTheme="majorHAnsi" w:eastAsia="黑体"/>
         <w:b/>
         <w:bCs/>
       </w:rPr>
@@ -5532,14 +5821,14 @@
     </w:tblStylePr>
     <w:tblStylePr w:type="firstCol">
       <w:rPr>
-        <w:rFonts w:asciiTheme="majorHAnsi" w:cstheme="majorBidi" w:eastAsiaTheme="majorEastAsia" w:hAnsiTheme="majorHAnsi"/>
+        <w:rFonts w:asciiTheme="majorHAnsi" w:cstheme="majorBidi" w:hAnsiTheme="majorHAnsi" w:eastAsia="黑体"/>
         <w:b/>
         <w:bCs/>
       </w:rPr>
     </w:tblStylePr>
     <w:tblStylePr w:type="lastCol">
       <w:rPr>
-        <w:rFonts w:asciiTheme="majorHAnsi" w:cstheme="majorBidi" w:eastAsiaTheme="majorEastAsia" w:hAnsiTheme="majorHAnsi"/>
+        <w:rFonts w:asciiTheme="majorHAnsi" w:cstheme="majorBidi" w:hAnsiTheme="majorHAnsi" w:eastAsia="黑体"/>
         <w:b/>
         <w:bCs/>
       </w:rPr>
@@ -5623,7 +5912,7 @@
         <w:spacing w:after="0" w:before="0" w:line="240" w:lineRule="auto"/>
       </w:pPr>
       <w:rPr>
-        <w:rFonts w:asciiTheme="majorHAnsi" w:cstheme="majorBidi" w:eastAsiaTheme="majorEastAsia" w:hAnsiTheme="majorHAnsi"/>
+        <w:rFonts w:asciiTheme="majorHAnsi" w:cstheme="majorBidi" w:hAnsiTheme="majorHAnsi" w:eastAsia="黑体"/>
         <w:b/>
         <w:bCs/>
       </w:rPr>
@@ -5644,7 +5933,7 @@
         <w:spacing w:after="0" w:before="0" w:line="240" w:lineRule="auto"/>
       </w:pPr>
       <w:rPr>
-        <w:rFonts w:asciiTheme="majorHAnsi" w:cstheme="majorBidi" w:eastAsiaTheme="majorEastAsia" w:hAnsiTheme="majorHAnsi"/>
+        <w:rFonts w:asciiTheme="majorHAnsi" w:cstheme="majorBidi" w:hAnsiTheme="majorHAnsi" w:eastAsia="黑体"/>
         <w:b/>
         <w:bCs/>
       </w:rPr>
@@ -5662,14 +5951,14 @@
     </w:tblStylePr>
     <w:tblStylePr w:type="firstCol">
       <w:rPr>
-        <w:rFonts w:asciiTheme="majorHAnsi" w:cstheme="majorBidi" w:eastAsiaTheme="majorEastAsia" w:hAnsiTheme="majorHAnsi"/>
+        <w:rFonts w:asciiTheme="majorHAnsi" w:cstheme="majorBidi" w:hAnsiTheme="majorHAnsi" w:eastAsia="黑体"/>
         <w:b/>
         <w:bCs/>
       </w:rPr>
     </w:tblStylePr>
     <w:tblStylePr w:type="lastCol">
       <w:rPr>
-        <w:rFonts w:asciiTheme="majorHAnsi" w:cstheme="majorBidi" w:eastAsiaTheme="majorEastAsia" w:hAnsiTheme="majorHAnsi"/>
+        <w:rFonts w:asciiTheme="majorHAnsi" w:cstheme="majorBidi" w:hAnsiTheme="majorHAnsi" w:eastAsia="黑体"/>
         <w:b/>
         <w:bCs/>
       </w:rPr>
@@ -5753,7 +6042,7 @@
         <w:spacing w:after="0" w:before="0" w:line="240" w:lineRule="auto"/>
       </w:pPr>
       <w:rPr>
-        <w:rFonts w:asciiTheme="majorHAnsi" w:cstheme="majorBidi" w:eastAsiaTheme="majorEastAsia" w:hAnsiTheme="majorHAnsi"/>
+        <w:rFonts w:asciiTheme="majorHAnsi" w:cstheme="majorBidi" w:hAnsiTheme="majorHAnsi" w:eastAsia="黑体"/>
         <w:b/>
         <w:bCs/>
       </w:rPr>
@@ -5774,7 +6063,7 @@
         <w:spacing w:after="0" w:before="0" w:line="240" w:lineRule="auto"/>
       </w:pPr>
       <w:rPr>
-        <w:rFonts w:asciiTheme="majorHAnsi" w:cstheme="majorBidi" w:eastAsiaTheme="majorEastAsia" w:hAnsiTheme="majorHAnsi"/>
+        <w:rFonts w:asciiTheme="majorHAnsi" w:cstheme="majorBidi" w:hAnsiTheme="majorHAnsi" w:eastAsia="黑体"/>
         <w:b/>
         <w:bCs/>
       </w:rPr>
@@ -5792,14 +6081,14 @@
     </w:tblStylePr>
     <w:tblStylePr w:type="firstCol">
       <w:rPr>
-        <w:rFonts w:asciiTheme="majorHAnsi" w:cstheme="majorBidi" w:eastAsiaTheme="majorEastAsia" w:hAnsiTheme="majorHAnsi"/>
+        <w:rFonts w:asciiTheme="majorHAnsi" w:cstheme="majorBidi" w:hAnsiTheme="majorHAnsi" w:eastAsia="黑体"/>
         <w:b/>
         <w:bCs/>
       </w:rPr>
     </w:tblStylePr>
     <w:tblStylePr w:type="lastCol">
       <w:rPr>
-        <w:rFonts w:asciiTheme="majorHAnsi" w:cstheme="majorBidi" w:eastAsiaTheme="majorEastAsia" w:hAnsiTheme="majorHAnsi"/>
+        <w:rFonts w:asciiTheme="majorHAnsi" w:cstheme="majorBidi" w:hAnsiTheme="majorHAnsi" w:eastAsia="黑体"/>
         <w:b/>
         <w:bCs/>
       </w:rPr>
@@ -5883,7 +6172,7 @@
         <w:spacing w:after="0" w:before="0" w:line="240" w:lineRule="auto"/>
       </w:pPr>
       <w:rPr>
-        <w:rFonts w:asciiTheme="majorHAnsi" w:cstheme="majorBidi" w:eastAsiaTheme="majorEastAsia" w:hAnsiTheme="majorHAnsi"/>
+        <w:rFonts w:asciiTheme="majorHAnsi" w:cstheme="majorBidi" w:hAnsiTheme="majorHAnsi" w:eastAsia="黑体"/>
         <w:b/>
         <w:bCs/>
       </w:rPr>
@@ -5904,7 +6193,7 @@
         <w:spacing w:after="0" w:before="0" w:line="240" w:lineRule="auto"/>
       </w:pPr>
       <w:rPr>
-        <w:rFonts w:asciiTheme="majorHAnsi" w:cstheme="majorBidi" w:eastAsiaTheme="majorEastAsia" w:hAnsiTheme="majorHAnsi"/>
+        <w:rFonts w:asciiTheme="majorHAnsi" w:cstheme="majorBidi" w:hAnsiTheme="majorHAnsi" w:eastAsia="黑体"/>
         <w:b/>
         <w:bCs/>
       </w:rPr>
@@ -5922,14 +6211,14 @@
     </w:tblStylePr>
     <w:tblStylePr w:type="firstCol">
       <w:rPr>
-        <w:rFonts w:asciiTheme="majorHAnsi" w:cstheme="majorBidi" w:eastAsiaTheme="majorEastAsia" w:hAnsiTheme="majorHAnsi"/>
+        <w:rFonts w:asciiTheme="majorHAnsi" w:cstheme="majorBidi" w:hAnsiTheme="majorHAnsi" w:eastAsia="黑体"/>
         <w:b/>
         <w:bCs/>
       </w:rPr>
     </w:tblStylePr>
     <w:tblStylePr w:type="lastCol">
       <w:rPr>
-        <w:rFonts w:asciiTheme="majorHAnsi" w:cstheme="majorBidi" w:eastAsiaTheme="majorEastAsia" w:hAnsiTheme="majorHAnsi"/>
+        <w:rFonts w:asciiTheme="majorHAnsi" w:cstheme="majorBidi" w:hAnsiTheme="majorHAnsi" w:eastAsia="黑体"/>
         <w:b/>
         <w:bCs/>
       </w:rPr>
@@ -6013,7 +6302,7 @@
         <w:spacing w:after="0" w:before="0" w:line="240" w:lineRule="auto"/>
       </w:pPr>
       <w:rPr>
-        <w:rFonts w:asciiTheme="majorHAnsi" w:cstheme="majorBidi" w:eastAsiaTheme="majorEastAsia" w:hAnsiTheme="majorHAnsi"/>
+        <w:rFonts w:asciiTheme="majorHAnsi" w:cstheme="majorBidi" w:hAnsiTheme="majorHAnsi" w:eastAsia="黑体"/>
         <w:b/>
         <w:bCs/>
       </w:rPr>
@@ -6034,7 +6323,7 @@
         <w:spacing w:after="0" w:before="0" w:line="240" w:lineRule="auto"/>
       </w:pPr>
       <w:rPr>
-        <w:rFonts w:asciiTheme="majorHAnsi" w:cstheme="majorBidi" w:eastAsiaTheme="majorEastAsia" w:hAnsiTheme="majorHAnsi"/>
+        <w:rFonts w:asciiTheme="majorHAnsi" w:cstheme="majorBidi" w:hAnsiTheme="majorHAnsi" w:eastAsia="黑体"/>
         <w:b/>
         <w:bCs/>
       </w:rPr>
@@ -6052,14 +6341,14 @@
     </w:tblStylePr>
     <w:tblStylePr w:type="firstCol">
       <w:rPr>
-        <w:rFonts w:asciiTheme="majorHAnsi" w:cstheme="majorBidi" w:eastAsiaTheme="majorEastAsia" w:hAnsiTheme="majorHAnsi"/>
+        <w:rFonts w:asciiTheme="majorHAnsi" w:cstheme="majorBidi" w:hAnsiTheme="majorHAnsi" w:eastAsia="黑体"/>
         <w:b/>
         <w:bCs/>
       </w:rPr>
     </w:tblStylePr>
     <w:tblStylePr w:type="lastCol">
       <w:rPr>
-        <w:rFonts w:asciiTheme="majorHAnsi" w:cstheme="majorBidi" w:eastAsiaTheme="majorEastAsia" w:hAnsiTheme="majorHAnsi"/>
+        <w:rFonts w:asciiTheme="majorHAnsi" w:cstheme="majorBidi" w:hAnsiTheme="majorHAnsi" w:eastAsia="黑体"/>
         <w:b/>
         <w:bCs/>
       </w:rPr>
@@ -6143,7 +6432,7 @@
         <w:spacing w:after="0" w:before="0" w:line="240" w:lineRule="auto"/>
       </w:pPr>
       <w:rPr>
-        <w:rFonts w:asciiTheme="majorHAnsi" w:cstheme="majorBidi" w:eastAsiaTheme="majorEastAsia" w:hAnsiTheme="majorHAnsi"/>
+        <w:rFonts w:asciiTheme="majorHAnsi" w:cstheme="majorBidi" w:hAnsiTheme="majorHAnsi" w:eastAsia="黑体"/>
         <w:b/>
         <w:bCs/>
       </w:rPr>
@@ -6164,7 +6453,7 @@
         <w:spacing w:after="0" w:before="0" w:line="240" w:lineRule="auto"/>
       </w:pPr>
       <w:rPr>
-        <w:rFonts w:asciiTheme="majorHAnsi" w:cstheme="majorBidi" w:eastAsiaTheme="majorEastAsia" w:hAnsiTheme="majorHAnsi"/>
+        <w:rFonts w:asciiTheme="majorHAnsi" w:cstheme="majorBidi" w:hAnsiTheme="majorHAnsi" w:eastAsia="黑体"/>
         <w:b/>
         <w:bCs/>
       </w:rPr>
@@ -6182,14 +6471,14 @@
     </w:tblStylePr>
     <w:tblStylePr w:type="firstCol">
       <w:rPr>
-        <w:rFonts w:asciiTheme="majorHAnsi" w:cstheme="majorBidi" w:eastAsiaTheme="majorEastAsia" w:hAnsiTheme="majorHAnsi"/>
+        <w:rFonts w:asciiTheme="majorHAnsi" w:cstheme="majorBidi" w:hAnsiTheme="majorHAnsi" w:eastAsia="黑体"/>
         <w:b/>
         <w:bCs/>
       </w:rPr>
     </w:tblStylePr>
     <w:tblStylePr w:type="lastCol">
       <w:rPr>
-        <w:rFonts w:asciiTheme="majorHAnsi" w:cstheme="majorBidi" w:eastAsiaTheme="majorEastAsia" w:hAnsiTheme="majorHAnsi"/>
+        <w:rFonts w:asciiTheme="majorHAnsi" w:cstheme="majorBidi" w:hAnsiTheme="majorHAnsi" w:eastAsia="黑体"/>
         <w:b/>
         <w:bCs/>
       </w:rPr>
@@ -6272,6 +6561,7 @@
         <w:spacing w:after="0" w:before="0" w:line="240" w:lineRule="auto"/>
       </w:pPr>
       <w:rPr>
+        <w:rFonts w:eastAsia="黑体"/>
         <w:b/>
         <w:bCs/>
         <w:color w:themeColor="background1" w:val="FFFFFF"/>
@@ -6294,6 +6584,7 @@
         <w:spacing w:after="0" w:before="0" w:line="240" w:lineRule="auto"/>
       </w:pPr>
       <w:rPr>
+        <w:rFonts w:eastAsia="黑体"/>
         <w:b/>
         <w:bCs/>
       </w:rPr>
@@ -6311,12 +6602,14 @@
     </w:tblStylePr>
     <w:tblStylePr w:type="firstCol">
       <w:rPr>
+        <w:rFonts w:eastAsia="黑体"/>
         <w:b/>
         <w:bCs/>
       </w:rPr>
     </w:tblStylePr>
     <w:tblStylePr w:type="lastCol">
       <w:rPr>
+        <w:rFonts w:eastAsia="黑体"/>
         <w:b/>
         <w:bCs/>
       </w:rPr>
@@ -6378,6 +6671,7 @@
         <w:spacing w:after="0" w:before="0" w:line="240" w:lineRule="auto"/>
       </w:pPr>
       <w:rPr>
+        <w:rFonts w:eastAsia="黑体"/>
         <w:b/>
         <w:bCs/>
         <w:color w:themeColor="background1" w:val="FFFFFF"/>
@@ -6400,6 +6694,7 @@
         <w:spacing w:after="0" w:before="0" w:line="240" w:lineRule="auto"/>
       </w:pPr>
       <w:rPr>
+        <w:rFonts w:eastAsia="黑体"/>
         <w:b/>
         <w:bCs/>
       </w:rPr>
@@ -6417,12 +6712,14 @@
     </w:tblStylePr>
     <w:tblStylePr w:type="firstCol">
       <w:rPr>
+        <w:rFonts w:eastAsia="黑体"/>
         <w:b/>
         <w:bCs/>
       </w:rPr>
     </w:tblStylePr>
     <w:tblStylePr w:type="lastCol">
       <w:rPr>
+        <w:rFonts w:eastAsia="黑体"/>
         <w:b/>
         <w:bCs/>
       </w:rPr>
@@ -6484,6 +6781,7 @@
         <w:spacing w:after="0" w:before="0" w:line="240" w:lineRule="auto"/>
       </w:pPr>
       <w:rPr>
+        <w:rFonts w:eastAsia="黑体"/>
         <w:b/>
         <w:bCs/>
         <w:color w:themeColor="background1" w:val="FFFFFF"/>
@@ -6506,6 +6804,7 @@
         <w:spacing w:after="0" w:before="0" w:line="240" w:lineRule="auto"/>
       </w:pPr>
       <w:rPr>
+        <w:rFonts w:eastAsia="黑体"/>
         <w:b/>
         <w:bCs/>
       </w:rPr>
@@ -6523,12 +6822,14 @@
     </w:tblStylePr>
     <w:tblStylePr w:type="firstCol">
       <w:rPr>
+        <w:rFonts w:eastAsia="黑体"/>
         <w:b/>
         <w:bCs/>
       </w:rPr>
     </w:tblStylePr>
     <w:tblStylePr w:type="lastCol">
       <w:rPr>
+        <w:rFonts w:eastAsia="黑体"/>
         <w:b/>
         <w:bCs/>
       </w:rPr>
@@ -6590,6 +6891,7 @@
         <w:spacing w:after="0" w:before="0" w:line="240" w:lineRule="auto"/>
       </w:pPr>
       <w:rPr>
+        <w:rFonts w:eastAsia="黑体"/>
         <w:b/>
         <w:bCs/>
         <w:color w:themeColor="background1" w:val="FFFFFF"/>
@@ -6612,6 +6914,7 @@
         <w:spacing w:after="0" w:before="0" w:line="240" w:lineRule="auto"/>
       </w:pPr>
       <w:rPr>
+        <w:rFonts w:eastAsia="黑体"/>
         <w:b/>
         <w:bCs/>
       </w:rPr>
@@ -6629,12 +6932,14 @@
     </w:tblStylePr>
     <w:tblStylePr w:type="firstCol">
       <w:rPr>
+        <w:rFonts w:eastAsia="黑体"/>
         <w:b/>
         <w:bCs/>
       </w:rPr>
     </w:tblStylePr>
     <w:tblStylePr w:type="lastCol">
       <w:rPr>
+        <w:rFonts w:eastAsia="黑体"/>
         <w:b/>
         <w:bCs/>
       </w:rPr>
@@ -6696,6 +7001,7 @@
         <w:spacing w:after="0" w:before="0" w:line="240" w:lineRule="auto"/>
       </w:pPr>
       <w:rPr>
+        <w:rFonts w:eastAsia="黑体"/>
         <w:b/>
         <w:bCs/>
         <w:color w:themeColor="background1" w:val="FFFFFF"/>
@@ -6718,6 +7024,7 @@
         <w:spacing w:after="0" w:before="0" w:line="240" w:lineRule="auto"/>
       </w:pPr>
       <w:rPr>
+        <w:rFonts w:eastAsia="黑体"/>
         <w:b/>
         <w:bCs/>
       </w:rPr>
@@ -6735,12 +7042,14 @@
     </w:tblStylePr>
     <w:tblStylePr w:type="firstCol">
       <w:rPr>
+        <w:rFonts w:eastAsia="黑体"/>
         <w:b/>
         <w:bCs/>
       </w:rPr>
     </w:tblStylePr>
     <w:tblStylePr w:type="lastCol">
       <w:rPr>
+        <w:rFonts w:eastAsia="黑体"/>
         <w:b/>
         <w:bCs/>
       </w:rPr>
@@ -6802,6 +7111,7 @@
         <w:spacing w:after="0" w:before="0" w:line="240" w:lineRule="auto"/>
       </w:pPr>
       <w:rPr>
+        <w:rFonts w:eastAsia="黑体"/>
         <w:b/>
         <w:bCs/>
         <w:color w:themeColor="background1" w:val="FFFFFF"/>
@@ -6824,6 +7134,7 @@
         <w:spacing w:after="0" w:before="0" w:line="240" w:lineRule="auto"/>
       </w:pPr>
       <w:rPr>
+        <w:rFonts w:eastAsia="黑体"/>
         <w:b/>
         <w:bCs/>
       </w:rPr>
@@ -6841,12 +7152,14 @@
     </w:tblStylePr>
     <w:tblStylePr w:type="firstCol">
       <w:rPr>
+        <w:rFonts w:eastAsia="黑体"/>
         <w:b/>
         <w:bCs/>
       </w:rPr>
     </w:tblStylePr>
     <w:tblStylePr w:type="lastCol">
       <w:rPr>
+        <w:rFonts w:eastAsia="黑体"/>
         <w:b/>
         <w:bCs/>
       </w:rPr>
@@ -6908,6 +7221,7 @@
         <w:spacing w:after="0" w:before="0" w:line="240" w:lineRule="auto"/>
       </w:pPr>
       <w:rPr>
+        <w:rFonts w:eastAsia="黑体"/>
         <w:b/>
         <w:bCs/>
         <w:color w:themeColor="background1" w:val="FFFFFF"/>
@@ -6930,6 +7244,7 @@
         <w:spacing w:after="0" w:before="0" w:line="240" w:lineRule="auto"/>
       </w:pPr>
       <w:rPr>
+        <w:rFonts w:eastAsia="黑体"/>
         <w:b/>
         <w:bCs/>
       </w:rPr>
@@ -6947,12 +7262,14 @@
     </w:tblStylePr>
     <w:tblStylePr w:type="firstCol">
       <w:rPr>
+        <w:rFonts w:eastAsia="黑体"/>
         <w:b/>
         <w:bCs/>
       </w:rPr>
     </w:tblStylePr>
     <w:tblStylePr w:type="lastCol">
       <w:rPr>
+        <w:rFonts w:eastAsia="黑体"/>
         <w:b/>
         <w:bCs/>
       </w:rPr>
@@ -7011,6 +7328,7 @@
         <w:spacing w:after="0" w:before="0" w:line="240" w:lineRule="auto"/>
       </w:pPr>
       <w:rPr>
+        <w:rFonts w:eastAsia="黑体"/>
         <w:b/>
         <w:bCs/>
         <w:color w:themeColor="background1" w:val="FFFFFF"/>
@@ -7033,6 +7351,7 @@
         <w:spacing w:after="0" w:before="0" w:line="240" w:lineRule="auto"/>
       </w:pPr>
       <w:rPr>
+        <w:rFonts w:eastAsia="黑体"/>
         <w:color w:val="auto"/>
       </w:rPr>
       <w:tblPr/>
@@ -7050,6 +7369,7 @@
     </w:tblStylePr>
     <w:tblStylePr w:type="firstCol">
       <w:rPr>
+        <w:rFonts w:eastAsia="黑体"/>
         <w:b/>
         <w:bCs/>
         <w:color w:themeColor="background1" w:val="FFFFFF"/>
@@ -7069,6 +7389,7 @@
     </w:tblStylePr>
     <w:tblStylePr w:type="lastCol">
       <w:rPr>
+        <w:rFonts w:eastAsia="黑体"/>
         <w:b/>
         <w:bCs/>
         <w:color w:themeColor="background1" w:val="FFFFFF"/>
@@ -7117,6 +7438,7 @@
     </w:tblStylePr>
     <w:tblStylePr w:type="nwCell">
       <w:rPr>
+        <w:rFonts w:eastAsia="黑体"/>
         <w:color w:themeColor="background1" w:val="FFFFFF"/>
       </w:rPr>
       <w:tblPr/>
@@ -7160,6 +7482,7 @@
         <w:spacing w:after="0" w:before="0" w:line="240" w:lineRule="auto"/>
       </w:pPr>
       <w:rPr>
+        <w:rFonts w:eastAsia="黑体"/>
         <w:b/>
         <w:bCs/>
         <w:color w:themeColor="background1" w:val="FFFFFF"/>
@@ -7182,6 +7505,7 @@
         <w:spacing w:after="0" w:before="0" w:line="240" w:lineRule="auto"/>
       </w:pPr>
       <w:rPr>
+        <w:rFonts w:eastAsia="黑体"/>
         <w:color w:val="auto"/>
       </w:rPr>
       <w:tblPr/>
@@ -7199,6 +7523,7 @@
     </w:tblStylePr>
     <w:tblStylePr w:type="firstCol">
       <w:rPr>
+        <w:rFonts w:eastAsia="黑体"/>
         <w:b/>
         <w:bCs/>
         <w:color w:themeColor="background1" w:val="FFFFFF"/>
@@ -7218,6 +7543,7 @@
     </w:tblStylePr>
     <w:tblStylePr w:type="lastCol">
       <w:rPr>
+        <w:rFonts w:eastAsia="黑体"/>
         <w:b/>
         <w:bCs/>
         <w:color w:themeColor="background1" w:val="FFFFFF"/>
@@ -7266,6 +7592,7 @@
     </w:tblStylePr>
     <w:tblStylePr w:type="nwCell">
       <w:rPr>
+        <w:rFonts w:eastAsia="黑体"/>
         <w:color w:themeColor="background1" w:val="FFFFFF"/>
       </w:rPr>
       <w:tblPr/>
@@ -7309,6 +7636,7 @@
         <w:spacing w:after="0" w:before="0" w:line="240" w:lineRule="auto"/>
       </w:pPr>
       <w:rPr>
+        <w:rFonts w:eastAsia="黑体"/>
         <w:b/>
         <w:bCs/>
         <w:color w:themeColor="background1" w:val="FFFFFF"/>
@@ -7331,6 +7659,7 @@
         <w:spacing w:after="0" w:before="0" w:line="240" w:lineRule="auto"/>
       </w:pPr>
       <w:rPr>
+        <w:rFonts w:eastAsia="黑体"/>
         <w:color w:val="auto"/>
       </w:rPr>
       <w:tblPr/>
@@ -7348,6 +7677,7 @@
     </w:tblStylePr>
     <w:tblStylePr w:type="firstCol">
       <w:rPr>
+        <w:rFonts w:eastAsia="黑体"/>
         <w:b/>
         <w:bCs/>
         <w:color w:themeColor="background1" w:val="FFFFFF"/>
@@ -7367,6 +7697,7 @@
     </w:tblStylePr>
     <w:tblStylePr w:type="lastCol">
       <w:rPr>
+        <w:rFonts w:eastAsia="黑体"/>
         <w:b/>
         <w:bCs/>
         <w:color w:themeColor="background1" w:val="FFFFFF"/>
@@ -7415,6 +7746,7 @@
     </w:tblStylePr>
     <w:tblStylePr w:type="nwCell">
       <w:rPr>
+        <w:rFonts w:eastAsia="黑体"/>
         <w:color w:themeColor="background1" w:val="FFFFFF"/>
       </w:rPr>
       <w:tblPr/>
@@ -7458,6 +7790,7 @@
         <w:spacing w:after="0" w:before="0" w:line="240" w:lineRule="auto"/>
       </w:pPr>
       <w:rPr>
+        <w:rFonts w:eastAsia="黑体"/>
         <w:b/>
         <w:bCs/>
         <w:color w:themeColor="background1" w:val="FFFFFF"/>
@@ -7480,6 +7813,7 @@
         <w:spacing w:after="0" w:before="0" w:line="240" w:lineRule="auto"/>
       </w:pPr>
       <w:rPr>
+        <w:rFonts w:eastAsia="黑体"/>
         <w:color w:val="auto"/>
       </w:rPr>
       <w:tblPr/>
@@ -7497,6 +7831,7 @@
     </w:tblStylePr>
     <w:tblStylePr w:type="firstCol">
       <w:rPr>
+        <w:rFonts w:eastAsia="黑体"/>
         <w:b/>
         <w:bCs/>
         <w:color w:themeColor="background1" w:val="FFFFFF"/>
@@ -7516,6 +7851,7 @@
     </w:tblStylePr>
     <w:tblStylePr w:type="lastCol">
       <w:rPr>
+        <w:rFonts w:eastAsia="黑体"/>
         <w:b/>
         <w:bCs/>
         <w:color w:themeColor="background1" w:val="FFFFFF"/>
@@ -7564,6 +7900,7 @@
     </w:tblStylePr>
     <w:tblStylePr w:type="nwCell">
       <w:rPr>
+        <w:rFonts w:eastAsia="黑体"/>
         <w:color w:themeColor="background1" w:val="FFFFFF"/>
       </w:rPr>
       <w:tblPr/>
@@ -7607,6 +7944,7 @@
         <w:spacing w:after="0" w:before="0" w:line="240" w:lineRule="auto"/>
       </w:pPr>
       <w:rPr>
+        <w:rFonts w:eastAsia="黑体"/>
         <w:b/>
         <w:bCs/>
         <w:color w:themeColor="background1" w:val="FFFFFF"/>
@@ -7629,6 +7967,7 @@
         <w:spacing w:after="0" w:before="0" w:line="240" w:lineRule="auto"/>
       </w:pPr>
       <w:rPr>
+        <w:rFonts w:eastAsia="黑体"/>
         <w:color w:val="auto"/>
       </w:rPr>
       <w:tblPr/>
@@ -7646,6 +7985,7 @@
     </w:tblStylePr>
     <w:tblStylePr w:type="firstCol">
       <w:rPr>
+        <w:rFonts w:eastAsia="黑体"/>
         <w:b/>
         <w:bCs/>
         <w:color w:themeColor="background1" w:val="FFFFFF"/>
@@ -7665,6 +8005,7 @@
     </w:tblStylePr>
     <w:tblStylePr w:type="lastCol">
       <w:rPr>
+        <w:rFonts w:eastAsia="黑体"/>
         <w:b/>
         <w:bCs/>
         <w:color w:themeColor="background1" w:val="FFFFFF"/>
@@ -7713,6 +8054,7 @@
     </w:tblStylePr>
     <w:tblStylePr w:type="nwCell">
       <w:rPr>
+        <w:rFonts w:eastAsia="黑体"/>
         <w:color w:themeColor="background1" w:val="FFFFFF"/>
       </w:rPr>
       <w:tblPr/>
@@ -7756,6 +8098,7 @@
         <w:spacing w:after="0" w:before="0" w:line="240" w:lineRule="auto"/>
       </w:pPr>
       <w:rPr>
+        <w:rFonts w:eastAsia="黑体"/>
         <w:b/>
         <w:bCs/>
         <w:color w:themeColor="background1" w:val="FFFFFF"/>
@@ -7778,6 +8121,7 @@
         <w:spacing w:after="0" w:before="0" w:line="240" w:lineRule="auto"/>
       </w:pPr>
       <w:rPr>
+        <w:rFonts w:eastAsia="黑体"/>
         <w:color w:val="auto"/>
       </w:rPr>
       <w:tblPr/>
@@ -7795,6 +8139,7 @@
     </w:tblStylePr>
     <w:tblStylePr w:type="firstCol">
       <w:rPr>
+        <w:rFonts w:eastAsia="黑体"/>
         <w:b/>
         <w:bCs/>
         <w:color w:themeColor="background1" w:val="FFFFFF"/>
@@ -7814,6 +8159,7 @@
     </w:tblStylePr>
     <w:tblStylePr w:type="lastCol">
       <w:rPr>
+        <w:rFonts w:eastAsia="黑体"/>
         <w:b/>
         <w:bCs/>
         <w:color w:themeColor="background1" w:val="FFFFFF"/>
@@ -7862,6 +8208,7 @@
     </w:tblStylePr>
     <w:tblStylePr w:type="nwCell">
       <w:rPr>
+        <w:rFonts w:eastAsia="黑体"/>
         <w:color w:themeColor="background1" w:val="FFFFFF"/>
       </w:rPr>
       <w:tblPr/>
@@ -7905,6 +8252,7 @@
         <w:spacing w:after="0" w:before="0" w:line="240" w:lineRule="auto"/>
       </w:pPr>
       <w:rPr>
+        <w:rFonts w:eastAsia="黑体"/>
         <w:b/>
         <w:bCs/>
         <w:color w:themeColor="background1" w:val="FFFFFF"/>
@@ -7927,6 +8275,7 @@
         <w:spacing w:after="0" w:before="0" w:line="240" w:lineRule="auto"/>
       </w:pPr>
       <w:rPr>
+        <w:rFonts w:eastAsia="黑体"/>
         <w:color w:val="auto"/>
       </w:rPr>
       <w:tblPr/>
@@ -7944,6 +8293,7 @@
     </w:tblStylePr>
     <w:tblStylePr w:type="firstCol">
       <w:rPr>
+        <w:rFonts w:eastAsia="黑体"/>
         <w:b/>
         <w:bCs/>
         <w:color w:themeColor="background1" w:val="FFFFFF"/>
@@ -7963,6 +8313,7 @@
     </w:tblStylePr>
     <w:tblStylePr w:type="lastCol">
       <w:rPr>
+        <w:rFonts w:eastAsia="黑体"/>
         <w:b/>
         <w:bCs/>
         <w:color w:themeColor="background1" w:val="FFFFFF"/>
@@ -8011,6 +8362,7 @@
     </w:tblStylePr>
     <w:tblStylePr w:type="nwCell">
       <w:rPr>
+        <w:rFonts w:eastAsia="黑体"/>
         <w:color w:themeColor="background1" w:val="FFFFFF"/>
       </w:rPr>
       <w:tblPr/>
@@ -8035,6 +8387,7 @@
       <w:spacing w:after="0" w:line="240" w:lineRule="auto"/>
     </w:pPr>
     <w:rPr>
+      <w:rFonts w:eastAsia="黑体"/>
       <w:color w:themeColor="text1" w:val="000000"/>
     </w:rPr>
     <w:tblPr>
@@ -8054,7 +8407,7 @@
     </w:tblPr>
     <w:tblStylePr w:type="firstRow">
       <w:rPr>
-        <w:rFonts w:asciiTheme="majorHAnsi" w:cstheme="majorBidi" w:eastAsiaTheme="majorEastAsia" w:hAnsiTheme="majorHAnsi"/>
+        <w:rFonts w:asciiTheme="majorHAnsi" w:cstheme="majorBidi" w:hAnsiTheme="majorHAnsi" w:eastAsia="黑体"/>
       </w:rPr>
       <w:tblPr/>
       <w:tcPr>
@@ -8066,6 +8419,7 @@
     </w:tblStylePr>
     <w:tblStylePr w:type="lastRow">
       <w:rPr>
+        <w:rFonts w:eastAsia="黑体"/>
         <w:b/>
         <w:bCs/>
         <w:color w:themeColor="text2" w:val="1F497D"/>
@@ -8080,12 +8434,14 @@
     </w:tblStylePr>
     <w:tblStylePr w:type="firstCol">
       <w:rPr>
+        <w:rFonts w:eastAsia="黑体"/>
         <w:b/>
         <w:bCs/>
       </w:rPr>
     </w:tblStylePr>
     <w:tblStylePr w:type="lastCol">
       <w:rPr>
+        <w:rFonts w:eastAsia="黑体"/>
         <w:b/>
         <w:bCs/>
       </w:rPr>
@@ -8119,6 +8475,7 @@
       <w:spacing w:after="0" w:line="240" w:lineRule="auto"/>
     </w:pPr>
     <w:rPr>
+      <w:rFonts w:eastAsia="黑体"/>
       <w:color w:themeColor="text1" w:val="000000"/>
     </w:rPr>
     <w:tblPr>
@@ -8138,7 +8495,7 @@
     </w:tblPr>
     <w:tblStylePr w:type="firstRow">
       <w:rPr>
-        <w:rFonts w:asciiTheme="majorHAnsi" w:cstheme="majorBidi" w:eastAsiaTheme="majorEastAsia" w:hAnsiTheme="majorHAnsi"/>
+        <w:rFonts w:asciiTheme="majorHAnsi" w:cstheme="majorBidi" w:hAnsiTheme="majorHAnsi" w:eastAsia="黑体"/>
       </w:rPr>
       <w:tblPr/>
       <w:tcPr>
@@ -8150,6 +8507,7 @@
     </w:tblStylePr>
     <w:tblStylePr w:type="lastRow">
       <w:rPr>
+        <w:rFonts w:eastAsia="黑体"/>
         <w:b/>
         <w:bCs/>
         <w:color w:themeColor="text2" w:val="1F497D"/>
@@ -8164,12 +8522,14 @@
     </w:tblStylePr>
     <w:tblStylePr w:type="firstCol">
       <w:rPr>
+        <w:rFonts w:eastAsia="黑体"/>
         <w:b/>
         <w:bCs/>
       </w:rPr>
     </w:tblStylePr>
     <w:tblStylePr w:type="lastCol">
       <w:rPr>
+        <w:rFonts w:eastAsia="黑体"/>
         <w:b/>
         <w:bCs/>
       </w:rPr>
@@ -8203,6 +8563,7 @@
       <w:spacing w:after="0" w:line="240" w:lineRule="auto"/>
     </w:pPr>
     <w:rPr>
+      <w:rFonts w:eastAsia="黑体"/>
       <w:color w:themeColor="text1" w:val="000000"/>
     </w:rPr>
     <w:tblPr>
@@ -8222,7 +8583,7 @@
     </w:tblPr>
     <w:tblStylePr w:type="firstRow">
       <w:rPr>
-        <w:rFonts w:asciiTheme="majorHAnsi" w:cstheme="majorBidi" w:eastAsiaTheme="majorEastAsia" w:hAnsiTheme="majorHAnsi"/>
+        <w:rFonts w:asciiTheme="majorHAnsi" w:cstheme="majorBidi" w:hAnsiTheme="majorHAnsi" w:eastAsia="黑体"/>
       </w:rPr>
       <w:tblPr/>
       <w:tcPr>
@@ -8234,6 +8595,7 @@
     </w:tblStylePr>
     <w:tblStylePr w:type="lastRow">
       <w:rPr>
+        <w:rFonts w:eastAsia="黑体"/>
         <w:b/>
         <w:bCs/>
         <w:color w:themeColor="text2" w:val="1F497D"/>
@@ -8248,12 +8610,14 @@
     </w:tblStylePr>
     <w:tblStylePr w:type="firstCol">
       <w:rPr>
+        <w:rFonts w:eastAsia="黑体"/>
         <w:b/>
         <w:bCs/>
       </w:rPr>
     </w:tblStylePr>
     <w:tblStylePr w:type="lastCol">
       <w:rPr>
+        <w:rFonts w:eastAsia="黑体"/>
         <w:b/>
         <w:bCs/>
       </w:rPr>
@@ -8287,6 +8651,7 @@
       <w:spacing w:after="0" w:line="240" w:lineRule="auto"/>
     </w:pPr>
     <w:rPr>
+      <w:rFonts w:eastAsia="黑体"/>
       <w:color w:themeColor="text1" w:val="000000"/>
     </w:rPr>
     <w:tblPr>
@@ -8306,7 +8671,7 @@
     </w:tblPr>
     <w:tblStylePr w:type="firstRow">
       <w:rPr>
-        <w:rFonts w:asciiTheme="majorHAnsi" w:cstheme="majorBidi" w:eastAsiaTheme="majorEastAsia" w:hAnsiTheme="majorHAnsi"/>
+        <w:rFonts w:asciiTheme="majorHAnsi" w:cstheme="majorBidi" w:hAnsiTheme="majorHAnsi" w:eastAsia="黑体"/>
       </w:rPr>
       <w:tblPr/>
       <w:tcPr>
@@ -8318,6 +8683,7 @@
     </w:tblStylePr>
     <w:tblStylePr w:type="lastRow">
       <w:rPr>
+        <w:rFonts w:eastAsia="黑体"/>
         <w:b/>
         <w:bCs/>
         <w:color w:themeColor="text2" w:val="1F497D"/>
@@ -8332,12 +8698,14 @@
     </w:tblStylePr>
     <w:tblStylePr w:type="firstCol">
       <w:rPr>
+        <w:rFonts w:eastAsia="黑体"/>
         <w:b/>
         <w:bCs/>
       </w:rPr>
     </w:tblStylePr>
     <w:tblStylePr w:type="lastCol">
       <w:rPr>
+        <w:rFonts w:eastAsia="黑体"/>
         <w:b/>
         <w:bCs/>
       </w:rPr>
@@ -8371,6 +8739,7 @@
       <w:spacing w:after="0" w:line="240" w:lineRule="auto"/>
     </w:pPr>
     <w:rPr>
+      <w:rFonts w:eastAsia="黑体"/>
       <w:color w:themeColor="text1" w:val="000000"/>
     </w:rPr>
     <w:tblPr>
@@ -8390,7 +8759,7 @@
     </w:tblPr>
     <w:tblStylePr w:type="firstRow">
       <w:rPr>
-        <w:rFonts w:asciiTheme="majorHAnsi" w:cstheme="majorBidi" w:eastAsiaTheme="majorEastAsia" w:hAnsiTheme="majorHAnsi"/>
+        <w:rFonts w:asciiTheme="majorHAnsi" w:cstheme="majorBidi" w:hAnsiTheme="majorHAnsi" w:eastAsia="黑体"/>
       </w:rPr>
       <w:tblPr/>
       <w:tcPr>
@@ -8402,6 +8771,7 @@
     </w:tblStylePr>
     <w:tblStylePr w:type="lastRow">
       <w:rPr>
+        <w:rFonts w:eastAsia="黑体"/>
         <w:b/>
         <w:bCs/>
         <w:color w:themeColor="text2" w:val="1F497D"/>
@@ -8416,12 +8786,14 @@
     </w:tblStylePr>
     <w:tblStylePr w:type="firstCol">
       <w:rPr>
+        <w:rFonts w:eastAsia="黑体"/>
         <w:b/>
         <w:bCs/>
       </w:rPr>
     </w:tblStylePr>
     <w:tblStylePr w:type="lastCol">
       <w:rPr>
+        <w:rFonts w:eastAsia="黑体"/>
         <w:b/>
         <w:bCs/>
       </w:rPr>
@@ -8455,6 +8827,7 @@
       <w:spacing w:after="0" w:line="240" w:lineRule="auto"/>
     </w:pPr>
     <w:rPr>
+      <w:rFonts w:eastAsia="黑体"/>
       <w:color w:themeColor="text1" w:val="000000"/>
     </w:rPr>
     <w:tblPr>
@@ -8474,7 +8847,7 @@
     </w:tblPr>
     <w:tblStylePr w:type="firstRow">
       <w:rPr>
-        <w:rFonts w:asciiTheme="majorHAnsi" w:cstheme="majorBidi" w:eastAsiaTheme="majorEastAsia" w:hAnsiTheme="majorHAnsi"/>
+        <w:rFonts w:asciiTheme="majorHAnsi" w:cstheme="majorBidi" w:hAnsiTheme="majorHAnsi" w:eastAsia="黑体"/>
       </w:rPr>
       <w:tblPr/>
       <w:tcPr>
@@ -8486,6 +8859,7 @@
     </w:tblStylePr>
     <w:tblStylePr w:type="lastRow">
       <w:rPr>
+        <w:rFonts w:eastAsia="黑体"/>
         <w:b/>
         <w:bCs/>
         <w:color w:themeColor="text2" w:val="1F497D"/>
@@ -8500,12 +8874,14 @@
     </w:tblStylePr>
     <w:tblStylePr w:type="firstCol">
       <w:rPr>
+        <w:rFonts w:eastAsia="黑体"/>
         <w:b/>
         <w:bCs/>
       </w:rPr>
     </w:tblStylePr>
     <w:tblStylePr w:type="lastCol">
       <w:rPr>
+        <w:rFonts w:eastAsia="黑体"/>
         <w:b/>
         <w:bCs/>
       </w:rPr>
@@ -8539,6 +8915,7 @@
       <w:spacing w:after="0" w:line="240" w:lineRule="auto"/>
     </w:pPr>
     <w:rPr>
+      <w:rFonts w:eastAsia="黑体"/>
       <w:color w:themeColor="text1" w:val="000000"/>
     </w:rPr>
     <w:tblPr>
@@ -8558,7 +8935,7 @@
     </w:tblPr>
     <w:tblStylePr w:type="firstRow">
       <w:rPr>
-        <w:rFonts w:asciiTheme="majorHAnsi" w:cstheme="majorBidi" w:eastAsiaTheme="majorEastAsia" w:hAnsiTheme="majorHAnsi"/>
+        <w:rFonts w:asciiTheme="majorHAnsi" w:cstheme="majorBidi" w:hAnsiTheme="majorHAnsi" w:eastAsia="黑体"/>
       </w:rPr>
       <w:tblPr/>
       <w:tcPr>
@@ -8570,6 +8947,7 @@
     </w:tblStylePr>
     <w:tblStylePr w:type="lastRow">
       <w:rPr>
+        <w:rFonts w:eastAsia="黑体"/>
         <w:b/>
         <w:bCs/>
         <w:color w:themeColor="text2" w:val="1F497D"/>
@@ -8584,12 +8962,14 @@
     </w:tblStylePr>
     <w:tblStylePr w:type="firstCol">
       <w:rPr>
+        <w:rFonts w:eastAsia="黑体"/>
         <w:b/>
         <w:bCs/>
       </w:rPr>
     </w:tblStylePr>
     <w:tblStylePr w:type="lastCol">
       <w:rPr>
+        <w:rFonts w:eastAsia="黑体"/>
         <w:b/>
         <w:bCs/>
       </w:rPr>
@@ -8623,7 +9003,7 @@
       <w:spacing w:after="0" w:line="240" w:lineRule="auto"/>
     </w:pPr>
     <w:rPr>
-      <w:rFonts w:asciiTheme="majorHAnsi" w:cstheme="majorBidi" w:eastAsiaTheme="majorEastAsia" w:hAnsiTheme="majorHAnsi"/>
+      <w:rFonts w:asciiTheme="majorHAnsi" w:cstheme="majorBidi" w:hAnsiTheme="majorHAnsi" w:eastAsia="黑体"/>
       <w:color w:themeColor="text1" w:val="000000"/>
     </w:rPr>
     <w:tblPr>
@@ -8645,6 +9025,7 @@
     </w:tblPr>
     <w:tblStylePr w:type="firstRow">
       <w:rPr>
+        <w:rFonts w:eastAsia="黑体"/>
         <w:sz w:val="24"/>
         <w:szCs w:val="24"/>
       </w:rPr>
@@ -8751,7 +9132,7 @@
       <w:spacing w:after="0" w:line="240" w:lineRule="auto"/>
     </w:pPr>
     <w:rPr>
-      <w:rFonts w:asciiTheme="majorHAnsi" w:cstheme="majorBidi" w:eastAsiaTheme="majorEastAsia" w:hAnsiTheme="majorHAnsi"/>
+      <w:rFonts w:asciiTheme="majorHAnsi" w:cstheme="majorBidi" w:hAnsiTheme="majorHAnsi" w:eastAsia="黑体"/>
       <w:color w:themeColor="text1" w:val="000000"/>
     </w:rPr>
     <w:tblPr>
@@ -8773,6 +9154,7 @@
     </w:tblPr>
     <w:tblStylePr w:type="firstRow">
       <w:rPr>
+        <w:rFonts w:eastAsia="黑体"/>
         <w:sz w:val="24"/>
         <w:szCs w:val="24"/>
       </w:rPr>
@@ -8879,7 +9261,7 @@
       <w:spacing w:after="0" w:line="240" w:lineRule="auto"/>
     </w:pPr>
     <w:rPr>
-      <w:rFonts w:asciiTheme="majorHAnsi" w:cstheme="majorBidi" w:eastAsiaTheme="majorEastAsia" w:hAnsiTheme="majorHAnsi"/>
+      <w:rFonts w:asciiTheme="majorHAnsi" w:cstheme="majorBidi" w:hAnsiTheme="majorHAnsi" w:eastAsia="黑体"/>
       <w:color w:themeColor="text1" w:val="000000"/>
     </w:rPr>
     <w:tblPr>
@@ -8901,6 +9283,7 @@
     </w:tblPr>
     <w:tblStylePr w:type="firstRow">
       <w:rPr>
+        <w:rFonts w:eastAsia="黑体"/>
         <w:sz w:val="24"/>
         <w:szCs w:val="24"/>
       </w:rPr>
@@ -9007,7 +9390,7 @@
       <w:spacing w:after="0" w:line="240" w:lineRule="auto"/>
     </w:pPr>
     <w:rPr>
-      <w:rFonts w:asciiTheme="majorHAnsi" w:cstheme="majorBidi" w:eastAsiaTheme="majorEastAsia" w:hAnsiTheme="majorHAnsi"/>
+      <w:rFonts w:asciiTheme="majorHAnsi" w:cstheme="majorBidi" w:hAnsiTheme="majorHAnsi" w:eastAsia="黑体"/>
       <w:color w:themeColor="text1" w:val="000000"/>
     </w:rPr>
     <w:tblPr>
@@ -9029,6 +9412,7 @@
     </w:tblPr>
     <w:tblStylePr w:type="firstRow">
       <w:rPr>
+        <w:rFonts w:eastAsia="黑体"/>
         <w:sz w:val="24"/>
         <w:szCs w:val="24"/>
       </w:rPr>
@@ -9135,7 +9519,7 @@
       <w:spacing w:after="0" w:line="240" w:lineRule="auto"/>
     </w:pPr>
     <w:rPr>
-      <w:rFonts w:asciiTheme="majorHAnsi" w:cstheme="majorBidi" w:eastAsiaTheme="majorEastAsia" w:hAnsiTheme="majorHAnsi"/>
+      <w:rFonts w:asciiTheme="majorHAnsi" w:cstheme="majorBidi" w:hAnsiTheme="majorHAnsi" w:eastAsia="黑体"/>
       <w:color w:themeColor="text1" w:val="000000"/>
     </w:rPr>
     <w:tblPr>
@@ -9157,6 +9541,7 @@
     </w:tblPr>
     <w:tblStylePr w:type="firstRow">
       <w:rPr>
+        <w:rFonts w:eastAsia="黑体"/>
         <w:sz w:val="24"/>
         <w:szCs w:val="24"/>
       </w:rPr>
@@ -9263,7 +9648,7 @@
       <w:spacing w:after="0" w:line="240" w:lineRule="auto"/>
     </w:pPr>
     <w:rPr>
-      <w:rFonts w:asciiTheme="majorHAnsi" w:cstheme="majorBidi" w:eastAsiaTheme="majorEastAsia" w:hAnsiTheme="majorHAnsi"/>
+      <w:rFonts w:asciiTheme="majorHAnsi" w:cstheme="majorBidi" w:hAnsiTheme="majorHAnsi" w:eastAsia="黑体"/>
       <w:color w:themeColor="text1" w:val="000000"/>
     </w:rPr>
     <w:tblPr>
@@ -9285,6 +9670,7 @@
     </w:tblPr>
     <w:tblStylePr w:type="firstRow">
       <w:rPr>
+        <w:rFonts w:eastAsia="黑体"/>
         <w:sz w:val="24"/>
         <w:szCs w:val="24"/>
       </w:rPr>
@@ -9391,7 +9777,7 @@
       <w:spacing w:after="0" w:line="240" w:lineRule="auto"/>
     </w:pPr>
     <w:rPr>
-      <w:rFonts w:asciiTheme="majorHAnsi" w:cstheme="majorBidi" w:eastAsiaTheme="majorEastAsia" w:hAnsiTheme="majorHAnsi"/>
+      <w:rFonts w:asciiTheme="majorHAnsi" w:cstheme="majorBidi" w:hAnsiTheme="majorHAnsi" w:eastAsia="黑体"/>
       <w:color w:themeColor="text1" w:val="000000"/>
     </w:rPr>
     <w:tblPr>
@@ -9413,6 +9799,7 @@
     </w:tblPr>
     <w:tblStylePr w:type="firstRow">
       <w:rPr>
+        <w:rFonts w:eastAsia="黑体"/>
         <w:sz w:val="24"/>
         <w:szCs w:val="24"/>
       </w:rPr>
@@ -9542,12 +9929,14 @@
     </w:tcPr>
     <w:tblStylePr w:type="firstRow">
       <w:rPr>
+        <w:rFonts w:eastAsia="黑体"/>
         <w:b/>
         <w:bCs/>
       </w:rPr>
     </w:tblStylePr>
     <w:tblStylePr w:type="lastRow">
       <w:rPr>
+        <w:rFonts w:eastAsia="黑体"/>
         <w:b/>
         <w:bCs/>
       </w:rPr>
@@ -9560,12 +9949,14 @@
     </w:tblStylePr>
     <w:tblStylePr w:type="firstCol">
       <w:rPr>
+        <w:rFonts w:eastAsia="黑体"/>
         <w:b/>
         <w:bCs/>
       </w:rPr>
     </w:tblStylePr>
     <w:tblStylePr w:type="lastCol">
       <w:rPr>
+        <w:rFonts w:eastAsia="黑体"/>
         <w:b/>
         <w:bCs/>
       </w:rPr>
@@ -9615,12 +10006,14 @@
     </w:tcPr>
     <w:tblStylePr w:type="firstRow">
       <w:rPr>
+        <w:rFonts w:eastAsia="黑体"/>
         <w:b/>
         <w:bCs/>
       </w:rPr>
     </w:tblStylePr>
     <w:tblStylePr w:type="lastRow">
       <w:rPr>
+        <w:rFonts w:eastAsia="黑体"/>
         <w:b/>
         <w:bCs/>
       </w:rPr>
@@ -9633,12 +10026,14 @@
     </w:tblStylePr>
     <w:tblStylePr w:type="firstCol">
       <w:rPr>
+        <w:rFonts w:eastAsia="黑体"/>
         <w:b/>
         <w:bCs/>
       </w:rPr>
     </w:tblStylePr>
     <w:tblStylePr w:type="lastCol">
       <w:rPr>
+        <w:rFonts w:eastAsia="黑体"/>
         <w:b/>
         <w:bCs/>
       </w:rPr>
@@ -9688,12 +10083,14 @@
     </w:tcPr>
     <w:tblStylePr w:type="firstRow">
       <w:rPr>
+        <w:rFonts w:eastAsia="黑体"/>
         <w:b/>
         <w:bCs/>
       </w:rPr>
     </w:tblStylePr>
     <w:tblStylePr w:type="lastRow">
       <w:rPr>
+        <w:rFonts w:eastAsia="黑体"/>
         <w:b/>
         <w:bCs/>
       </w:rPr>
@@ -9706,12 +10103,14 @@
     </w:tblStylePr>
     <w:tblStylePr w:type="firstCol">
       <w:rPr>
+        <w:rFonts w:eastAsia="黑体"/>
         <w:b/>
         <w:bCs/>
       </w:rPr>
     </w:tblStylePr>
     <w:tblStylePr w:type="lastCol">
       <w:rPr>
+        <w:rFonts w:eastAsia="黑体"/>
         <w:b/>
         <w:bCs/>
       </w:rPr>
@@ -9761,12 +10160,14 @@
     </w:tcPr>
     <w:tblStylePr w:type="firstRow">
       <w:rPr>
+        <w:rFonts w:eastAsia="黑体"/>
         <w:b/>
         <w:bCs/>
       </w:rPr>
     </w:tblStylePr>
     <w:tblStylePr w:type="lastRow">
       <w:rPr>
+        <w:rFonts w:eastAsia="黑体"/>
         <w:b/>
         <w:bCs/>
       </w:rPr>
@@ -9779,12 +10180,14 @@
     </w:tblStylePr>
     <w:tblStylePr w:type="firstCol">
       <w:rPr>
+        <w:rFonts w:eastAsia="黑体"/>
         <w:b/>
         <w:bCs/>
       </w:rPr>
     </w:tblStylePr>
     <w:tblStylePr w:type="lastCol">
       <w:rPr>
+        <w:rFonts w:eastAsia="黑体"/>
         <w:b/>
         <w:bCs/>
       </w:rPr>
@@ -9834,12 +10237,14 @@
     </w:tcPr>
     <w:tblStylePr w:type="firstRow">
       <w:rPr>
+        <w:rFonts w:eastAsia="黑体"/>
         <w:b/>
         <w:bCs/>
       </w:rPr>
     </w:tblStylePr>
     <w:tblStylePr w:type="lastRow">
       <w:rPr>
+        <w:rFonts w:eastAsia="黑体"/>
         <w:b/>
         <w:bCs/>
       </w:rPr>
@@ -9852,12 +10257,14 @@
     </w:tblStylePr>
     <w:tblStylePr w:type="firstCol">
       <w:rPr>
+        <w:rFonts w:eastAsia="黑体"/>
         <w:b/>
         <w:bCs/>
       </w:rPr>
     </w:tblStylePr>
     <w:tblStylePr w:type="lastCol">
       <w:rPr>
+        <w:rFonts w:eastAsia="黑体"/>
         <w:b/>
         <w:bCs/>
       </w:rPr>
@@ -9907,12 +10314,14 @@
     </w:tcPr>
     <w:tblStylePr w:type="firstRow">
       <w:rPr>
+        <w:rFonts w:eastAsia="黑体"/>
         <w:b/>
         <w:bCs/>
       </w:rPr>
     </w:tblStylePr>
     <w:tblStylePr w:type="lastRow">
       <w:rPr>
+        <w:rFonts w:eastAsia="黑体"/>
         <w:b/>
         <w:bCs/>
       </w:rPr>
@@ -9925,12 +10334,14 @@
     </w:tblStylePr>
     <w:tblStylePr w:type="firstCol">
       <w:rPr>
+        <w:rFonts w:eastAsia="黑体"/>
         <w:b/>
         <w:bCs/>
       </w:rPr>
     </w:tblStylePr>
     <w:tblStylePr w:type="lastCol">
       <w:rPr>
+        <w:rFonts w:eastAsia="黑体"/>
         <w:b/>
         <w:bCs/>
       </w:rPr>
@@ -9980,12 +10391,14 @@
     </w:tcPr>
     <w:tblStylePr w:type="firstRow">
       <w:rPr>
+        <w:rFonts w:eastAsia="黑体"/>
         <w:b/>
         <w:bCs/>
       </w:rPr>
     </w:tblStylePr>
     <w:tblStylePr w:type="lastRow">
       <w:rPr>
+        <w:rFonts w:eastAsia="黑体"/>
         <w:b/>
         <w:bCs/>
       </w:rPr>
@@ -9998,12 +10411,14 @@
     </w:tblStylePr>
     <w:tblStylePr w:type="firstCol">
       <w:rPr>
+        <w:rFonts w:eastAsia="黑体"/>
         <w:b/>
         <w:bCs/>
       </w:rPr>
     </w:tblStylePr>
     <w:tblStylePr w:type="lastCol">
       <w:rPr>
+        <w:rFonts w:eastAsia="黑体"/>
         <w:b/>
         <w:bCs/>
       </w:rPr>
@@ -10030,7 +10445,7 @@
       <w:spacing w:after="0" w:line="240" w:lineRule="auto"/>
     </w:pPr>
     <w:rPr>
-      <w:rFonts w:asciiTheme="majorHAnsi" w:cstheme="majorBidi" w:eastAsiaTheme="majorEastAsia" w:hAnsiTheme="majorHAnsi"/>
+      <w:rFonts w:asciiTheme="majorHAnsi" w:cstheme="majorBidi" w:hAnsiTheme="majorHAnsi" w:eastAsia="黑体"/>
       <w:color w:themeColor="text1" w:val="000000"/>
     </w:rPr>
     <w:tblPr>
@@ -10057,6 +10472,7 @@
     </w:tcPr>
     <w:tblStylePr w:type="firstRow">
       <w:rPr>
+        <w:rFonts w:eastAsia="黑体"/>
         <w:b/>
         <w:bCs/>
         <w:color w:themeColor="text1" w:val="000000"/>
@@ -10068,6 +10484,7 @@
     </w:tblStylePr>
     <w:tblStylePr w:type="lastRow">
       <w:rPr>
+        <w:rFonts w:eastAsia="黑体"/>
         <w:b/>
         <w:bCs/>
         <w:color w:themeColor="text1" w:val="000000"/>
@@ -10087,6 +10504,7 @@
     </w:tblStylePr>
     <w:tblStylePr w:type="firstCol">
       <w:rPr>
+        <w:rFonts w:eastAsia="黑体"/>
         <w:b/>
         <w:bCs/>
         <w:color w:themeColor="text1" w:val="000000"/>
@@ -10106,6 +10524,7 @@
     </w:tblStylePr>
     <w:tblStylePr w:type="lastCol">
       <w:rPr>
+        <w:rFonts w:eastAsia="黑体"/>
         <w:b w:val="0"/>
         <w:bCs w:val="0"/>
         <w:color w:themeColor="text1" w:val="000000"/>
@@ -10155,7 +10574,7 @@
       <w:spacing w:after="0" w:line="240" w:lineRule="auto"/>
     </w:pPr>
     <w:rPr>
-      <w:rFonts w:asciiTheme="majorHAnsi" w:cstheme="majorBidi" w:eastAsiaTheme="majorEastAsia" w:hAnsiTheme="majorHAnsi"/>
+      <w:rFonts w:asciiTheme="majorHAnsi" w:cstheme="majorBidi" w:hAnsiTheme="majorHAnsi" w:eastAsia="黑体"/>
       <w:color w:themeColor="text1" w:val="000000"/>
     </w:rPr>
     <w:tblPr>
@@ -10182,6 +10601,7 @@
     </w:tcPr>
     <w:tblStylePr w:type="firstRow">
       <w:rPr>
+        <w:rFonts w:eastAsia="黑体"/>
         <w:b/>
         <w:bCs/>
         <w:color w:themeColor="text1" w:val="000000"/>
@@ -10193,6 +10613,7 @@
     </w:tblStylePr>
     <w:tblStylePr w:type="lastRow">
       <w:rPr>
+        <w:rFonts w:eastAsia="黑体"/>
         <w:b/>
         <w:bCs/>
         <w:color w:themeColor="text1" w:val="000000"/>
@@ -10212,6 +10633,7 @@
     </w:tblStylePr>
     <w:tblStylePr w:type="firstCol">
       <w:rPr>
+        <w:rFonts w:eastAsia="黑体"/>
         <w:b/>
         <w:bCs/>
         <w:color w:themeColor="text1" w:val="000000"/>
@@ -10231,6 +10653,7 @@
     </w:tblStylePr>
     <w:tblStylePr w:type="lastCol">
       <w:rPr>
+        <w:rFonts w:eastAsia="黑体"/>
         <w:b w:val="0"/>
         <w:bCs w:val="0"/>
         <w:color w:themeColor="text1" w:val="000000"/>
@@ -10280,7 +10703,7 @@
       <w:spacing w:after="0" w:line="240" w:lineRule="auto"/>
     </w:pPr>
     <w:rPr>
-      <w:rFonts w:asciiTheme="majorHAnsi" w:cstheme="majorBidi" w:eastAsiaTheme="majorEastAsia" w:hAnsiTheme="majorHAnsi"/>
+      <w:rFonts w:asciiTheme="majorHAnsi" w:cstheme="majorBidi" w:hAnsiTheme="majorHAnsi" w:eastAsia="黑体"/>
       <w:color w:themeColor="text1" w:val="000000"/>
     </w:rPr>
     <w:tblPr>
@@ -10307,6 +10730,7 @@
     </w:tcPr>
     <w:tblStylePr w:type="firstRow">
       <w:rPr>
+        <w:rFonts w:eastAsia="黑体"/>
         <w:b/>
         <w:bCs/>
         <w:color w:themeColor="text1" w:val="000000"/>
@@ -10318,6 +10742,7 @@
     </w:tblStylePr>
     <w:tblStylePr w:type="lastRow">
       <w:rPr>
+        <w:rFonts w:eastAsia="黑体"/>
         <w:b/>
         <w:bCs/>
         <w:color w:themeColor="text1" w:val="000000"/>
@@ -10337,6 +10762,7 @@
     </w:tblStylePr>
     <w:tblStylePr w:type="firstCol">
       <w:rPr>
+        <w:rFonts w:eastAsia="黑体"/>
         <w:b/>
         <w:bCs/>
         <w:color w:themeColor="text1" w:val="000000"/>
@@ -10356,6 +10782,7 @@
     </w:tblStylePr>
     <w:tblStylePr w:type="lastCol">
       <w:rPr>
+        <w:rFonts w:eastAsia="黑体"/>
         <w:b w:val="0"/>
         <w:bCs w:val="0"/>
         <w:color w:themeColor="text1" w:val="000000"/>
@@ -10405,7 +10832,7 @@
       <w:spacing w:after="0" w:line="240" w:lineRule="auto"/>
     </w:pPr>
     <w:rPr>
-      <w:rFonts w:asciiTheme="majorHAnsi" w:cstheme="majorBidi" w:eastAsiaTheme="majorEastAsia" w:hAnsiTheme="majorHAnsi"/>
+      <w:rFonts w:asciiTheme="majorHAnsi" w:cstheme="majorBidi" w:hAnsiTheme="majorHAnsi" w:eastAsia="黑体"/>
       <w:color w:themeColor="text1" w:val="000000"/>
     </w:rPr>
     <w:tblPr>
@@ -10432,6 +10859,7 @@
     </w:tcPr>
     <w:tblStylePr w:type="firstRow">
       <w:rPr>
+        <w:rFonts w:eastAsia="黑体"/>
         <w:b/>
         <w:bCs/>
         <w:color w:themeColor="text1" w:val="000000"/>
@@ -10443,6 +10871,7 @@
     </w:tblStylePr>
     <w:tblStylePr w:type="lastRow">
       <w:rPr>
+        <w:rFonts w:eastAsia="黑体"/>
         <w:b/>
         <w:bCs/>
         <w:color w:themeColor="text1" w:val="000000"/>
@@ -10462,6 +10891,7 @@
     </w:tblStylePr>
     <w:tblStylePr w:type="firstCol">
       <w:rPr>
+        <w:rFonts w:eastAsia="黑体"/>
         <w:b/>
         <w:bCs/>
         <w:color w:themeColor="text1" w:val="000000"/>
@@ -10481,6 +10911,7 @@
     </w:tblStylePr>
     <w:tblStylePr w:type="lastCol">
       <w:rPr>
+        <w:rFonts w:eastAsia="黑体"/>
         <w:b w:val="0"/>
         <w:bCs w:val="0"/>
         <w:color w:themeColor="text1" w:val="000000"/>
@@ -10530,7 +10961,7 @@
       <w:spacing w:after="0" w:line="240" w:lineRule="auto"/>
     </w:pPr>
     <w:rPr>
-      <w:rFonts w:asciiTheme="majorHAnsi" w:cstheme="majorBidi" w:eastAsiaTheme="majorEastAsia" w:hAnsiTheme="majorHAnsi"/>
+      <w:rFonts w:asciiTheme="majorHAnsi" w:cstheme="majorBidi" w:hAnsiTheme="majorHAnsi" w:eastAsia="黑体"/>
       <w:color w:themeColor="text1" w:val="000000"/>
     </w:rPr>
     <w:tblPr>
@@ -10557,6 +10988,7 @@
     </w:tcPr>
     <w:tblStylePr w:type="firstRow">
       <w:rPr>
+        <w:rFonts w:eastAsia="黑体"/>
         <w:b/>
         <w:bCs/>
         <w:color w:themeColor="text1" w:val="000000"/>
@@ -10568,6 +11000,7 @@
     </w:tblStylePr>
     <w:tblStylePr w:type="lastRow">
       <w:rPr>
+        <w:rFonts w:eastAsia="黑体"/>
         <w:b/>
         <w:bCs/>
         <w:color w:themeColor="text1" w:val="000000"/>
@@ -10587,6 +11020,7 @@
     </w:tblStylePr>
     <w:tblStylePr w:type="firstCol">
       <w:rPr>
+        <w:rFonts w:eastAsia="黑体"/>
         <w:b/>
         <w:bCs/>
         <w:color w:themeColor="text1" w:val="000000"/>
@@ -10606,6 +11040,7 @@
     </w:tblStylePr>
     <w:tblStylePr w:type="lastCol">
       <w:rPr>
+        <w:rFonts w:eastAsia="黑体"/>
         <w:b w:val="0"/>
         <w:bCs w:val="0"/>
         <w:color w:themeColor="text1" w:val="000000"/>
@@ -10655,7 +11090,7 @@
       <w:spacing w:after="0" w:line="240" w:lineRule="auto"/>
     </w:pPr>
     <w:rPr>
-      <w:rFonts w:asciiTheme="majorHAnsi" w:cstheme="majorBidi" w:eastAsiaTheme="majorEastAsia" w:hAnsiTheme="majorHAnsi"/>
+      <w:rFonts w:asciiTheme="majorHAnsi" w:cstheme="majorBidi" w:hAnsiTheme="majorHAnsi" w:eastAsia="黑体"/>
       <w:color w:themeColor="text1" w:val="000000"/>
     </w:rPr>
     <w:tblPr>
@@ -10682,6 +11117,7 @@
     </w:tcPr>
     <w:tblStylePr w:type="firstRow">
       <w:rPr>
+        <w:rFonts w:eastAsia="黑体"/>
         <w:b/>
         <w:bCs/>
         <w:color w:themeColor="text1" w:val="000000"/>
@@ -10693,6 +11129,7 @@
     </w:tblStylePr>
     <w:tblStylePr w:type="lastRow">
       <w:rPr>
+        <w:rFonts w:eastAsia="黑体"/>
         <w:b/>
         <w:bCs/>
         <w:color w:themeColor="text1" w:val="000000"/>
@@ -10712,6 +11149,7 @@
     </w:tblStylePr>
     <w:tblStylePr w:type="firstCol">
       <w:rPr>
+        <w:rFonts w:eastAsia="黑体"/>
         <w:b/>
         <w:bCs/>
         <w:color w:themeColor="text1" w:val="000000"/>
@@ -10731,6 +11169,7 @@
     </w:tblStylePr>
     <w:tblStylePr w:type="lastCol">
       <w:rPr>
+        <w:rFonts w:eastAsia="黑体"/>
         <w:b w:val="0"/>
         <w:bCs w:val="0"/>
         <w:color w:themeColor="text1" w:val="000000"/>
@@ -10780,7 +11219,7 @@
       <w:spacing w:after="0" w:line="240" w:lineRule="auto"/>
     </w:pPr>
     <w:rPr>
-      <w:rFonts w:asciiTheme="majorHAnsi" w:cstheme="majorBidi" w:eastAsiaTheme="majorEastAsia" w:hAnsiTheme="majorHAnsi"/>
+      <w:rFonts w:asciiTheme="majorHAnsi" w:cstheme="majorBidi" w:hAnsiTheme="majorHAnsi" w:eastAsia="黑体"/>
       <w:color w:themeColor="text1" w:val="000000"/>
     </w:rPr>
     <w:tblPr>
@@ -10807,6 +11246,7 @@
     </w:tcPr>
     <w:tblStylePr w:type="firstRow">
       <w:rPr>
+        <w:rFonts w:eastAsia="黑体"/>
         <w:b/>
         <w:bCs/>
         <w:color w:themeColor="text1" w:val="000000"/>
@@ -10818,6 +11258,7 @@
     </w:tblStylePr>
     <w:tblStylePr w:type="lastRow">
       <w:rPr>
+        <w:rFonts w:eastAsia="黑体"/>
         <w:b/>
         <w:bCs/>
         <w:color w:themeColor="text1" w:val="000000"/>
@@ -10837,6 +11278,7 @@
     </w:tblStylePr>
     <w:tblStylePr w:type="firstCol">
       <w:rPr>
+        <w:rFonts w:eastAsia="黑体"/>
         <w:b/>
         <w:bCs/>
         <w:color w:themeColor="text1" w:val="000000"/>
@@ -10856,6 +11298,7 @@
     </w:tblStylePr>
     <w:tblStylePr w:type="lastCol">
       <w:rPr>
+        <w:rFonts w:eastAsia="黑体"/>
         <w:b w:val="0"/>
         <w:bCs w:val="0"/>
         <w:color w:themeColor="text1" w:val="000000"/>
@@ -10928,6 +11371,7 @@
     </w:tcPr>
     <w:tblStylePr w:type="firstRow">
       <w:rPr>
+        <w:rFonts w:eastAsia="黑体"/>
         <w:b/>
         <w:bCs/>
         <w:i w:val="0"/>
@@ -10949,6 +11393,7 @@
     </w:tblStylePr>
     <w:tblStylePr w:type="lastRow">
       <w:rPr>
+        <w:rFonts w:eastAsia="黑体"/>
         <w:b/>
         <w:bCs/>
         <w:i w:val="0"/>
@@ -10970,6 +11415,7 @@
     </w:tblStylePr>
     <w:tblStylePr w:type="firstCol">
       <w:rPr>
+        <w:rFonts w:eastAsia="黑体"/>
         <w:b/>
         <w:bCs/>
         <w:i w:val="0"/>
@@ -10989,6 +11435,7 @@
     </w:tblStylePr>
     <w:tblStylePr w:type="lastCol">
       <w:rPr>
+        <w:rFonts w:eastAsia="黑体"/>
         <w:b/>
         <w:bCs/>
         <w:i w:val="0"/>
@@ -11069,6 +11516,7 @@
     </w:tcPr>
     <w:tblStylePr w:type="firstRow">
       <w:rPr>
+        <w:rFonts w:eastAsia="黑体"/>
         <w:b/>
         <w:bCs/>
         <w:i w:val="0"/>
@@ -11090,6 +11538,7 @@
     </w:tblStylePr>
     <w:tblStylePr w:type="lastRow">
       <w:rPr>
+        <w:rFonts w:eastAsia="黑体"/>
         <w:b/>
         <w:bCs/>
         <w:i w:val="0"/>
@@ -11111,6 +11560,7 @@
     </w:tblStylePr>
     <w:tblStylePr w:type="firstCol">
       <w:rPr>
+        <w:rFonts w:eastAsia="黑体"/>
         <w:b/>
         <w:bCs/>
         <w:i w:val="0"/>
@@ -11130,6 +11580,7 @@
     </w:tblStylePr>
     <w:tblStylePr w:type="lastCol">
       <w:rPr>
+        <w:rFonts w:eastAsia="黑体"/>
         <w:b/>
         <w:bCs/>
         <w:i w:val="0"/>
@@ -11210,6 +11661,7 @@
     </w:tcPr>
     <w:tblStylePr w:type="firstRow">
       <w:rPr>
+        <w:rFonts w:eastAsia="黑体"/>
         <w:b/>
         <w:bCs/>
         <w:i w:val="0"/>
@@ -11231,6 +11683,7 @@
     </w:tblStylePr>
     <w:tblStylePr w:type="lastRow">
       <w:rPr>
+        <w:rFonts w:eastAsia="黑体"/>
         <w:b/>
         <w:bCs/>
         <w:i w:val="0"/>
@@ -11252,6 +11705,7 @@
     </w:tblStylePr>
     <w:tblStylePr w:type="firstCol">
       <w:rPr>
+        <w:rFonts w:eastAsia="黑体"/>
         <w:b/>
         <w:bCs/>
         <w:i w:val="0"/>
@@ -11271,6 +11725,7 @@
     </w:tblStylePr>
     <w:tblStylePr w:type="lastCol">
       <w:rPr>
+        <w:rFonts w:eastAsia="黑体"/>
         <w:b/>
         <w:bCs/>
         <w:i w:val="0"/>
@@ -11351,6 +11806,7 @@
     </w:tcPr>
     <w:tblStylePr w:type="firstRow">
       <w:rPr>
+        <w:rFonts w:eastAsia="黑体"/>
         <w:b/>
         <w:bCs/>
         <w:i w:val="0"/>
@@ -11372,6 +11828,7 @@
     </w:tblStylePr>
     <w:tblStylePr w:type="lastRow">
       <w:rPr>
+        <w:rFonts w:eastAsia="黑体"/>
         <w:b/>
         <w:bCs/>
         <w:i w:val="0"/>
@@ -11393,6 +11850,7 @@
     </w:tblStylePr>
     <w:tblStylePr w:type="firstCol">
       <w:rPr>
+        <w:rFonts w:eastAsia="黑体"/>
         <w:b/>
         <w:bCs/>
         <w:i w:val="0"/>
@@ -11412,6 +11870,7 @@
     </w:tblStylePr>
     <w:tblStylePr w:type="lastCol">
       <w:rPr>
+        <w:rFonts w:eastAsia="黑体"/>
         <w:b/>
         <w:bCs/>
         <w:i w:val="0"/>
@@ -11492,6 +11951,7 @@
     </w:tcPr>
     <w:tblStylePr w:type="firstRow">
       <w:rPr>
+        <w:rFonts w:eastAsia="黑体"/>
         <w:b/>
         <w:bCs/>
         <w:i w:val="0"/>
@@ -11513,6 +11973,7 @@
     </w:tblStylePr>
     <w:tblStylePr w:type="lastRow">
       <w:rPr>
+        <w:rFonts w:eastAsia="黑体"/>
         <w:b/>
         <w:bCs/>
         <w:i w:val="0"/>
@@ -11534,6 +11995,7 @@
     </w:tblStylePr>
     <w:tblStylePr w:type="firstCol">
       <w:rPr>
+        <w:rFonts w:eastAsia="黑体"/>
         <w:b/>
         <w:bCs/>
         <w:i w:val="0"/>
@@ -11553,6 +12015,7 @@
     </w:tblStylePr>
     <w:tblStylePr w:type="lastCol">
       <w:rPr>
+        <w:rFonts w:eastAsia="黑体"/>
         <w:b/>
         <w:bCs/>
         <w:i w:val="0"/>
@@ -11633,6 +12096,7 @@
     </w:tcPr>
     <w:tblStylePr w:type="firstRow">
       <w:rPr>
+        <w:rFonts w:eastAsia="黑体"/>
         <w:b/>
         <w:bCs/>
         <w:i w:val="0"/>
@@ -11654,6 +12118,7 @@
     </w:tblStylePr>
     <w:tblStylePr w:type="lastRow">
       <w:rPr>
+        <w:rFonts w:eastAsia="黑体"/>
         <w:b/>
         <w:bCs/>
         <w:i w:val="0"/>
@@ -11675,6 +12140,7 @@
     </w:tblStylePr>
     <w:tblStylePr w:type="firstCol">
       <w:rPr>
+        <w:rFonts w:eastAsia="黑体"/>
         <w:b/>
         <w:bCs/>
         <w:i w:val="0"/>
@@ -11694,6 +12160,7 @@
     </w:tblStylePr>
     <w:tblStylePr w:type="lastCol">
       <w:rPr>
+        <w:rFonts w:eastAsia="黑体"/>
         <w:b/>
         <w:bCs/>
         <w:i w:val="0"/>
@@ -11774,6 +12241,7 @@
     </w:tcPr>
     <w:tblStylePr w:type="firstRow">
       <w:rPr>
+        <w:rFonts w:eastAsia="黑体"/>
         <w:b/>
         <w:bCs/>
         <w:i w:val="0"/>
@@ -11795,6 +12263,7 @@
     </w:tblStylePr>
     <w:tblStylePr w:type="lastRow">
       <w:rPr>
+        <w:rFonts w:eastAsia="黑体"/>
         <w:b/>
         <w:bCs/>
         <w:i w:val="0"/>
@@ -11816,6 +12285,7 @@
     </w:tblStylePr>
     <w:tblStylePr w:type="firstCol">
       <w:rPr>
+        <w:rFonts w:eastAsia="黑体"/>
         <w:b/>
         <w:bCs/>
         <w:i w:val="0"/>
@@ -11835,6 +12305,7 @@
     </w:tblStylePr>
     <w:tblStylePr w:type="lastCol">
       <w:rPr>
+        <w:rFonts w:eastAsia="黑体"/>
         <w:b/>
         <w:bCs/>
         <w:i w:val="0"/>
@@ -11892,6 +12363,7 @@
       <w:spacing w:after="0" w:line="240" w:lineRule="auto"/>
     </w:pPr>
     <w:rPr>
+      <w:rFonts w:eastAsia="黑体"/>
       <w:color w:themeColor="background1" w:val="FFFFFF"/>
     </w:rPr>
     <w:tblPr>
@@ -11910,6 +12382,7 @@
     </w:tcPr>
     <w:tblStylePr w:type="firstRow">
       <w:rPr>
+        <w:rFonts w:eastAsia="黑体"/>
         <w:b/>
         <w:bCs/>
       </w:rPr>
@@ -12006,6 +12479,7 @@
       <w:spacing w:after="0" w:line="240" w:lineRule="auto"/>
     </w:pPr>
     <w:rPr>
+      <w:rFonts w:eastAsia="黑体"/>
       <w:color w:themeColor="background1" w:val="FFFFFF"/>
     </w:rPr>
     <w:tblPr>
@@ -12024,6 +12498,7 @@
     </w:tcPr>
     <w:tblStylePr w:type="firstRow">
       <w:rPr>
+        <w:rFonts w:eastAsia="黑体"/>
         <w:b/>
         <w:bCs/>
       </w:rPr>
@@ -12120,6 +12595,7 @@
       <w:spacing w:after="0" w:line="240" w:lineRule="auto"/>
     </w:pPr>
     <w:rPr>
+      <w:rFonts w:eastAsia="黑体"/>
       <w:color w:themeColor="background1" w:val="FFFFFF"/>
     </w:rPr>
     <w:tblPr>
@@ -12138,6 +12614,7 @@
     </w:tcPr>
     <w:tblStylePr w:type="firstRow">
       <w:rPr>
+        <w:rFonts w:eastAsia="黑体"/>
         <w:b/>
         <w:bCs/>
       </w:rPr>
@@ -12234,6 +12711,7 @@
       <w:spacing w:after="0" w:line="240" w:lineRule="auto"/>
     </w:pPr>
     <w:rPr>
+      <w:rFonts w:eastAsia="黑体"/>
       <w:color w:themeColor="background1" w:val="FFFFFF"/>
     </w:rPr>
     <w:tblPr>
@@ -12252,6 +12730,7 @@
     </w:tcPr>
     <w:tblStylePr w:type="firstRow">
       <w:rPr>
+        <w:rFonts w:eastAsia="黑体"/>
         <w:b/>
         <w:bCs/>
       </w:rPr>
@@ -12348,6 +12827,7 @@
       <w:spacing w:after="0" w:line="240" w:lineRule="auto"/>
     </w:pPr>
     <w:rPr>
+      <w:rFonts w:eastAsia="黑体"/>
       <w:color w:themeColor="background1" w:val="FFFFFF"/>
     </w:rPr>
     <w:tblPr>
@@ -12366,6 +12846,7 @@
     </w:tcPr>
     <w:tblStylePr w:type="firstRow">
       <w:rPr>
+        <w:rFonts w:eastAsia="黑体"/>
         <w:b/>
         <w:bCs/>
       </w:rPr>
@@ -12462,6 +12943,7 @@
       <w:spacing w:after="0" w:line="240" w:lineRule="auto"/>
     </w:pPr>
     <w:rPr>
+      <w:rFonts w:eastAsia="黑体"/>
       <w:color w:themeColor="background1" w:val="FFFFFF"/>
     </w:rPr>
     <w:tblPr>
@@ -12480,6 +12962,7 @@
     </w:tcPr>
     <w:tblStylePr w:type="firstRow">
       <w:rPr>
+        <w:rFonts w:eastAsia="黑体"/>
         <w:b/>
         <w:bCs/>
       </w:rPr>
@@ -12576,6 +13059,7 @@
       <w:spacing w:after="0" w:line="240" w:lineRule="auto"/>
     </w:pPr>
     <w:rPr>
+      <w:rFonts w:eastAsia="黑体"/>
       <w:color w:themeColor="background1" w:val="FFFFFF"/>
     </w:rPr>
     <w:tblPr>
@@ -12594,6 +13078,7 @@
     </w:tcPr>
     <w:tblStylePr w:type="firstRow">
       <w:rPr>
+        <w:rFonts w:eastAsia="黑体"/>
         <w:b/>
         <w:bCs/>
       </w:rPr>
@@ -12690,6 +13175,7 @@
       <w:spacing w:after="0" w:line="240" w:lineRule="auto"/>
     </w:pPr>
     <w:rPr>
+      <w:rFonts w:eastAsia="黑体"/>
       <w:color w:themeColor="text1" w:val="000000"/>
     </w:rPr>
     <w:tblPr>
@@ -12716,6 +13202,7 @@
     </w:tcPr>
     <w:tblStylePr w:type="firstRow">
       <w:rPr>
+        <w:rFonts w:eastAsia="黑体"/>
         <w:b/>
         <w:bCs/>
       </w:rPr>
@@ -12734,6 +13221,7 @@
     </w:tblStylePr>
     <w:tblStylePr w:type="lastRow">
       <w:rPr>
+        <w:rFonts w:eastAsia="黑体"/>
         <w:b/>
         <w:bCs/>
         <w:color w:themeColor="background1" w:val="FFFFFF"/>
@@ -12748,6 +13236,7 @@
     </w:tblStylePr>
     <w:tblStylePr w:type="firstCol">
       <w:rPr>
+        <w:rFonts w:eastAsia="黑体"/>
         <w:color w:themeColor="background1" w:val="FFFFFF"/>
       </w:rPr>
       <w:tblPr/>
@@ -12765,6 +13254,7 @@
     </w:tblStylePr>
     <w:tblStylePr w:type="lastCol">
       <w:rPr>
+        <w:rFonts w:eastAsia="黑体"/>
         <w:color w:themeColor="background1" w:val="FFFFFF"/>
       </w:rPr>
       <w:tblPr/>
@@ -12794,11 +13284,13 @@
     </w:tblStylePr>
     <w:tblStylePr w:type="neCell">
       <w:rPr>
+        <w:rFonts w:eastAsia="黑体"/>
         <w:color w:themeColor="text1" w:val="000000"/>
       </w:rPr>
     </w:tblStylePr>
     <w:tblStylePr w:type="nwCell">
       <w:rPr>
+        <w:rFonts w:eastAsia="黑体"/>
         <w:color w:themeColor="text1" w:val="000000"/>
       </w:rPr>
     </w:tblStylePr>
@@ -12812,6 +13304,7 @@
       <w:spacing w:after="0" w:line="240" w:lineRule="auto"/>
     </w:pPr>
     <w:rPr>
+      <w:rFonts w:eastAsia="黑体"/>
       <w:color w:themeColor="text1" w:val="000000"/>
     </w:rPr>
     <w:tblPr>
@@ -12838,6 +13331,7 @@
     </w:tcPr>
     <w:tblStylePr w:type="firstRow">
       <w:rPr>
+        <w:rFonts w:eastAsia="黑体"/>
         <w:b/>
         <w:bCs/>
       </w:rPr>
@@ -12856,6 +13350,7 @@
     </w:tblStylePr>
     <w:tblStylePr w:type="lastRow">
       <w:rPr>
+        <w:rFonts w:eastAsia="黑体"/>
         <w:b/>
         <w:bCs/>
         <w:color w:themeColor="background1" w:val="FFFFFF"/>
@@ -12870,6 +13365,7 @@
     </w:tblStylePr>
     <w:tblStylePr w:type="firstCol">
       <w:rPr>
+        <w:rFonts w:eastAsia="黑体"/>
         <w:color w:themeColor="background1" w:val="FFFFFF"/>
       </w:rPr>
       <w:tblPr/>
@@ -12887,6 +13383,7 @@
     </w:tblStylePr>
     <w:tblStylePr w:type="lastCol">
       <w:rPr>
+        <w:rFonts w:eastAsia="黑体"/>
         <w:color w:themeColor="background1" w:val="FFFFFF"/>
       </w:rPr>
       <w:tblPr/>
@@ -12916,11 +13413,13 @@
     </w:tblStylePr>
     <w:tblStylePr w:type="neCell">
       <w:rPr>
+        <w:rFonts w:eastAsia="黑体"/>
         <w:color w:themeColor="text1" w:val="000000"/>
       </w:rPr>
     </w:tblStylePr>
     <w:tblStylePr w:type="nwCell">
       <w:rPr>
+        <w:rFonts w:eastAsia="黑体"/>
         <w:color w:themeColor="text1" w:val="000000"/>
       </w:rPr>
     </w:tblStylePr>
@@ -12934,6 +13433,7 @@
       <w:spacing w:after="0" w:line="240" w:lineRule="auto"/>
     </w:pPr>
     <w:rPr>
+      <w:rFonts w:eastAsia="黑体"/>
       <w:color w:themeColor="text1" w:val="000000"/>
     </w:rPr>
     <w:tblPr>
@@ -12960,6 +13460,7 @@
     </w:tcPr>
     <w:tblStylePr w:type="firstRow">
       <w:rPr>
+        <w:rFonts w:eastAsia="黑体"/>
         <w:b/>
         <w:bCs/>
       </w:rPr>
@@ -12978,6 +13479,7 @@
     </w:tblStylePr>
     <w:tblStylePr w:type="lastRow">
       <w:rPr>
+        <w:rFonts w:eastAsia="黑体"/>
         <w:b/>
         <w:bCs/>
         <w:color w:themeColor="background1" w:val="FFFFFF"/>
@@ -12992,6 +13494,7 @@
     </w:tblStylePr>
     <w:tblStylePr w:type="firstCol">
       <w:rPr>
+        <w:rFonts w:eastAsia="黑体"/>
         <w:color w:themeColor="background1" w:val="FFFFFF"/>
       </w:rPr>
       <w:tblPr/>
@@ -13009,6 +13512,7 @@
     </w:tblStylePr>
     <w:tblStylePr w:type="lastCol">
       <w:rPr>
+        <w:rFonts w:eastAsia="黑体"/>
         <w:color w:themeColor="background1" w:val="FFFFFF"/>
       </w:rPr>
       <w:tblPr/>
@@ -13038,11 +13542,13 @@
     </w:tblStylePr>
     <w:tblStylePr w:type="neCell">
       <w:rPr>
+        <w:rFonts w:eastAsia="黑体"/>
         <w:color w:themeColor="text1" w:val="000000"/>
       </w:rPr>
     </w:tblStylePr>
     <w:tblStylePr w:type="nwCell">
       <w:rPr>
+        <w:rFonts w:eastAsia="黑体"/>
         <w:color w:themeColor="text1" w:val="000000"/>
       </w:rPr>
     </w:tblStylePr>
@@ -13056,6 +13562,7 @@
       <w:spacing w:after="0" w:line="240" w:lineRule="auto"/>
     </w:pPr>
     <w:rPr>
+      <w:rFonts w:eastAsia="黑体"/>
       <w:color w:themeColor="text1" w:val="000000"/>
     </w:rPr>
     <w:tblPr>
@@ -13082,6 +13589,7 @@
     </w:tcPr>
     <w:tblStylePr w:type="firstRow">
       <w:rPr>
+        <w:rFonts w:eastAsia="黑体"/>
         <w:b/>
         <w:bCs/>
       </w:rPr>
@@ -13100,6 +13608,7 @@
     </w:tblStylePr>
     <w:tblStylePr w:type="lastRow">
       <w:rPr>
+        <w:rFonts w:eastAsia="黑体"/>
         <w:b/>
         <w:bCs/>
         <w:color w:themeColor="background1" w:val="FFFFFF"/>
@@ -13114,6 +13623,7 @@
     </w:tblStylePr>
     <w:tblStylePr w:type="firstCol">
       <w:rPr>
+        <w:rFonts w:eastAsia="黑体"/>
         <w:color w:themeColor="background1" w:val="FFFFFF"/>
       </w:rPr>
       <w:tblPr/>
@@ -13131,6 +13641,7 @@
     </w:tblStylePr>
     <w:tblStylePr w:type="lastCol">
       <w:rPr>
+        <w:rFonts w:eastAsia="黑体"/>
         <w:color w:themeColor="background1" w:val="FFFFFF"/>
       </w:rPr>
       <w:tblPr/>
@@ -13168,6 +13679,7 @@
       <w:spacing w:after="0" w:line="240" w:lineRule="auto"/>
     </w:pPr>
     <w:rPr>
+      <w:rFonts w:eastAsia="黑体"/>
       <w:color w:themeColor="text1" w:val="000000"/>
     </w:rPr>
     <w:tblPr>
@@ -13194,6 +13706,7 @@
     </w:tcPr>
     <w:tblStylePr w:type="firstRow">
       <w:rPr>
+        <w:rFonts w:eastAsia="黑体"/>
         <w:b/>
         <w:bCs/>
       </w:rPr>
@@ -13212,6 +13725,7 @@
     </w:tblStylePr>
     <w:tblStylePr w:type="lastRow">
       <w:rPr>
+        <w:rFonts w:eastAsia="黑体"/>
         <w:b/>
         <w:bCs/>
         <w:color w:themeColor="background1" w:val="FFFFFF"/>
@@ -13226,6 +13740,7 @@
     </w:tblStylePr>
     <w:tblStylePr w:type="firstCol">
       <w:rPr>
+        <w:rFonts w:eastAsia="黑体"/>
         <w:color w:themeColor="background1" w:val="FFFFFF"/>
       </w:rPr>
       <w:tblPr/>
@@ -13243,6 +13758,7 @@
     </w:tblStylePr>
     <w:tblStylePr w:type="lastCol">
       <w:rPr>
+        <w:rFonts w:eastAsia="黑体"/>
         <w:color w:themeColor="background1" w:val="FFFFFF"/>
       </w:rPr>
       <w:tblPr/>
@@ -13272,11 +13788,13 @@
     </w:tblStylePr>
     <w:tblStylePr w:type="neCell">
       <w:rPr>
+        <w:rFonts w:eastAsia="黑体"/>
         <w:color w:themeColor="text1" w:val="000000"/>
       </w:rPr>
     </w:tblStylePr>
     <w:tblStylePr w:type="nwCell">
       <w:rPr>
+        <w:rFonts w:eastAsia="黑体"/>
         <w:color w:themeColor="text1" w:val="000000"/>
       </w:rPr>
     </w:tblStylePr>
@@ -13290,6 +13808,7 @@
       <w:spacing w:after="0" w:line="240" w:lineRule="auto"/>
     </w:pPr>
     <w:rPr>
+      <w:rFonts w:eastAsia="黑体"/>
       <w:color w:themeColor="text1" w:val="000000"/>
     </w:rPr>
     <w:tblPr>
@@ -13316,6 +13835,7 @@
     </w:tcPr>
     <w:tblStylePr w:type="firstRow">
       <w:rPr>
+        <w:rFonts w:eastAsia="黑体"/>
         <w:b/>
         <w:bCs/>
       </w:rPr>
@@ -13334,6 +13854,7 @@
     </w:tblStylePr>
     <w:tblStylePr w:type="lastRow">
       <w:rPr>
+        <w:rFonts w:eastAsia="黑体"/>
         <w:b/>
         <w:bCs/>
         <w:color w:themeColor="background1" w:val="FFFFFF"/>
@@ -13348,6 +13869,7 @@
     </w:tblStylePr>
     <w:tblStylePr w:type="firstCol">
       <w:rPr>
+        <w:rFonts w:eastAsia="黑体"/>
         <w:color w:themeColor="background1" w:val="FFFFFF"/>
       </w:rPr>
       <w:tblPr/>
@@ -13365,6 +13887,7 @@
     </w:tblStylePr>
     <w:tblStylePr w:type="lastCol">
       <w:rPr>
+        <w:rFonts w:eastAsia="黑体"/>
         <w:color w:themeColor="background1" w:val="FFFFFF"/>
       </w:rPr>
       <w:tblPr/>
@@ -13394,11 +13917,13 @@
     </w:tblStylePr>
     <w:tblStylePr w:type="neCell">
       <w:rPr>
+        <w:rFonts w:eastAsia="黑体"/>
         <w:color w:themeColor="text1" w:val="000000"/>
       </w:rPr>
     </w:tblStylePr>
     <w:tblStylePr w:type="nwCell">
       <w:rPr>
+        <w:rFonts w:eastAsia="黑体"/>
         <w:color w:themeColor="text1" w:val="000000"/>
       </w:rPr>
     </w:tblStylePr>
@@ -13412,6 +13937,7 @@
       <w:spacing w:after="0" w:line="240" w:lineRule="auto"/>
     </w:pPr>
     <w:rPr>
+      <w:rFonts w:eastAsia="黑体"/>
       <w:color w:themeColor="text1" w:val="000000"/>
     </w:rPr>
     <w:tblPr>
@@ -13438,6 +13964,7 @@
     </w:tcPr>
     <w:tblStylePr w:type="firstRow">
       <w:rPr>
+        <w:rFonts w:eastAsia="黑体"/>
         <w:b/>
         <w:bCs/>
       </w:rPr>
@@ -13456,6 +13983,7 @@
     </w:tblStylePr>
     <w:tblStylePr w:type="lastRow">
       <w:rPr>
+        <w:rFonts w:eastAsia="黑体"/>
         <w:b/>
         <w:bCs/>
         <w:color w:themeColor="background1" w:val="FFFFFF"/>
@@ -13470,6 +13998,7 @@
     </w:tblStylePr>
     <w:tblStylePr w:type="firstCol">
       <w:rPr>
+        <w:rFonts w:eastAsia="黑体"/>
         <w:color w:themeColor="background1" w:val="FFFFFF"/>
       </w:rPr>
       <w:tblPr/>
@@ -13487,6 +14016,7 @@
     </w:tblStylePr>
     <w:tblStylePr w:type="lastCol">
       <w:rPr>
+        <w:rFonts w:eastAsia="黑体"/>
         <w:color w:themeColor="background1" w:val="FFFFFF"/>
       </w:rPr>
       <w:tblPr/>
@@ -13516,11 +14046,13 @@
     </w:tblStylePr>
     <w:tblStylePr w:type="neCell">
       <w:rPr>
+        <w:rFonts w:eastAsia="黑体"/>
         <w:color w:themeColor="text1" w:val="000000"/>
       </w:rPr>
     </w:tblStylePr>
     <w:tblStylePr w:type="nwCell">
       <w:rPr>
+        <w:rFonts w:eastAsia="黑体"/>
         <w:color w:themeColor="text1" w:val="000000"/>
       </w:rPr>
     </w:tblStylePr>
@@ -13534,6 +14066,7 @@
       <w:spacing w:after="0" w:line="240" w:lineRule="auto"/>
     </w:pPr>
     <w:rPr>
+      <w:rFonts w:eastAsia="黑体"/>
       <w:color w:themeColor="text1" w:val="000000"/>
     </w:rPr>
     <w:tblPr>
@@ -13552,6 +14085,7 @@
     </w:tcPr>
     <w:tblStylePr w:type="firstRow">
       <w:rPr>
+        <w:rFonts w:eastAsia="黑体"/>
         <w:b/>
         <w:bCs/>
         <w:color w:themeColor="background1" w:val="FFFFFF"/>
@@ -13566,6 +14100,7 @@
     </w:tblStylePr>
     <w:tblStylePr w:type="lastRow">
       <w:rPr>
+        <w:rFonts w:eastAsia="黑体"/>
         <w:b/>
         <w:bCs/>
         <w:color w:themeColor="accent2" w:themeShade="CC" w:val="9E3A38"/>
@@ -13580,12 +14115,14 @@
     </w:tblStylePr>
     <w:tblStylePr w:type="firstCol">
       <w:rPr>
+        <w:rFonts w:eastAsia="黑体"/>
         <w:b/>
         <w:bCs/>
       </w:rPr>
     </w:tblStylePr>
     <w:tblStylePr w:type="lastCol">
       <w:rPr>
+        <w:rFonts w:eastAsia="黑体"/>
         <w:b/>
         <w:bCs/>
       </w:rPr>
@@ -13620,6 +14157,7 @@
       <w:spacing w:after="0" w:line="240" w:lineRule="auto"/>
     </w:pPr>
     <w:rPr>
+      <w:rFonts w:eastAsia="黑体"/>
       <w:color w:themeColor="text1" w:val="000000"/>
     </w:rPr>
     <w:tblPr>
@@ -13638,6 +14176,7 @@
     </w:tcPr>
     <w:tblStylePr w:type="firstRow">
       <w:rPr>
+        <w:rFonts w:eastAsia="黑体"/>
         <w:b/>
         <w:bCs/>
         <w:color w:themeColor="background1" w:val="FFFFFF"/>
@@ -13652,6 +14191,7 @@
     </w:tblStylePr>
     <w:tblStylePr w:type="lastRow">
       <w:rPr>
+        <w:rFonts w:eastAsia="黑体"/>
         <w:b/>
         <w:bCs/>
         <w:color w:themeColor="accent2" w:themeShade="CC" w:val="9E3A38"/>
@@ -13666,12 +14206,14 @@
     </w:tblStylePr>
     <w:tblStylePr w:type="firstCol">
       <w:rPr>
+        <w:rFonts w:eastAsia="黑体"/>
         <w:b/>
         <w:bCs/>
       </w:rPr>
     </w:tblStylePr>
     <w:tblStylePr w:type="lastCol">
       <w:rPr>
+        <w:rFonts w:eastAsia="黑体"/>
         <w:b/>
         <w:bCs/>
       </w:rPr>
@@ -13706,6 +14248,7 @@
       <w:spacing w:after="0" w:line="240" w:lineRule="auto"/>
     </w:pPr>
     <w:rPr>
+      <w:rFonts w:eastAsia="黑体"/>
       <w:color w:themeColor="text1" w:val="000000"/>
     </w:rPr>
     <w:tblPr>
@@ -13724,6 +14267,7 @@
     </w:tcPr>
     <w:tblStylePr w:type="firstRow">
       <w:rPr>
+        <w:rFonts w:eastAsia="黑体"/>
         <w:b/>
         <w:bCs/>
         <w:color w:themeColor="background1" w:val="FFFFFF"/>
@@ -13738,6 +14282,7 @@
     </w:tblStylePr>
     <w:tblStylePr w:type="lastRow">
       <w:rPr>
+        <w:rFonts w:eastAsia="黑体"/>
         <w:b/>
         <w:bCs/>
         <w:color w:themeColor="accent2" w:themeShade="CC" w:val="9E3A38"/>
@@ -13752,12 +14297,14 @@
     </w:tblStylePr>
     <w:tblStylePr w:type="firstCol">
       <w:rPr>
+        <w:rFonts w:eastAsia="黑体"/>
         <w:b/>
         <w:bCs/>
       </w:rPr>
     </w:tblStylePr>
     <w:tblStylePr w:type="lastCol">
       <w:rPr>
+        <w:rFonts w:eastAsia="黑体"/>
         <w:b/>
         <w:bCs/>
       </w:rPr>
@@ -13792,6 +14339,7 @@
       <w:spacing w:after="0" w:line="240" w:lineRule="auto"/>
     </w:pPr>
     <w:rPr>
+      <w:rFonts w:eastAsia="黑体"/>
       <w:color w:themeColor="text1" w:val="000000"/>
     </w:rPr>
     <w:tblPr>
@@ -13810,6 +14358,7 @@
     </w:tcPr>
     <w:tblStylePr w:type="firstRow">
       <w:rPr>
+        <w:rFonts w:eastAsia="黑体"/>
         <w:b/>
         <w:bCs/>
         <w:color w:themeColor="background1" w:val="FFFFFF"/>
@@ -13824,6 +14373,7 @@
     </w:tblStylePr>
     <w:tblStylePr w:type="lastRow">
       <w:rPr>
+        <w:rFonts w:eastAsia="黑体"/>
         <w:b/>
         <w:bCs/>
         <w:color w:themeColor="accent4" w:themeShade="CC" w:val="664E82"/>
@@ -13838,12 +14388,14 @@
     </w:tblStylePr>
     <w:tblStylePr w:type="firstCol">
       <w:rPr>
+        <w:rFonts w:eastAsia="黑体"/>
         <w:b/>
         <w:bCs/>
       </w:rPr>
     </w:tblStylePr>
     <w:tblStylePr w:type="lastCol">
       <w:rPr>
+        <w:rFonts w:eastAsia="黑体"/>
         <w:b/>
         <w:bCs/>
       </w:rPr>
@@ -13878,6 +14430,7 @@
       <w:spacing w:after="0" w:line="240" w:lineRule="auto"/>
     </w:pPr>
     <w:rPr>
+      <w:rFonts w:eastAsia="黑体"/>
       <w:color w:themeColor="text1" w:val="000000"/>
     </w:rPr>
     <w:tblPr>
@@ -13896,6 +14449,7 @@
     </w:tcPr>
     <w:tblStylePr w:type="firstRow">
       <w:rPr>
+        <w:rFonts w:eastAsia="黑体"/>
         <w:b/>
         <w:bCs/>
         <w:color w:themeColor="background1" w:val="FFFFFF"/>
@@ -13910,6 +14464,7 @@
     </w:tblStylePr>
     <w:tblStylePr w:type="lastRow">
       <w:rPr>
+        <w:rFonts w:eastAsia="黑体"/>
         <w:b/>
         <w:bCs/>
         <w:color w:themeColor="accent3" w:themeShade="CC" w:val="7E9C40"/>
@@ -13924,12 +14479,14 @@
     </w:tblStylePr>
     <w:tblStylePr w:type="firstCol">
       <w:rPr>
+        <w:rFonts w:eastAsia="黑体"/>
         <w:b/>
         <w:bCs/>
       </w:rPr>
     </w:tblStylePr>
     <w:tblStylePr w:type="lastCol">
       <w:rPr>
+        <w:rFonts w:eastAsia="黑体"/>
         <w:b/>
         <w:bCs/>
       </w:rPr>
@@ -13964,6 +14521,7 @@
       <w:spacing w:after="0" w:line="240" w:lineRule="auto"/>
     </w:pPr>
     <w:rPr>
+      <w:rFonts w:eastAsia="黑体"/>
       <w:color w:themeColor="text1" w:val="000000"/>
     </w:rPr>
     <w:tblPr>
@@ -13982,6 +14540,7 @@
     </w:tcPr>
     <w:tblStylePr w:type="firstRow">
       <w:rPr>
+        <w:rFonts w:eastAsia="黑体"/>
         <w:b/>
         <w:bCs/>
         <w:color w:themeColor="background1" w:val="FFFFFF"/>
@@ -13996,6 +14555,7 @@
     </w:tblStylePr>
     <w:tblStylePr w:type="lastRow">
       <w:rPr>
+        <w:rFonts w:eastAsia="黑体"/>
         <w:b/>
         <w:bCs/>
         <w:color w:themeColor="accent6" w:themeShade="CC" w:val="F2730A"/>
@@ -14010,12 +14570,14 @@
     </w:tblStylePr>
     <w:tblStylePr w:type="firstCol">
       <w:rPr>
+        <w:rFonts w:eastAsia="黑体"/>
         <w:b/>
         <w:bCs/>
       </w:rPr>
     </w:tblStylePr>
     <w:tblStylePr w:type="lastCol">
       <w:rPr>
+        <w:rFonts w:eastAsia="黑体"/>
         <w:b/>
         <w:bCs/>
       </w:rPr>
@@ -14050,6 +14612,7 @@
       <w:spacing w:after="0" w:line="240" w:lineRule="auto"/>
     </w:pPr>
     <w:rPr>
+      <w:rFonts w:eastAsia="黑体"/>
       <w:color w:themeColor="text1" w:val="000000"/>
     </w:rPr>
     <w:tblPr>
@@ -14068,6 +14631,7 @@
     </w:tcPr>
     <w:tblStylePr w:type="firstRow">
       <w:rPr>
+        <w:rFonts w:eastAsia="黑体"/>
         <w:b/>
         <w:bCs/>
         <w:color w:themeColor="background1" w:val="FFFFFF"/>
@@ -14082,6 +14646,7 @@
     </w:tblStylePr>
     <w:tblStylePr w:type="lastRow">
       <w:rPr>
+        <w:rFonts w:eastAsia="黑体"/>
         <w:b/>
         <w:bCs/>
         <w:color w:themeColor="accent5" w:themeShade="CC" w:val="348DA5"/>
@@ -14096,12 +14661,14 @@
     </w:tblStylePr>
     <w:tblStylePr w:type="firstCol">
       <w:rPr>
+        <w:rFonts w:eastAsia="黑体"/>
         <w:b/>
         <w:bCs/>
       </w:rPr>
     </w:tblStylePr>
     <w:tblStylePr w:type="lastCol">
       <w:rPr>
+        <w:rFonts w:eastAsia="黑体"/>
         <w:b/>
         <w:bCs/>
       </w:rPr>
@@ -14136,6 +14703,7 @@
       <w:spacing w:after="0" w:line="240" w:lineRule="auto"/>
     </w:pPr>
     <w:rPr>
+      <w:rFonts w:eastAsia="黑体"/>
       <w:color w:themeColor="text1" w:val="000000"/>
     </w:rPr>
     <w:tblPr>
@@ -14157,6 +14725,7 @@
     </w:tcPr>
     <w:tblStylePr w:type="firstRow">
       <w:rPr>
+        <w:rFonts w:eastAsia="黑体"/>
         <w:b/>
         <w:bCs/>
       </w:rPr>
@@ -14167,6 +14736,7 @@
     </w:tblStylePr>
     <w:tblStylePr w:type="lastRow">
       <w:rPr>
+        <w:rFonts w:eastAsia="黑体"/>
         <w:b/>
         <w:bCs/>
         <w:color w:themeColor="text1" w:val="000000"/>
@@ -14178,6 +14748,7 @@
     </w:tblStylePr>
     <w:tblStylePr w:type="firstCol">
       <w:rPr>
+        <w:rFonts w:eastAsia="黑体"/>
         <w:color w:themeColor="background1" w:val="FFFFFF"/>
       </w:rPr>
       <w:tblPr/>
@@ -14187,6 +14758,7 @@
     </w:tblStylePr>
     <w:tblStylePr w:type="lastCol">
       <w:rPr>
+        <w:rFonts w:eastAsia="黑体"/>
         <w:color w:themeColor="background1" w:val="FFFFFF"/>
       </w:rPr>
       <w:tblPr/>
@@ -14216,6 +14788,7 @@
       <w:spacing w:after="0" w:line="240" w:lineRule="auto"/>
     </w:pPr>
     <w:rPr>
+      <w:rFonts w:eastAsia="黑体"/>
       <w:color w:themeColor="text1" w:val="000000"/>
     </w:rPr>
     <w:tblPr>
@@ -14237,6 +14810,7 @@
     </w:tcPr>
     <w:tblStylePr w:type="firstRow">
       <w:rPr>
+        <w:rFonts w:eastAsia="黑体"/>
         <w:b/>
         <w:bCs/>
       </w:rPr>
@@ -14247,6 +14821,7 @@
     </w:tblStylePr>
     <w:tblStylePr w:type="lastRow">
       <w:rPr>
+        <w:rFonts w:eastAsia="黑体"/>
         <w:b/>
         <w:bCs/>
         <w:color w:themeColor="text1" w:val="000000"/>
@@ -14258,6 +14833,7 @@
     </w:tblStylePr>
     <w:tblStylePr w:type="firstCol">
       <w:rPr>
+        <w:rFonts w:eastAsia="黑体"/>
         <w:color w:themeColor="background1" w:val="FFFFFF"/>
       </w:rPr>
       <w:tblPr/>
@@ -14267,6 +14843,7 @@
     </w:tblStylePr>
     <w:tblStylePr w:type="lastCol">
       <w:rPr>
+        <w:rFonts w:eastAsia="黑体"/>
         <w:color w:themeColor="background1" w:val="FFFFFF"/>
       </w:rPr>
       <w:tblPr/>
@@ -14296,6 +14873,7 @@
       <w:spacing w:after="0" w:line="240" w:lineRule="auto"/>
     </w:pPr>
     <w:rPr>
+      <w:rFonts w:eastAsia="黑体"/>
       <w:color w:themeColor="text1" w:val="000000"/>
     </w:rPr>
     <w:tblPr>
@@ -14317,6 +14895,7 @@
     </w:tcPr>
     <w:tblStylePr w:type="firstRow">
       <w:rPr>
+        <w:rFonts w:eastAsia="黑体"/>
         <w:b/>
         <w:bCs/>
       </w:rPr>
@@ -14327,6 +14906,7 @@
     </w:tblStylePr>
     <w:tblStylePr w:type="lastRow">
       <w:rPr>
+        <w:rFonts w:eastAsia="黑体"/>
         <w:b/>
         <w:bCs/>
         <w:color w:themeColor="text1" w:val="000000"/>
@@ -14338,6 +14918,7 @@
     </w:tblStylePr>
     <w:tblStylePr w:type="firstCol">
       <w:rPr>
+        <w:rFonts w:eastAsia="黑体"/>
         <w:color w:themeColor="background1" w:val="FFFFFF"/>
       </w:rPr>
       <w:tblPr/>
@@ -14347,6 +14928,7 @@
     </w:tblStylePr>
     <w:tblStylePr w:type="lastCol">
       <w:rPr>
+        <w:rFonts w:eastAsia="黑体"/>
         <w:color w:themeColor="background1" w:val="FFFFFF"/>
       </w:rPr>
       <w:tblPr/>
@@ -14376,6 +14958,7 @@
       <w:spacing w:after="0" w:line="240" w:lineRule="auto"/>
     </w:pPr>
     <w:rPr>
+      <w:rFonts w:eastAsia="黑体"/>
       <w:color w:themeColor="text1" w:val="000000"/>
     </w:rPr>
     <w:tblPr>
@@ -14397,6 +14980,7 @@
     </w:tcPr>
     <w:tblStylePr w:type="firstRow">
       <w:rPr>
+        <w:rFonts w:eastAsia="黑体"/>
         <w:b/>
         <w:bCs/>
       </w:rPr>
@@ -14407,6 +14991,7 @@
     </w:tblStylePr>
     <w:tblStylePr w:type="lastRow">
       <w:rPr>
+        <w:rFonts w:eastAsia="黑体"/>
         <w:b/>
         <w:bCs/>
         <w:color w:themeColor="text1" w:val="000000"/>
@@ -14418,6 +15003,7 @@
     </w:tblStylePr>
     <w:tblStylePr w:type="firstCol">
       <w:rPr>
+        <w:rFonts w:eastAsia="黑体"/>
         <w:color w:themeColor="background1" w:val="FFFFFF"/>
       </w:rPr>
       <w:tblPr/>
@@ -14427,6 +15013,7 @@
     </w:tblStylePr>
     <w:tblStylePr w:type="lastCol">
       <w:rPr>
+        <w:rFonts w:eastAsia="黑体"/>
         <w:color w:themeColor="background1" w:val="FFFFFF"/>
       </w:rPr>
       <w:tblPr/>
@@ -14456,6 +15043,7 @@
       <w:spacing w:after="0" w:line="240" w:lineRule="auto"/>
     </w:pPr>
     <w:rPr>
+      <w:rFonts w:eastAsia="黑体"/>
       <w:color w:themeColor="text1" w:val="000000"/>
     </w:rPr>
     <w:tblPr>
@@ -14477,6 +15065,7 @@
     </w:tcPr>
     <w:tblStylePr w:type="firstRow">
       <w:rPr>
+        <w:rFonts w:eastAsia="黑体"/>
         <w:b/>
         <w:bCs/>
       </w:rPr>
@@ -14487,6 +15076,7 @@
     </w:tblStylePr>
     <w:tblStylePr w:type="lastRow">
       <w:rPr>
+        <w:rFonts w:eastAsia="黑体"/>
         <w:b/>
         <w:bCs/>
         <w:color w:themeColor="text1" w:val="000000"/>
@@ -14498,6 +15088,7 @@
     </w:tblStylePr>
     <w:tblStylePr w:type="firstCol">
       <w:rPr>
+        <w:rFonts w:eastAsia="黑体"/>
         <w:color w:themeColor="background1" w:val="FFFFFF"/>
       </w:rPr>
       <w:tblPr/>
@@ -14507,6 +15098,7 @@
     </w:tblStylePr>
     <w:tblStylePr w:type="lastCol">
       <w:rPr>
+        <w:rFonts w:eastAsia="黑体"/>
         <w:color w:themeColor="background1" w:val="FFFFFF"/>
       </w:rPr>
       <w:tblPr/>
@@ -14536,6 +15128,7 @@
       <w:spacing w:after="0" w:line="240" w:lineRule="auto"/>
     </w:pPr>
     <w:rPr>
+      <w:rFonts w:eastAsia="黑体"/>
       <w:color w:themeColor="text1" w:val="000000"/>
     </w:rPr>
     <w:tblPr>
@@ -14557,6 +15150,7 @@
     </w:tcPr>
     <w:tblStylePr w:type="firstRow">
       <w:rPr>
+        <w:rFonts w:eastAsia="黑体"/>
         <w:b/>
         <w:bCs/>
       </w:rPr>
@@ -14567,6 +15161,7 @@
     </w:tblStylePr>
     <w:tblStylePr w:type="lastRow">
       <w:rPr>
+        <w:rFonts w:eastAsia="黑体"/>
         <w:b/>
         <w:bCs/>
         <w:color w:themeColor="text1" w:val="000000"/>
@@ -14578,6 +15173,7 @@
     </w:tblStylePr>
     <w:tblStylePr w:type="firstCol">
       <w:rPr>
+        <w:rFonts w:eastAsia="黑体"/>
         <w:color w:themeColor="background1" w:val="FFFFFF"/>
       </w:rPr>
       <w:tblPr/>
@@ -14587,6 +15183,7 @@
     </w:tblStylePr>
     <w:tblStylePr w:type="lastCol">
       <w:rPr>
+        <w:rFonts w:eastAsia="黑体"/>
         <w:color w:themeColor="background1" w:val="FFFFFF"/>
       </w:rPr>
       <w:tblPr/>
@@ -14616,6 +15213,7 @@
       <w:spacing w:after="0" w:line="240" w:lineRule="auto"/>
     </w:pPr>
     <w:rPr>
+      <w:rFonts w:eastAsia="黑体"/>
       <w:color w:themeColor="text1" w:val="000000"/>
     </w:rPr>
     <w:tblPr>
@@ -14637,6 +15235,7 @@
     </w:tcPr>
     <w:tblStylePr w:type="firstRow">
       <w:rPr>
+        <w:rFonts w:eastAsia="黑体"/>
         <w:b/>
         <w:bCs/>
       </w:rPr>
@@ -14647,6 +15246,7 @@
     </w:tblStylePr>
     <w:tblStylePr w:type="lastRow">
       <w:rPr>
+        <w:rFonts w:eastAsia="黑体"/>
         <w:b/>
         <w:bCs/>
         <w:color w:themeColor="text1" w:val="000000"/>
@@ -14658,6 +15258,7 @@
     </w:tblStylePr>
     <w:tblStylePr w:type="firstCol">
       <w:rPr>
+        <w:rFonts w:eastAsia="黑体"/>
         <w:color w:themeColor="background1" w:val="FFFFFF"/>
       </w:rPr>
       <w:tblPr/>
@@ -14667,6 +15268,7 @@
     </w:tblStylePr>
     <w:tblStylePr w:type="lastCol">
       <w:rPr>
+        <w:rFonts w:eastAsia="黑体"/>
         <w:color w:themeColor="background1" w:val="FFFFFF"/>
       </w:rPr>
       <w:tblPr/>
@@ -14699,6 +15301,7 @@
     <w:name w:val="KeywordTok"/>
     <w:basedOn w:val="VerbatimChar"/>
     <w:rPr>
+      <w:rFonts w:eastAsia="黑体"/>
       <w:b/>
       <w:color w:val="007020"/>
     </w:rPr>
@@ -14707,6 +15310,7 @@
     <w:name w:val="DataTypeTok"/>
     <w:basedOn w:val="VerbatimChar"/>
     <w:rPr>
+      <w:rFonts w:eastAsia="黑体"/>
       <w:color w:val="902000"/>
     </w:rPr>
   </w:style>
@@ -14714,6 +15318,7 @@
     <w:name w:val="DecValTok"/>
     <w:basedOn w:val="VerbatimChar"/>
     <w:rPr>
+      <w:rFonts w:eastAsia="黑体"/>
       <w:color w:val="40a070"/>
     </w:rPr>
   </w:style>
@@ -14721,6 +15326,7 @@
     <w:name w:val="BaseNTok"/>
     <w:basedOn w:val="VerbatimChar"/>
     <w:rPr>
+      <w:rFonts w:eastAsia="黑体"/>
       <w:color w:val="40a070"/>
     </w:rPr>
   </w:style>
@@ -14728,6 +15334,7 @@
     <w:name w:val="FloatTok"/>
     <w:basedOn w:val="VerbatimChar"/>
     <w:rPr>
+      <w:rFonts w:eastAsia="黑体"/>
       <w:color w:val="40a070"/>
     </w:rPr>
   </w:style>
@@ -14735,6 +15342,7 @@
     <w:name w:val="ConstantTok"/>
     <w:basedOn w:val="VerbatimChar"/>
     <w:rPr>
+      <w:rFonts w:eastAsia="黑体"/>
       <w:color w:val="880000"/>
     </w:rPr>
   </w:style>
@@ -14742,6 +15350,7 @@
     <w:name w:val="CharTok"/>
     <w:basedOn w:val="VerbatimChar"/>
     <w:rPr>
+      <w:rFonts w:eastAsia="黑体"/>
       <w:color w:val="4070a0"/>
     </w:rPr>
   </w:style>
@@ -14749,6 +15358,7 @@
     <w:name w:val="SpecialCharTok"/>
     <w:basedOn w:val="VerbatimChar"/>
     <w:rPr>
+      <w:rFonts w:eastAsia="黑体"/>
       <w:color w:val="4070a0"/>
     </w:rPr>
   </w:style>
@@ -14756,6 +15366,7 @@
     <w:name w:val="StringTok"/>
     <w:basedOn w:val="VerbatimChar"/>
     <w:rPr>
+      <w:rFonts w:eastAsia="黑体"/>
       <w:color w:val="4070a0"/>
     </w:rPr>
   </w:style>
@@ -14763,6 +15374,7 @@
     <w:name w:val="VerbatimStringTok"/>
     <w:basedOn w:val="VerbatimChar"/>
     <w:rPr>
+      <w:rFonts w:eastAsia="黑体"/>
       <w:color w:val="4070a0"/>
     </w:rPr>
   </w:style>
@@ -14770,6 +15382,7 @@
     <w:name w:val="SpecialStringTok"/>
     <w:basedOn w:val="VerbatimChar"/>
     <w:rPr>
+      <w:rFonts w:eastAsia="黑体"/>
       <w:color w:val="bb6688"/>
     </w:rPr>
   </w:style>
@@ -14777,6 +15390,7 @@
     <w:name w:val="ImportTok"/>
     <w:basedOn w:val="VerbatimChar"/>
     <w:rPr>
+      <w:rFonts w:eastAsia="黑体"/>
       <w:b/>
       <w:color w:val="008000"/>
     </w:rPr>
@@ -14785,6 +15399,7 @@
     <w:name w:val="CommentTok"/>
     <w:basedOn w:val="VerbatimChar"/>
     <w:rPr>
+      <w:rFonts w:eastAsia="黑体"/>
       <w:i/>
       <w:color w:val="60a0b0"/>
     </w:rPr>
@@ -14793,6 +15408,7 @@
     <w:name w:val="DocumentationTok"/>
     <w:basedOn w:val="VerbatimChar"/>
     <w:rPr>
+      <w:rFonts w:eastAsia="黑体"/>
       <w:i/>
       <w:color w:val="ba2121"/>
     </w:rPr>
@@ -14801,6 +15417,7 @@
     <w:name w:val="AnnotationTok"/>
     <w:basedOn w:val="VerbatimChar"/>
     <w:rPr>
+      <w:rFonts w:eastAsia="黑体"/>
       <w:b/>
       <w:i/>
       <w:color w:val="60a0b0"/>
@@ -14810,6 +15427,7 @@
     <w:name w:val="CommentVarTok"/>
     <w:basedOn w:val="VerbatimChar"/>
     <w:rPr>
+      <w:rFonts w:eastAsia="黑体"/>
       <w:b/>
       <w:i/>
       <w:color w:val="60a0b0"/>
@@ -14819,6 +15437,7 @@
     <w:name w:val="OtherTok"/>
     <w:basedOn w:val="VerbatimChar"/>
     <w:rPr>
+      <w:rFonts w:eastAsia="黑体"/>
       <w:color w:val="007020"/>
     </w:rPr>
   </w:style>
@@ -14826,6 +15445,7 @@
     <w:name w:val="FunctionTok"/>
     <w:basedOn w:val="VerbatimChar"/>
     <w:rPr>
+      <w:rFonts w:eastAsia="黑体"/>
       <w:color w:val="06287e"/>
     </w:rPr>
   </w:style>
@@ -14833,6 +15453,7 @@
     <w:name w:val="VariableTok"/>
     <w:basedOn w:val="VerbatimChar"/>
     <w:rPr>
+      <w:rFonts w:eastAsia="黑体"/>
       <w:color w:val="19177c"/>
     </w:rPr>
   </w:style>
@@ -14840,6 +15461,7 @@
     <w:name w:val="ControlFlowTok"/>
     <w:basedOn w:val="VerbatimChar"/>
     <w:rPr>
+      <w:rFonts w:eastAsia="黑体"/>
       <w:b/>
       <w:color w:val="007020"/>
     </w:rPr>
@@ -14848,6 +15470,7 @@
     <w:name w:val="OperatorTok"/>
     <w:basedOn w:val="VerbatimChar"/>
     <w:rPr>
+      <w:rFonts w:eastAsia="黑体"/>
       <w:color w:val="666666"/>
     </w:rPr>
   </w:style>
@@ -14855,18 +15478,22 @@
     <w:name w:val="BuiltInTok"/>
     <w:basedOn w:val="VerbatimChar"/>
     <w:rPr>
+      <w:rFonts w:eastAsia="黑体"/>
       <w:color w:val="008000"/>
     </w:rPr>
   </w:style>
   <w:style w:type="character" w:customStyle="1" w:styleId="ExtensionTok">
     <w:name w:val="ExtensionTok"/>
     <w:basedOn w:val="VerbatimChar"/>
-    <w:rPr/>
+    <w:rPr>
+      <w:rFonts w:eastAsia="黑体"/>
+    </w:rPr>
   </w:style>
   <w:style w:type="character" w:customStyle="1" w:styleId="PreprocessorTok">
     <w:name w:val="PreprocessorTok"/>
     <w:basedOn w:val="VerbatimChar"/>
     <w:rPr>
+      <w:rFonts w:eastAsia="黑体"/>
       <w:color w:val="bc7a00"/>
     </w:rPr>
   </w:style>
@@ -14874,18 +15501,22 @@
     <w:name w:val="AttributeTok"/>
     <w:basedOn w:val="VerbatimChar"/>
     <w:rPr>
+      <w:rFonts w:eastAsia="黑体"/>
       <w:color w:val="7d9029"/>
     </w:rPr>
   </w:style>
   <w:style w:type="character" w:customStyle="1" w:styleId="RegionMarkerTok">
     <w:name w:val="RegionMarkerTok"/>
     <w:basedOn w:val="VerbatimChar"/>
-    <w:rPr/>
+    <w:rPr>
+      <w:rFonts w:eastAsia="黑体"/>
+    </w:rPr>
   </w:style>
   <w:style w:type="character" w:customStyle="1" w:styleId="InformationTok">
     <w:name w:val="InformationTok"/>
     <w:basedOn w:val="VerbatimChar"/>
     <w:rPr>
+      <w:rFonts w:eastAsia="黑体"/>
       <w:b/>
       <w:i/>
       <w:color w:val="60a0b0"/>
@@ -14895,6 +15526,7 @@
     <w:name w:val="WarningTok"/>
     <w:basedOn w:val="VerbatimChar"/>
     <w:rPr>
+      <w:rFonts w:eastAsia="黑体"/>
       <w:b/>
       <w:i/>
       <w:color w:val="60a0b0"/>
@@ -14904,6 +15536,7 @@
     <w:name w:val="AlertTok"/>
     <w:basedOn w:val="VerbatimChar"/>
     <w:rPr>
+      <w:rFonts w:eastAsia="黑体"/>
       <w:b/>
       <w:color w:val="ff0000"/>
     </w:rPr>
@@ -14912,6 +15545,7 @@
     <w:name w:val="ErrorTok"/>
     <w:basedOn w:val="VerbatimChar"/>
     <w:rPr>
+      <w:rFonts w:eastAsia="黑体"/>
       <w:b/>
       <w:color w:val="ff0000"/>
     </w:rPr>
@@ -14919,7 +15553,9 @@
   <w:style w:type="character" w:customStyle="1" w:styleId="NormalTok">
     <w:name w:val="NormalTok"/>
     <w:basedOn w:val="VerbatimChar"/>
-    <w:rPr/>
+    <w:rPr>
+      <w:rFonts w:eastAsia="黑体"/>
+    </w:rPr>
   </w:style>
 </w:styles>
 </file>
@@ -14968,12 +15604,12 @@
     <a:fontScheme name="Office">
       <a:majorFont>
         <a:latin typeface="Calibri"/>
-        <a:ea typeface=""/>
+        <a:ea typeface="黑体"/>
         <a:cs typeface=""/>
         <a:font script="Jpan" typeface="ＭＳ ゴシック"/>
         <a:font script="Hang" typeface="맑은 고딕"/>
-        <a:font script="Hans" typeface="宋体"/>
-        <a:font script="Hant" typeface="新細明體"/>
+        <a:font script="Hans" typeface="黑体"/>
+        <a:font script="Hant" typeface="黑体"/>
         <a:font script="Arab" typeface="Times New Roman"/>
         <a:font script="Hebr" typeface="Times New Roman"/>
         <a:font script="Thai" typeface="Angsana New"/>
@@ -15003,12 +15639,12 @@
       </a:majorFont>
       <a:minorFont>
         <a:latin typeface="Cambria"/>
-        <a:ea typeface=""/>
+        <a:ea typeface="黑体"/>
         <a:cs typeface=""/>
         <a:font script="Jpan" typeface="ＭＳ 明朝"/>
         <a:font script="Hang" typeface="맑은 고딕"/>
-        <a:font script="Hans" typeface="宋体"/>
-        <a:font script="Hant" typeface="新細明體"/>
+        <a:font script="Hans" typeface="黑体"/>
+        <a:font script="Hant" typeface="黑体"/>
         <a:font script="Arab" typeface="Arial"/>
         <a:font script="Hebr" typeface="Arial"/>
         <a:font script="Thai" typeface="Cordia New"/>

--- a/01-电源电路/04-电池充放电管理/被动均衡电路/被动均衡电路.docx
+++ b/01-电源电路/04-电池充放电管理/被动均衡电路/被动均衡电路.docx
@@ -2533,7 +2533,7 @@
           <w:color w:val="555555"/>
           <w:sz w:val="21"/>
         </w:rPr>
-        <w:t>材料收集者：杜文杰，WX手机：19519196569，QQ:3478827729</w:t>
+        <w:t>材料收集者：杜文杰，微信/手机：19519196569，QQ:3478827729</w:t>
       </w:r>
     </w:p>
     <w:sectPr>
